--- a/zht/docx/186.content.docx
+++ b/zht/docx/186.content.docx
@@ -149,7 +149,7 @@
         <w:rPr>
           <w:lang w:val="zh_TW" w:bidi="zh_TW"/>
         </w:rPr>
-        <w:t>zui</w:t>
+        <w:t>zhong</w:t>
       </w:r>
       <w:r>
         <w:rPr>
@@ -212,7 +212,7 @@
         <w:rPr>
           <w:lang w:val="zh_TW" w:bidi="zh_TW"/>
         </w:rPr>
-        <w:t>罪</w:t>
+        <w:t>中間狀態</w:t>
       </w:r>
       <w:r>
         <w:rPr>
@@ -231,7 +231,25 @@
         <w:rPr>
           <w:lang w:val="zh_TW" w:bidi="zh_TW"/>
         </w:rPr>
-        <w:t>指不僅僅是對人類、社會、他人或自身的惡行，更是對神的冒犯。因此，神的概念賦予罪多方面的含義。其它神明通常被認為是反覆無常且沒有道德標準的，它們在不受約束的行為中行使無限的權力，因此不會像以色列的獨一神，聖潔、公義、完全良善的神那樣，產生強烈的罪惡感。這種與宗教相關的罪惡概念以及隨之而來的術語，一直延續到新約時期。</w:t>
+        <w:t>這是人死後、最終復活之前的那段狀態。換句話說，一個人在死後但還未復活之前會發生什麼事？這方面的教導在新約聖經中比在舊約聖經中更為清楚。不過，若認為舊約聖經完全沒有提及這個問題，那是錯誤的（例如，</w:t>
+      </w:r>
+      <w:hyperlink r:id="rId13">
+        <w:r>
+          <w:rPr>
+            <w:lang w:val="zh_TW" w:bidi="zh_TW"/>
+          </w:rPr>
+          <w:rPr>
+            <w:color w:val="0000EE"/>
+            <w:u w:val="single"/>
+          </w:rPr>
+          <w:t>伯19:25</w:t>
+        </w:r>
+      </w:hyperlink>
+      <w:r>
+        <w:rPr>
+          <w:lang w:val="zh_TW" w:bidi="zh_TW"/>
+        </w:rPr>
+        <w:t>）。</w:t>
       </w:r>
     </w:p>
     <w:p>
@@ -242,7 +260,7 @@
         <w:rPr>
           <w:lang w:val="zh_TW" w:bidi="zh_TW"/>
         </w:rPr>
-        <w:t>術語</w:t>
+        <w:t>聖經對中間狀態的教導是甚麼？</w:t>
       </w:r>
     </w:p>
     <w:p>
@@ -256,9 +274,9 @@
         <w:rPr>
           <w:lang w:val="zh_TW" w:bidi="zh_TW"/>
         </w:rPr>
-        <w:t>以色列的神為人類的行為設立了理想標準。聖經中關於罪的最常見詞語是指以某種方式違背這一標準。希伯來文hata’和希臘文hamartia原本的意思是「未達標準，未盡責任」（</w:t>
-      </w:r>
-      <w:hyperlink r:id="rId13">
+        <w:t>根據耶穌基督在</w:t>
+      </w:r>
+      <w:hyperlink r:id="rId14">
         <w:r>
           <w:rPr>
             <w:lang w:val="zh_TW" w:bidi="zh_TW"/>
@@ -267,38 +285,68 @@
             <w:color w:val="0000EE"/>
             <w:u w:val="single"/>
           </w:rPr>
-          <w:t>羅3:23</w:t>
+          <w:t>馬太福音二十二章32節</w:t>
         </w:r>
       </w:hyperlink>
       <w:r>
         <w:rPr>
           <w:lang w:val="zh_TW" w:bidi="zh_TW"/>
         </w:rPr>
-        <w:t>）。神作為律法的賜予者，為人類的自由設置了界限；另一個常見的詞語（希伯來文‘abar</w:t>
-      </w:r>
-      <w:r>
-        <w:rPr>
-          <w:i/>
-          <w:lang w:val="zh_TW" w:bidi="zh_TW"/>
-        </w:rPr>
-        <w:t>；</w:t>
-      </w:r>
-      <w:r>
-        <w:rPr>
-          <w:lang w:val="zh_TW" w:bidi="zh_TW"/>
-        </w:rPr>
-        <w:t>希臘文parabasis）將罪描述為「越界」，「超越設置的界限」。類似的詞語有pesha‘（希伯來文），意為「叛逆」，「違法」；’asham（希伯來文）表示「侵犯神的王權」，「承擔罪責」；paraptoma（希臘文）表示「偏離正路」，「闖入禁區」。 「罪孽」通常翻譯為‘aon（希伯來文，意為「邪惡」，「錯誤」），其在新約中最接近的對應詞是anomia（希臘文，「無法無天」）或paranomia（希臘文，「違法」）。</w:t>
-      </w:r>
-    </w:p>
-    <w:p>
-      <w:pPr>
-        <w:pStyle w:val="Heading3"/>
-      </w:pPr>
-      <w:r>
-        <w:rPr>
-          <w:lang w:val="zh_TW" w:bidi="zh_TW"/>
-        </w:rPr>
-        <w:t>舊約中的罪</w:t>
+        <w:t>的教導，如</w:t>
+      </w:r>
+      <w:hyperlink r:id="rId15">
+        <w:r>
+          <w:rPr>
+            <w:lang w:val="zh_TW" w:bidi="zh_TW"/>
+          </w:rPr>
+          <w:rPr>
+            <w:color w:val="0000EE"/>
+            <w:u w:val="single"/>
+          </w:rPr>
+          <w:t>出埃及記三章6節</w:t>
+        </w:r>
+      </w:hyperlink>
+      <w:r>
+        <w:rPr>
+          <w:lang w:val="zh_TW" w:bidi="zh_TW"/>
+        </w:rPr>
+        <w:t>這樣的經文提供了「中間狀態」存在的線索。即使在新約聖經中，有關中間狀態的說明也並不十分明確，只能從關於人（尤其是信徒）肉身死亡與復活的教導中，間接得知。這是基督自己在</w:t>
+      </w:r>
+      <w:hyperlink r:id="rId16">
+        <w:r>
+          <w:rPr>
+            <w:lang w:val="zh_TW" w:bidi="zh_TW"/>
+          </w:rPr>
+          <w:rPr>
+            <w:color w:val="0000EE"/>
+            <w:u w:val="single"/>
+          </w:rPr>
+          <w:t>馬太福音二十二章30至32節</w:t>
+        </w:r>
+      </w:hyperlink>
+      <w:r>
+        <w:rPr>
+          <w:lang w:val="zh_TW" w:bidi="zh_TW"/>
+        </w:rPr>
+        <w:t>中所教導的。使徒（特別是保羅）也同樣教導了這一點，如他在</w:t>
+      </w:r>
+      <w:hyperlink r:id="rId17">
+        <w:r>
+          <w:rPr>
+            <w:lang w:val="zh_TW" w:bidi="zh_TW"/>
+          </w:rPr>
+          <w:rPr>
+            <w:color w:val="0000EE"/>
+            <w:u w:val="single"/>
+          </w:rPr>
+          <w:t>哥林多前書十五章</w:t>
+        </w:r>
+      </w:hyperlink>
+      <w:r>
+        <w:rPr>
+          <w:lang w:val="zh_TW" w:bidi="zh_TW"/>
+        </w:rPr>
+        <w:t>所述。</w:t>
       </w:r>
     </w:p>
     <w:p>
@@ -312,9 +360,9 @@
         <w:rPr>
           <w:lang w:val="zh_TW" w:bidi="zh_TW"/>
         </w:rPr>
-        <w:t>創世記將罪的根源追溯到故意濫用神所賦予的自由，來違背了一個單獨的限制性禁令。以西結書強烈主張個人責任，反對傳統的集體罪責理論（</w:t>
-      </w:r>
-      <w:hyperlink r:id="rId14">
+        <w:t>此外，聖經教導人是由靈魂與身體組成的一個整體，而不是靈魂偶然有了身體（</w:t>
+      </w:r>
+      <w:hyperlink r:id="rId18">
         <w:r>
           <w:rPr>
             <w:lang w:val="zh_TW" w:bidi="zh_TW"/>
@@ -323,16 +371,38 @@
             <w:color w:val="0000EE"/>
             <w:u w:val="single"/>
           </w:rPr>
-          <w:t>結18</w:t>
+          <w:t>創2:7</w:t>
         </w:r>
       </w:hyperlink>
       <w:r>
         <w:rPr>
           <w:lang w:val="zh_TW" w:bidi="zh_TW"/>
         </w:rPr>
-        <w:t>）。繼耶利米之後，他強調如果要改變外在行為，內心的生命必須得到潔淨和更新；神的律法必須成為個人內心的動力，才能克服罪（</w:t>
-      </w:r>
-      <w:hyperlink r:id="rId15">
+        <w:t>）。這一點讓我們得以窺見人死後的情況。根據這些經文的啟示，可以得出關於中間狀態的兩個結論。</w:t>
+      </w:r>
+    </w:p>
+    <w:p>
+      <w:pPr>
+        <w:pStyle w:val="ListNumber"/>
+        <w:numPr>
+          <w:ilvl w:val="0"/>
+          <w:numId w:val="14"/>
+        </w:numPr>
+        <w:spacing w:line="240" w:lineRule="auto"/>
+        <w:ind w:left="720"/>
+      </w:pPr>
+      <w:r>
+        <w:rPr>
+          <w:lang w:val="zh_TW" w:bidi="zh_TW"/>
+        </w:rPr>
+      </w:r>
+      <w:r>
+        <w:rPr>
+          <w:lang w:val="zh_TW" w:bidi="zh_TW"/>
+        </w:rPr>
+        <w:t>肉身的死亡並不是一個人生命的完全終結。人在死後仍繼續存在，這不僅是活在後人的記憶中，而是以一個有別於他人的獨立個體繼續存在。對信徒而言，他們在死後能意識到神慈愛的同在（</w:t>
+      </w:r>
+      <w:hyperlink r:id="rId19">
         <w:r>
           <w:rPr>
             <w:lang w:val="zh_TW" w:bidi="zh_TW"/>
@@ -341,16 +411,34 @@
             <w:color w:val="0000EE"/>
             <w:u w:val="single"/>
           </w:rPr>
-          <w:t>耶31:29–34</w:t>
+          <w:t>腓1:23</w:t>
         </w:r>
       </w:hyperlink>
       <w:r>
         <w:rPr>
           <w:lang w:val="zh_TW" w:bidi="zh_TW"/>
         </w:rPr>
-        <w:t>；</w:t>
-      </w:r>
-      <w:hyperlink r:id="rId16">
+        <w:t>）。</w:t>
+      </w:r>
+    </w:p>
+    <w:p>
+      <w:pPr>
+        <w:pStyle w:val="ListNumber"/>
+        <w:spacing w:line="240" w:lineRule="auto"/>
+        <w:ind w:left="720"/>
+      </w:pPr>
+      <w:r>
+        <w:rPr>
+          <w:lang w:val="zh_TW" w:bidi="zh_TW"/>
+        </w:rPr>
+      </w:r>
+      <w:r>
+        <w:rPr>
+          <w:lang w:val="zh_TW" w:bidi="zh_TW"/>
+        </w:rPr>
+        <w:t>然而，這種存在並不是人原本被造時的樣式。這是一種不完全或非常態的狀態，因為擁有身體是人按神的形像被造的一個必要條件。人在經歷死亡之後，等待身體的復活。對基督徒而言，那時將經歷完全的救贖——在基督面前脫離罪惡，進入完全自由的狀態（</w:t>
+      </w:r>
+      <w:hyperlink r:id="rId20">
         <w:r>
           <w:rPr>
             <w:lang w:val="zh_TW" w:bidi="zh_TW"/>
@@ -359,7 +447,7 @@
             <w:color w:val="0000EE"/>
             <w:u w:val="single"/>
           </w:rPr>
-          <w:t>結36:24–29</w:t>
+          <w:t>林前15:50–58</w:t>
         </w:r>
       </w:hyperlink>
       <w:r>
@@ -376,7 +464,13 @@
           <w:lang w:val="zh_TW" w:bidi="zh_TW"/>
         </w:rPr>
       </w:r>
-      <w:hyperlink r:id="rId17">
+      <w:r>
+        <w:rPr>
+          <w:lang w:val="zh_TW" w:bidi="zh_TW"/>
+        </w:rPr>
+        <w:t>聖經對非基督徒在中間狀態中的情形說得較不清楚。其中包括一段難解的經文，就是</w:t>
+      </w:r>
+      <w:hyperlink r:id="rId21">
         <w:r>
           <w:rPr>
             <w:lang w:val="zh_TW" w:bidi="zh_TW"/>
@@ -385,62 +479,14 @@
             <w:color w:val="0000EE"/>
             <w:u w:val="single"/>
           </w:rPr>
-          <w:t>詩篇第五十一篇</w:t>
+          <w:t>彼得前書三章19至20節</w:t>
         </w:r>
       </w:hyperlink>
       <w:r>
         <w:rPr>
           <w:lang w:val="zh_TW" w:bidi="zh_TW"/>
         </w:rPr>
-        <w:t>深刻分析了罪的內在意義。詩人承認「我是在罪孽裡生的」，表達他的生命從一開始就充滿罪。他的整個人格需要「潔淨」，因他被玷污了。儀式上的獻祭無法解決問題，唯有破碎、痛悔的心才能為神的潔淨做好準備。唯一的盼盼和唯一依靠之處，就在於神堅定的愛和豐富的憐憫。儘管舊約對罪的觀點十分嚴厲，但其中也包含了關於充滿恩典的赦免保證（</w:t>
-      </w:r>
-      <w:hyperlink r:id="rId18">
-        <w:r>
-          <w:rPr>
-            <w:lang w:val="zh_TW" w:bidi="zh_TW"/>
-          </w:rPr>
-          <w:rPr>
-            <w:color w:val="0000EE"/>
-            <w:u w:val="single"/>
-          </w:rPr>
-          <w:t>詩103:8–14；</w:t>
-        </w:r>
-      </w:hyperlink>
-      <w:hyperlink r:id="rId19">
-        <w:r>
-          <w:rPr>
-            <w:lang w:val="zh_TW" w:bidi="zh_TW"/>
-          </w:rPr>
-          <w:rPr>
-            <w:color w:val="0000EE"/>
-            <w:u w:val="single"/>
-          </w:rPr>
-          <w:t>賽1:18</w:t>
-        </w:r>
-      </w:hyperlink>
-      <w:r>
-        <w:rPr>
-          <w:lang w:val="zh_TW" w:bidi="zh_TW"/>
-        </w:rPr>
-        <w:t>，</w:t>
-      </w:r>
-      <w:hyperlink r:id="rId20">
-        <w:r>
-          <w:rPr>
-            <w:lang w:val="zh_TW" w:bidi="zh_TW"/>
-          </w:rPr>
-          <w:rPr>
-            <w:color w:val="0000EE"/>
-            <w:u w:val="single"/>
-          </w:rPr>
-          <w:t>55:6–7</w:t>
-        </w:r>
-      </w:hyperlink>
-      <w:r>
-        <w:rPr>
-          <w:lang w:val="zh_TW" w:bidi="zh_TW"/>
-        </w:rPr>
-        <w:t>）。</w:t>
+        <w:t>所提到基督向「監獄裡的靈」傳道的事。</w:t>
       </w:r>
     </w:p>
     <w:p>
@@ -451,7 +497,7 @@
         <w:rPr>
           <w:lang w:val="zh_TW" w:bidi="zh_TW"/>
         </w:rPr>
-        <w:t>在耶穌的教導中</w:t>
+        <w:t>中間狀態是怎樣的？</w:t>
       </w:r>
     </w:p>
     <w:p>
@@ -465,9 +511,9 @@
         <w:rPr>
           <w:lang w:val="zh_TW" w:bidi="zh_TW"/>
         </w:rPr>
-        <w:t>耶穌關於罪的教導強調了神恩典的饒恕和更新，祂不僅以權柄宣告「你的罪赦了」，還透過許多憐憫性的行為和社會上的認同，來顯明祂成為罪人的朋友，呼召他們悔改，重建他們的盼望和尊嚴（</w:t>
-      </w:r>
-      <w:hyperlink r:id="rId21">
+        <w:t>聖經對中間狀態中的生命狀況所揭示的內容十分有限。保羅在</w:t>
+      </w:r>
+      <w:hyperlink r:id="rId19">
         <w:r>
           <w:rPr>
             <w:lang w:val="zh_TW" w:bidi="zh_TW"/>
@@ -476,14 +522,14 @@
             <w:color w:val="0000EE"/>
             <w:u w:val="single"/>
           </w:rPr>
-          <w:t>太9:1–13</w:t>
+          <w:t>腓立比書一章23節</w:t>
         </w:r>
       </w:hyperlink>
       <w:r>
         <w:rPr>
           <w:lang w:val="zh_TW" w:bidi="zh_TW"/>
         </w:rPr>
-        <w:t>，</w:t>
+        <w:t>提到，他離世以後要「與基督同在，因為這是好得無比的」，但他並沒有提供具體細節。至於掃羅與「隱‧多珥的交鬼婦人」（「交鬼婦人」是指與靈界溝通的人。）的事件（</w:t>
       </w:r>
       <w:hyperlink r:id="rId22">
         <w:r>
@@ -494,50 +540,14 @@
             <w:color w:val="0000EE"/>
             <w:u w:val="single"/>
           </w:rPr>
-          <w:t>11:19</w:t>
+          <w:t>撒上28:7</w:t>
         </w:r>
       </w:hyperlink>
       <w:r>
         <w:rPr>
           <w:lang w:val="zh_TW" w:bidi="zh_TW"/>
         </w:rPr>
-        <w:t>；</w:t>
-      </w:r>
-      <w:hyperlink r:id="rId23">
-        <w:r>
-          <w:rPr>
-            <w:lang w:val="zh_TW" w:bidi="zh_TW"/>
-          </w:rPr>
-          <w:rPr>
-            <w:color w:val="0000EE"/>
-            <w:u w:val="single"/>
-          </w:rPr>
-          <w:t>路15章</w:t>
-        </w:r>
-      </w:hyperlink>
-      <w:r>
-        <w:rPr>
-          <w:lang w:val="zh_TW" w:bidi="zh_TW"/>
-        </w:rPr>
-        <w:t>，</w:t>
-      </w:r>
-      <w:hyperlink r:id="rId24">
-        <w:r>
-          <w:rPr>
-            <w:lang w:val="zh_TW" w:bidi="zh_TW"/>
-          </w:rPr>
-          <w:rPr>
-            <w:color w:val="0000EE"/>
-            <w:u w:val="single"/>
-          </w:rPr>
-          <w:t>19:1–10</w:t>
-        </w:r>
-      </w:hyperlink>
-      <w:r>
-        <w:rPr>
-          <w:lang w:val="zh_TW" w:bidi="zh_TW"/>
-        </w:rPr>
-        <w:t>）。</w:t>
+        <w:t>），也不宜用來推斷中間狀態的情形，因為對於這段經文的解釋存在許多不同看法。</w:t>
       </w:r>
     </w:p>
     <w:p>
@@ -551,9 +561,9 @@
         <w:rPr>
           <w:lang w:val="zh_TW" w:bidi="zh_TW"/>
         </w:rPr>
-        <w:t>耶穌對罪的來源所說不多，除了指出它源於人心和意志（</w:t>
-      </w:r>
-      <w:hyperlink r:id="rId25">
+        <w:t>基督在</w:t>
+      </w:r>
+      <w:hyperlink r:id="rId23">
         <w:r>
           <w:rPr>
             <w:lang w:val="zh_TW" w:bidi="zh_TW"/>
@@ -562,16 +572,16 @@
             <w:color w:val="0000EE"/>
             <w:u w:val="single"/>
           </w:rPr>
-          <w:t>太6:22–23</w:t>
+          <w:t>路加福音十六章19至31節</w:t>
         </w:r>
       </w:hyperlink>
       <w:r>
         <w:rPr>
           <w:lang w:val="zh_TW" w:bidi="zh_TW"/>
         </w:rPr>
-        <w:t>，</w:t>
-      </w:r>
-      <w:hyperlink r:id="rId26">
+        <w:t>中所說「財主與拉撒路」的比喻，同樣難以直接用來描繪中間狀態，因為那是一個具有象徵性的比喻。其主要目的是教導人今生對永恆結局的重要性，因此必須謹慎看待。或許我們所能確定的只是：死在基督裡的人「立即與神同在」，他們在祂慈愛的同在中得享安息，直到復活之日；而未得救的人則處於沒有平安的狀態，等待復活受審判（</w:t>
+      </w:r>
+      <w:hyperlink r:id="rId24">
         <w:r>
           <w:rPr>
             <w:lang w:val="zh_TW" w:bidi="zh_TW"/>
@@ -580,187 +590,13 @@
             <w:color w:val="0000EE"/>
             <w:u w:val="single"/>
           </w:rPr>
-          <w:t>7:17–19</w:t>
+          <w:t>約5:29</w:t>
         </w:r>
       </w:hyperlink>
       <w:r>
         <w:rPr>
           <w:lang w:val="zh_TW" w:bidi="zh_TW"/>
         </w:rPr>
-        <w:t>，</w:t>
-      </w:r>
-      <w:hyperlink r:id="rId27">
-        <w:r>
-          <w:rPr>
-            <w:lang w:val="zh_TW" w:bidi="zh_TW"/>
-          </w:rPr>
-          <w:rPr>
-            <w:color w:val="0000EE"/>
-            <w:u w:val="single"/>
-          </w:rPr>
-          <w:t>18:7</w:t>
-        </w:r>
-      </w:hyperlink>
-      <w:r>
-        <w:rPr>
-          <w:lang w:val="zh_TW" w:bidi="zh_TW"/>
-        </w:rPr>
-        <w:t>；</w:t>
-      </w:r>
-      <w:hyperlink r:id="rId28">
-        <w:r>
-          <w:rPr>
-            <w:lang w:val="zh_TW" w:bidi="zh_TW"/>
-          </w:rPr>
-          <w:rPr>
-            <w:color w:val="0000EE"/>
-            <w:u w:val="single"/>
-          </w:rPr>
-          <w:t>可7:20–23</w:t>
-        </w:r>
-      </w:hyperlink>
-      <w:r>
-        <w:rPr>
-          <w:lang w:val="zh_TW" w:bidi="zh_TW"/>
-        </w:rPr>
-        <w:t>），但祂明顯重新定義了罪的範圍。律法只能評判人的行為，然而耶穌指出，憤怒、輕視、淫念、心硬和欺詐也都是罪。祂還提到忽視善行、無所作為的罪，如不結果子的樹、未使用的才幹、祭司忽視傷者，以及從未表現出的愛（</w:t>
-      </w:r>
-      <w:hyperlink r:id="rId29">
-        <w:r>
-          <w:rPr>
-            <w:lang w:val="zh_TW" w:bidi="zh_TW"/>
-          </w:rPr>
-          <w:rPr>
-            <w:color w:val="0000EE"/>
-            <w:u w:val="single"/>
-          </w:rPr>
-          <w:t>太25:41–46</w:t>
-        </w:r>
-      </w:hyperlink>
-      <w:r>
-        <w:rPr>
-          <w:lang w:val="zh_TW" w:bidi="zh_TW"/>
-        </w:rPr>
-        <w:t>）。祂特別譴責對愛的冒犯——不友善、固執敵意、自私、漠不關心（</w:t>
-      </w:r>
-      <w:hyperlink r:id="rId30">
-        <w:r>
-          <w:rPr>
-            <w:lang w:val="zh_TW" w:bidi="zh_TW"/>
-          </w:rPr>
-          <w:rPr>
-            <w:color w:val="0000EE"/>
-            <w:u w:val="single"/>
-          </w:rPr>
-          <w:t>路12:16–21，</w:t>
-        </w:r>
-      </w:hyperlink>
-      <w:hyperlink r:id="rId31">
-        <w:r>
-          <w:rPr>
-            <w:lang w:val="zh_TW" w:bidi="zh_TW"/>
-          </w:rPr>
-          <w:rPr>
-            <w:color w:val="0000EE"/>
-            <w:u w:val="single"/>
-          </w:rPr>
-          <w:t>16:19–31</w:t>
-        </w:r>
-      </w:hyperlink>
-      <w:r>
-        <w:rPr>
-          <w:lang w:val="zh_TW" w:bidi="zh_TW"/>
-        </w:rPr>
-        <w:t>）。祂還譴責自義和屬靈的瞎眼（</w:t>
-      </w:r>
-      <w:hyperlink r:id="rId32">
-        <w:r>
-          <w:rPr>
-            <w:lang w:val="zh_TW" w:bidi="zh_TW"/>
-          </w:rPr>
-          <w:rPr>
-            <w:color w:val="0000EE"/>
-            <w:u w:val="single"/>
-          </w:rPr>
-          <w:t>太23:16–26</w:t>
-        </w:r>
-      </w:hyperlink>
-      <w:r>
-        <w:rPr>
-          <w:lang w:val="zh_TW" w:bidi="zh_TW"/>
-        </w:rPr>
-        <w:t>；</w:t>
-      </w:r>
-      <w:hyperlink r:id="rId33">
-        <w:r>
-          <w:rPr>
-            <w:lang w:val="zh_TW" w:bidi="zh_TW"/>
-          </w:rPr>
-          <w:rPr>
-            <w:color w:val="0000EE"/>
-            <w:u w:val="single"/>
-          </w:rPr>
-          <w:t>可3:22–30</w:t>
-        </w:r>
-      </w:hyperlink>
-      <w:r>
-        <w:rPr>
-          <w:lang w:val="zh_TW" w:bidi="zh_TW"/>
-        </w:rPr>
-        <w:t>）。耶穌將罪比作疾病（</w:t>
-      </w:r>
-      <w:hyperlink r:id="rId34">
-        <w:r>
-          <w:rPr>
-            <w:lang w:val="zh_TW" w:bidi="zh_TW"/>
-          </w:rPr>
-          <w:rPr>
-            <w:color w:val="0000EE"/>
-            <w:u w:val="single"/>
-          </w:rPr>
-          <w:t>可2:17</w:t>
-        </w:r>
-      </w:hyperlink>
-      <w:r>
-        <w:rPr>
-          <w:lang w:val="zh_TW" w:bidi="zh_TW"/>
-        </w:rPr>
-        <w:t>），有時比作愚蠢（</w:t>
-      </w:r>
-      <w:hyperlink r:id="rId35">
-        <w:r>
-          <w:rPr>
-            <w:lang w:val="zh_TW" w:bidi="zh_TW"/>
-          </w:rPr>
-          <w:rPr>
-            <w:color w:val="0000EE"/>
-            <w:u w:val="single"/>
-          </w:rPr>
-          <w:t>路12:20</w:t>
-        </w:r>
-      </w:hyperlink>
-      <w:r>
-        <w:rPr>
-          <w:lang w:val="zh_TW" w:bidi="zh_TW"/>
-        </w:rPr>
-        <w:t>）。儘管如此，耶穌宣稱墮落的人，在神的幫助下可以得到醫治（</w:t>
-      </w:r>
-      <w:hyperlink r:id="rId36">
-        <w:r>
-          <w:rPr>
-            <w:lang w:val="zh_TW" w:bidi="zh_TW"/>
-          </w:rPr>
-          <w:rPr>
-            <w:color w:val="0000EE"/>
-            <w:u w:val="single"/>
-          </w:rPr>
-          <w:t>7:36–50</w:t>
-        </w:r>
-      </w:hyperlink>
-      <w:r>
-        <w:rPr>
-          <w:lang w:val="zh_TW" w:bidi="zh_TW"/>
-        </w:rPr>
         <w:t>）。</w:t>
       </w:r>
     </w:p>
@@ -772,7 +608,7 @@
         <w:rPr>
           <w:lang w:val="zh_TW" w:bidi="zh_TW"/>
         </w:rPr>
-        <w:t>在約翰的著作中</w:t>
+        <w:t>基督教思想中的中間狀態</w:t>
       </w:r>
     </w:p>
     <w:p>
@@ -786,25 +622,79 @@
         <w:rPr>
           <w:lang w:val="zh_TW" w:bidi="zh_TW"/>
         </w:rPr>
-        <w:t>約翰福音假定罪人的需要，而基督作為羔羊，為擔當世人的罪而犧牲，並在基督裡提供光與生命。新約中強調的重點是，罪是拒絕接受基督所提供的救恩，並拒絕神對世界的愛——拒絕相信。人因愛黑暗、拒絕光明、不接受救主基督而受到審判（</w:t>
-      </w:r>
-      <w:hyperlink r:id="rId37">
-        <w:r>
-          <w:rPr>
-            <w:lang w:val="zh_TW" w:bidi="zh_TW"/>
-          </w:rPr>
-          <w:rPr>
-            <w:color w:val="0000EE"/>
-            <w:u w:val="single"/>
-          </w:rPr>
-          <w:t>約3:16–21</w:t>
-        </w:r>
-      </w:hyperlink>
-      <w:r>
-        <w:rPr>
-          <w:lang w:val="zh_TW" w:bidi="zh_TW"/>
-        </w:rPr>
-        <w:t>）。</w:t>
+        <w:t>歷世歷代以來，基督徒為了更清楚地理解聖經對人死後至最後審判之間這段時間的教導，主要提出了三種觀點：</w:t>
+      </w:r>
+    </w:p>
+    <w:p>
+      <w:pPr>
+        <w:pStyle w:val="ListNumber"/>
+        <w:numPr>
+          <w:ilvl w:val="0"/>
+          <w:numId w:val="15"/>
+        </w:numPr>
+        <w:spacing w:line="240" w:lineRule="auto"/>
+        <w:ind w:left="720"/>
+      </w:pPr>
+      <w:r>
+        <w:rPr>
+          <w:lang w:val="zh_TW" w:bidi="zh_TW"/>
+        </w:rPr>
+      </w:r>
+      <w:r>
+        <w:rPr>
+          <w:lang w:val="zh_TW" w:bidi="zh_TW"/>
+        </w:rPr>
+        <w:t>希臘哲學家（特別是柏拉圖〔Plato〕）曾深刻影響部分基督徒對信仰的理解。這種影響在基督教歷史中多次出現。柏拉圖的思想把物質的身體（視為邪惡）與靈魂（視為良善）區分開來。</w:t>
+        <w:br/>
+      </w:r>
+      <w:r>
+        <w:rPr>
+          <w:lang w:val="zh_TW" w:bidi="zh_TW"/>
+        </w:rPr>
+        <w:t>在聖經中，保羅也教導了關於「肉體〔即身體〕」與「靈」之間的差別，但有些人誤解了保羅的意思，過分強調靈魂的重要，卻忽略了身體的價值。</w:t>
+        <w:br/>
+      </w:r>
+      <w:r>
+        <w:rPr>
+          <w:lang w:val="zh_TW" w:bidi="zh_TW"/>
+        </w:rPr>
+        <w:t>這種誤解導致兩個問題：</w:t>
+      </w:r>
+    </w:p>
+    <w:p>
+      <w:pPr>
+        <w:pStyle w:val="ListNumber"/>
+        <w:spacing w:line="240" w:lineRule="auto"/>
+        <w:ind w:left="1440"/>
+      </w:pPr>
+      <w:r>
+        <w:rPr>
+          <w:lang w:val="zh_TW" w:bidi="zh_TW"/>
+        </w:rPr>
+      </w:r>
+      <w:r>
+        <w:rPr>
+          <w:lang w:val="zh_TW" w:bidi="zh_TW"/>
+        </w:rPr>
+        <w:t>人們開始忽視聖經關於神要使死人復活的教導。</w:t>
+      </w:r>
+    </w:p>
+    <w:p>
+      <w:pPr>
+        <w:pStyle w:val="ListNumber"/>
+        <w:spacing w:line="240" w:lineRule="auto"/>
+        <w:ind w:left="1440"/>
+      </w:pPr>
+      <w:r>
+        <w:rPr>
+          <w:lang w:val="zh_TW" w:bidi="zh_TW"/>
+        </w:rPr>
+      </w:r>
+      <w:r>
+        <w:rPr>
+          <w:lang w:val="zh_TW" w:bidi="zh_TW"/>
+        </w:rPr>
+        <w:t>有些人甚至完全忽視復活將在末日時發生的這一真理。</w:t>
       </w:r>
     </w:p>
     <w:p>
@@ -818,54 +708,61 @@
         <w:rPr>
           <w:lang w:val="zh_TW" w:bidi="zh_TW"/>
         </w:rPr>
-        <w:t>針對諾斯底主義（Gnosticism）所認為的，高階基督徒的罪無關緊要，約翰壹書強調基督徒的生活中不能容忍罪，列舉了15個理由，並重申罪既是對真理的無知，也是缺乏愛心（</w:t>
-      </w:r>
-      <w:hyperlink r:id="rId38">
-        <w:r>
-          <w:rPr>
-            <w:lang w:val="zh_TW" w:bidi="zh_TW"/>
-          </w:rPr>
-          <w:rPr>
-            <w:color w:val="0000EE"/>
-            <w:u w:val="single"/>
-          </w:rPr>
-          <w:t>約一3:3–10</w:t>
-        </w:r>
-      </w:hyperlink>
-      <w:r>
-        <w:rPr>
-          <w:lang w:val="zh_TW" w:bidi="zh_TW"/>
-        </w:rPr>
-        <w:t>）。然而，神會赦免那些承認自己的罪的人，基督為他們贖罪，並為他們代求（</w:t>
-      </w:r>
-      <w:hyperlink r:id="rId39">
-        <w:r>
-          <w:rPr>
-            <w:lang w:val="zh_TW" w:bidi="zh_TW"/>
-          </w:rPr>
-          <w:rPr>
-            <w:color w:val="0000EE"/>
-            <w:u w:val="single"/>
-          </w:rPr>
-          <w:t>1:7–2:2</w:t>
-        </w:r>
-      </w:hyperlink>
-      <w:r>
-        <w:rPr>
-          <w:lang w:val="zh_TW" w:bidi="zh_TW"/>
-        </w:rPr>
-        <w:t>）。</w:t>
+        <w:t>持柏拉圖思想的人認為：</w:t>
       </w:r>
     </w:p>
     <w:p>
       <w:pPr>
-        <w:pStyle w:val="Heading3"/>
-      </w:pPr>
-      <w:r>
-        <w:rPr>
-          <w:lang w:val="zh_TW" w:bidi="zh_TW"/>
-        </w:rPr>
-        <w:t>在保羅的著作中</w:t>
+        <w:pStyle w:val="ListBullet"/>
+        <w:spacing w:line="240" w:lineRule="auto"/>
+        <w:ind w:left="1440"/>
+      </w:pPr>
+      <w:r>
+        <w:rPr>
+          <w:lang w:val="zh_TW" w:bidi="zh_TW"/>
+        </w:rPr>
+      </w:r>
+      <w:r>
+        <w:rPr>
+          <w:lang w:val="zh_TW" w:bidi="zh_TW"/>
+        </w:rPr>
+        <w:t>屬物質的事物不如屬靈的事物重要</w:t>
+      </w:r>
+    </w:p>
+    <w:p>
+      <w:pPr>
+        <w:pStyle w:val="ListBullet"/>
+        <w:spacing w:line="240" w:lineRule="auto"/>
+        <w:ind w:left="1440"/>
+      </w:pPr>
+      <w:r>
+        <w:rPr>
+          <w:lang w:val="zh_TW" w:bidi="zh_TW"/>
+        </w:rPr>
+      </w:r>
+      <w:r>
+        <w:rPr>
+          <w:lang w:val="zh_TW" w:bidi="zh_TW"/>
+        </w:rPr>
+        <w:t>靈魂比身體更重要</w:t>
+      </w:r>
+    </w:p>
+    <w:p>
+      <w:pPr>
+        <w:pStyle w:val="ListBullet"/>
+        <w:spacing w:line="240" w:lineRule="auto"/>
+        <w:ind w:left="1440"/>
+      </w:pPr>
+      <w:r>
+        <w:rPr>
+          <w:lang w:val="zh_TW" w:bidi="zh_TW"/>
+        </w:rPr>
+      </w:r>
+      <w:r>
+        <w:rPr>
+          <w:lang w:val="zh_TW" w:bidi="zh_TW"/>
+        </w:rPr>
+        <w:t>肉身的復活顯得微不足道</w:t>
       </w:r>
     </w:p>
     <w:p>
@@ -879,9 +776,33 @@
         <w:rPr>
           <w:lang w:val="zh_TW" w:bidi="zh_TW"/>
         </w:rPr>
-        <w:t>保羅從觀察和聖經中強烈地指出，所有人都犯了罪（</w:t>
-      </w:r>
-      <w:hyperlink r:id="rId40">
+        <w:t>有時，人們用靈魂在死後脫離身體仍然繼續存在的信念，來取代在復活前有一個暫時狀態的觀念。然而，聖經並沒有明確地支持這種信念。在現代神學中，出現了一種傾向</w:t>
+      </w:r>
+      <w:r>
+        <w:rPr>
+          <w:lang w:val="zh_TW" w:bidi="zh_TW"/>
+        </w:rPr>
+        <w:t>——</w:t>
+      </w:r>
+      <w:r>
+        <w:rPr>
+          <w:lang w:val="zh_TW" w:bidi="zh_TW"/>
+        </w:rPr>
+        <w:t>就是像過去有人貶低身體的重要性一樣</w:t>
+      </w:r>
+      <w:r>
+        <w:rPr>
+          <w:lang w:val="zh_TW" w:bidi="zh_TW"/>
+        </w:rPr>
+        <w:t>——</w:t>
+      </w:r>
+      <w:r>
+        <w:rPr>
+          <w:lang w:val="zh_TW" w:bidi="zh_TW"/>
+        </w:rPr>
+        <w:t>現在有人淡化信仰的歷史層面。這樣的傾向往往導致兩種結果：將死後的生命看成純粹屬靈的存在，或是乾脆否認它的存在。然而，聖經明確地指出，中間狀態是介於兩種「有身體的存在」之間的一段時期：一是我們現在的肉身，二是那「屬靈的身體」（</w:t>
+      </w:r>
+      <w:hyperlink r:id="rId25">
         <w:r>
           <w:rPr>
             <w:lang w:val="zh_TW" w:bidi="zh_TW"/>
@@ -890,16 +811,16 @@
             <w:color w:val="0000EE"/>
             <w:u w:val="single"/>
           </w:rPr>
-          <w:t>羅1–3章</w:t>
+          <w:t>林前15:44</w:t>
         </w:r>
       </w:hyperlink>
       <w:r>
         <w:rPr>
           <w:lang w:val="zh_TW" w:bidi="zh_TW"/>
         </w:rPr>
-        <w:t>）。對他來說，罪是一股力量、一種權勢、一種統治人內在的「律」（</w:t>
-      </w:r>
-      <w:hyperlink r:id="rId41">
+        <w:t>）。第二種身體將在基督再來時出現（</w:t>
+      </w:r>
+      <w:hyperlink r:id="rId26">
         <w:r>
           <w:rPr>
             <w:lang w:val="zh_TW" w:bidi="zh_TW"/>
@@ -908,16 +829,38 @@
             <w:color w:val="0000EE"/>
             <w:u w:val="single"/>
           </w:rPr>
-          <w:t>羅5:21</w:t>
+          <w:t>15:23</w:t>
         </w:r>
       </w:hyperlink>
       <w:r>
         <w:rPr>
           <w:lang w:val="zh_TW" w:bidi="zh_TW"/>
         </w:rPr>
-        <w:t>，</w:t>
-      </w:r>
-      <w:hyperlink r:id="rId42">
+        <w:t>）。</w:t>
+      </w:r>
+    </w:p>
+    <w:p>
+      <w:pPr>
+        <w:pStyle w:val="ListNumber"/>
+        <w:numPr>
+          <w:ilvl w:val="0"/>
+          <w:numId w:val="16"/>
+        </w:numPr>
+        <w:spacing w:line="240" w:lineRule="auto"/>
+        <w:ind w:left="720"/>
+      </w:pPr>
+      <w:r>
+        <w:rPr>
+          <w:lang w:val="zh_TW" w:bidi="zh_TW"/>
+        </w:rPr>
+      </w:r>
+      <w:r>
+        <w:rPr>
+          <w:lang w:val="zh_TW" w:bidi="zh_TW"/>
+        </w:rPr>
+        <w:t>在宗教改革期間，約翰‧加爾文（John Calvin）與一些重洗派（Anabaptists）之間就「靈魂沉睡（soul sleep）」的教義產生了爭論。加爾文堅信，中間狀態是信徒在有意識的情況下經歷神同在的狀態，而他的反對者則否認這一點。加爾文認為，否認這一真理等同於主張靈魂在死亡時被消滅，也等於否認基督在死人復活之前掌管著死人。加爾文的觀點得到保羅教導的支持——沒有任何事能使信徒與神的愛隔絕，「任何事」當然也包括死亡（</w:t>
+      </w:r>
+      <w:hyperlink r:id="rId27">
         <w:r>
           <w:rPr>
             <w:lang w:val="zh_TW" w:bidi="zh_TW"/>
@@ -926,16 +869,23 @@
             <w:color w:val="0000EE"/>
             <w:u w:val="single"/>
           </w:rPr>
-          <w:t>7:23</w:t>
+          <w:t>羅8:35–39</w:t>
         </w:r>
       </w:hyperlink>
       <w:r>
         <w:rPr>
           <w:lang w:val="zh_TW" w:bidi="zh_TW"/>
         </w:rPr>
-        <w:t>，</w:t>
-      </w:r>
-      <w:hyperlink r:id="rId43">
+        <w:t>）。</w:t>
+        <w:br/>
+      </w:r>
+      <w:r>
+        <w:rPr>
+          <w:lang w:val="zh_TW" w:bidi="zh_TW"/>
+        </w:rPr>
+        <w:t>聖經教導信徒在死後「睡了」（</w:t>
+      </w:r>
+      <w:hyperlink r:id="rId28">
         <w:r>
           <w:rPr>
             <w:lang w:val="zh_TW" w:bidi="zh_TW"/>
@@ -944,158 +894,86 @@
             <w:color w:val="0000EE"/>
             <w:u w:val="single"/>
           </w:rPr>
-          <w:t>8:2</w:t>
+          <w:t>帖前4:14</w:t>
         </w:r>
       </w:hyperlink>
       <w:r>
         <w:rPr>
           <w:lang w:val="zh_TW" w:bidi="zh_TW"/>
         </w:rPr>
-        <w:t>；</w:t>
-      </w:r>
-      <w:hyperlink r:id="rId44">
-        <w:r>
-          <w:rPr>
-            <w:lang w:val="zh_TW" w:bidi="zh_TW"/>
-          </w:rPr>
-          <w:rPr>
-            <w:color w:val="0000EE"/>
-            <w:u w:val="single"/>
-          </w:rPr>
-          <w:t>林前15:56</w:t>
-        </w:r>
-      </w:hyperlink>
-      <w:r>
-        <w:rPr>
-          <w:lang w:val="zh_TW" w:bidi="zh_TW"/>
-        </w:rPr>
-        <w:t>），導致各種邪惡的行為——良心麻木（</w:t>
-      </w:r>
-      <w:hyperlink r:id="rId45">
-        <w:r>
-          <w:rPr>
-            <w:lang w:val="zh_TW" w:bidi="zh_TW"/>
-          </w:rPr>
-          <w:rPr>
-            <w:color w:val="0000EE"/>
-            <w:u w:val="single"/>
-          </w:rPr>
-          <w:t>羅7:21–24</w:t>
-        </w:r>
-      </w:hyperlink>
-      <w:r>
-        <w:rPr>
-          <w:lang w:val="zh_TW" w:bidi="zh_TW"/>
-        </w:rPr>
-        <w:t>）、與神的隔絕和死亡的轄制（</w:t>
-      </w:r>
-      <w:hyperlink r:id="rId46">
-        <w:r>
-          <w:rPr>
-            <w:lang w:val="zh_TW" w:bidi="zh_TW"/>
-          </w:rPr>
-          <w:rPr>
-            <w:color w:val="0000EE"/>
-            <w:u w:val="single"/>
-          </w:rPr>
-          <w:t>羅5:10</w:t>
-        </w:r>
-      </w:hyperlink>
-      <w:r>
-        <w:rPr>
-          <w:lang w:val="zh_TW" w:bidi="zh_TW"/>
-        </w:rPr>
-        <w:t>，</w:t>
-      </w:r>
-      <w:hyperlink r:id="rId47">
-        <w:r>
-          <w:rPr>
-            <w:lang w:val="zh_TW" w:bidi="zh_TW"/>
-          </w:rPr>
-          <w:rPr>
-            <w:color w:val="0000EE"/>
-            <w:u w:val="single"/>
-          </w:rPr>
-          <w:t>6:23</w:t>
-        </w:r>
-      </w:hyperlink>
-      <w:r>
-        <w:rPr>
-          <w:lang w:val="zh_TW" w:bidi="zh_TW"/>
-        </w:rPr>
-        <w:t>；</w:t>
-      </w:r>
-      <w:hyperlink r:id="rId48">
-        <w:r>
-          <w:rPr>
-            <w:lang w:val="zh_TW" w:bidi="zh_TW"/>
-          </w:rPr>
-          <w:rPr>
-            <w:color w:val="0000EE"/>
-            <w:u w:val="single"/>
-          </w:rPr>
-          <w:t>弗2:1–5，12</w:t>
-        </w:r>
-      </w:hyperlink>
-      <w:r>
-        <w:rPr>
-          <w:lang w:val="zh_TW" w:bidi="zh_TW"/>
-        </w:rPr>
-        <w:t>；</w:t>
-      </w:r>
-      <w:hyperlink r:id="rId49">
-        <w:r>
-          <w:rPr>
-            <w:lang w:val="zh_TW" w:bidi="zh_TW"/>
-          </w:rPr>
-          <w:rPr>
-            <w:color w:val="0000EE"/>
-            <w:u w:val="single"/>
-          </w:rPr>
-          <w:t>西1:21</w:t>
-        </w:r>
-      </w:hyperlink>
-      <w:r>
-        <w:rPr>
-          <w:lang w:val="zh_TW" w:bidi="zh_TW"/>
-        </w:rPr>
-        <w:t>）。人無法自我改造（</w:t>
-      </w:r>
-      <w:hyperlink r:id="rId50">
-        <w:r>
-          <w:rPr>
-            <w:lang w:val="zh_TW" w:bidi="zh_TW"/>
-          </w:rPr>
-          <w:rPr>
-            <w:color w:val="0000EE"/>
-            <w:u w:val="single"/>
-          </w:rPr>
-          <w:t>羅7:24</w:t>
-        </w:r>
-      </w:hyperlink>
-      <w:r>
-        <w:rPr>
-          <w:lang w:val="zh_TW" w:bidi="zh_TW"/>
-        </w:rPr>
-        <w:t>）。保羅對這種絕望的普遍狀況有不同的解釋。一些讀者認為</w:t>
-      </w:r>
-      <w:hyperlink r:id="rId51">
-        <w:r>
-          <w:rPr>
-            <w:lang w:val="zh_TW" w:bidi="zh_TW"/>
-          </w:rPr>
-          <w:rPr>
-            <w:color w:val="0000EE"/>
-            <w:u w:val="single"/>
-          </w:rPr>
-          <w:t>羅馬書五章12至21節</w:t>
-        </w:r>
-      </w:hyperlink>
-      <w:r>
-        <w:rPr>
-          <w:lang w:val="zh_TW" w:bidi="zh_TW"/>
-        </w:rPr>
-        <w:t>說亞當的罪是所有罪的根源；另一些人則認為這是所有罪的「樣式（similitude）」。無論如何，保羅的核心思想是「每個人都是自己的亞當」，意即每個人都要為自己的罪性負上完全的責任，即使這罪性是從亞當遺傳而來。</w:t>
+        <w:t>），這被理解為死者不再與世上的活人交流，也不再從事勞作，而是在一種安息的狀態中。「在耶穌裡睡了」意指在沒有身體的狀態下，享受與耶穌同在。最接近的比喻是作夢的人——他或許有意識，卻不依靠身體任何感官的作用。</w:t>
+      </w:r>
+    </w:p>
+    <w:p>
+      <w:pPr>
+        <w:pStyle w:val="ListNumber"/>
+        <w:spacing w:line="240" w:lineRule="auto"/>
+        <w:ind w:left="720"/>
+      </w:pPr>
+      <w:r>
+        <w:rPr>
+          <w:lang w:val="zh_TW" w:bidi="zh_TW"/>
+        </w:rPr>
+      </w:r>
+      <w:r>
+        <w:rPr>
+          <w:lang w:val="zh_TW" w:bidi="zh_TW"/>
+        </w:rPr>
+        <w:t>人在死後還能有屬靈上的改變嗎？或者說，他們的屬靈狀態在死亡時就成為永久的嗎？這個問題主要包括三個方面：</w:t>
+      </w:r>
+    </w:p>
+    <w:p>
+      <w:pPr>
+        <w:pStyle w:val="ListBullet"/>
+        <w:spacing w:line="240" w:lineRule="auto"/>
+        <w:ind w:left="1440"/>
+      </w:pPr>
+      <w:r>
+        <w:rPr>
+          <w:lang w:val="zh_TW" w:bidi="zh_TW"/>
+        </w:rPr>
+      </w:r>
+      <w:r>
+        <w:rPr>
+          <w:lang w:val="zh_TW" w:bidi="zh_TW"/>
+        </w:rPr>
+        <w:t>人在死後還能離棄自己的罪（悔改）嗎？</w:t>
+      </w:r>
+    </w:p>
+    <w:p>
+      <w:pPr>
+        <w:pStyle w:val="ListBullet"/>
+        <w:spacing w:line="240" w:lineRule="auto"/>
+        <w:ind w:left="1440"/>
+      </w:pPr>
+      <w:r>
+        <w:rPr>
+          <w:lang w:val="zh_TW" w:bidi="zh_TW"/>
+        </w:rPr>
+      </w:r>
+      <w:r>
+        <w:rPr>
+          <w:lang w:val="zh_TW" w:bidi="zh_TW"/>
+        </w:rPr>
+        <w:t>人在死後還能與神更加親近嗎？</w:t>
+      </w:r>
+    </w:p>
+    <w:p>
+      <w:pPr>
+        <w:pStyle w:val="ListBullet"/>
+        <w:spacing w:line="240" w:lineRule="auto"/>
+        <w:ind w:left="1440"/>
+      </w:pPr>
+      <w:r>
+        <w:rPr>
+          <w:lang w:val="zh_TW" w:bidi="zh_TW"/>
+        </w:rPr>
+      </w:r>
+      <w:r>
+        <w:rPr>
+          <w:lang w:val="zh_TW" w:bidi="zh_TW"/>
+        </w:rPr>
+        <w:t>人在死後還能被潔淨脫離罪嗎？</w:t>
       </w:r>
     </w:p>
     <w:p>
@@ -1109,97 +987,7 @@
         <w:rPr>
           <w:lang w:val="zh_TW" w:bidi="zh_TW"/>
         </w:rPr>
-        <w:t>保羅認為，解決罪的方法在於信徒與基督同死——對罪、對自我、對世界的死。與此同時，充滿大能的聖靈使人的生命從內裡更新，將人塑造成為基督的樣式，成為新造的人（</w:t>
-      </w:r>
-      <w:hyperlink r:id="rId52">
-        <w:r>
-          <w:rPr>
-            <w:lang w:val="zh_TW" w:bidi="zh_TW"/>
-          </w:rPr>
-          <w:rPr>
-            <w:color w:val="0000EE"/>
-            <w:u w:val="single"/>
-          </w:rPr>
-          <w:t>羅3:21–26</w:t>
-        </w:r>
-      </w:hyperlink>
-      <w:r>
-        <w:rPr>
-          <w:lang w:val="zh_TW" w:bidi="zh_TW"/>
-        </w:rPr>
-        <w:t>，</w:t>
-      </w:r>
-      <w:hyperlink r:id="rId53">
-        <w:r>
-          <w:rPr>
-            <w:lang w:val="zh_TW" w:bidi="zh_TW"/>
-          </w:rPr>
-          <w:rPr>
-            <w:color w:val="0000EE"/>
-            <w:u w:val="single"/>
-          </w:rPr>
-          <w:t>5:6–9</w:t>
-        </w:r>
-      </w:hyperlink>
-      <w:r>
-        <w:rPr>
-          <w:lang w:val="zh_TW" w:bidi="zh_TW"/>
-        </w:rPr>
-        <w:t>、</w:t>
-      </w:r>
-      <w:hyperlink r:id="rId54">
-        <w:r>
-          <w:rPr>
-            <w:lang w:val="zh_TW" w:bidi="zh_TW"/>
-          </w:rPr>
-          <w:rPr>
-            <w:color w:val="0000EE"/>
-            <w:u w:val="single"/>
-          </w:rPr>
-          <w:t>6</w:t>
-        </w:r>
-      </w:hyperlink>
-      <w:r>
-        <w:rPr>
-          <w:lang w:val="zh_TW" w:bidi="zh_TW"/>
-        </w:rPr>
-        <w:t>，</w:t>
-      </w:r>
-      <w:hyperlink r:id="rId55">
-        <w:r>
-          <w:rPr>
-            <w:lang w:val="zh_TW" w:bidi="zh_TW"/>
-          </w:rPr>
-          <w:rPr>
-            <w:color w:val="0000EE"/>
-            <w:u w:val="single"/>
-          </w:rPr>
-          <w:t>8:1–4、28–29</w:t>
-        </w:r>
-      </w:hyperlink>
-      <w:r>
-        <w:rPr>
-          <w:lang w:val="zh_TW" w:bidi="zh_TW"/>
-        </w:rPr>
-        <w:t>；</w:t>
-      </w:r>
-      <w:hyperlink r:id="rId56">
-        <w:r>
-          <w:rPr>
-            <w:lang w:val="zh_TW" w:bidi="zh_TW"/>
-          </w:rPr>
-          <w:rPr>
-            <w:color w:val="0000EE"/>
-            <w:u w:val="single"/>
-          </w:rPr>
-          <w:t>林後5:14–21</w:t>
-        </w:r>
-      </w:hyperlink>
-      <w:r>
-        <w:rPr>
-          <w:lang w:val="zh_TW" w:bidi="zh_TW"/>
-        </w:rPr>
-        <w:t>）。</w:t>
+        <w:t>羅馬天主教會的教導是：凡仍不完全的人在死後都要經過煉獄。在煉獄中，靈魂會被潔淨，脫離罪的殘餘。這段煉淨的時期可以因著活著的人所獻上的奉獻、禱告與彌撒而縮短。</w:t>
       </w:r>
     </w:p>
     <w:p>
@@ -1211,6 +999,132 @@
       </w:r>
       <w:r>
         <w:rPr>
+          <w:lang w:val="zh_TW" w:bidi="zh_TW"/>
+        </w:rPr>
+        <w:t>大多數新教徒拒絕這種觀點，認為它與聖經的教導不符。主要有三個理由：</w:t>
+      </w:r>
+    </w:p>
+    <w:p>
+      <w:pPr>
+        <w:pStyle w:val="ListNumber"/>
+        <w:numPr>
+          <w:ilvl w:val="0"/>
+          <w:numId w:val="17"/>
+        </w:numPr>
+        <w:spacing w:line="240" w:lineRule="auto"/>
+        <w:ind w:left="1440"/>
+      </w:pPr>
+      <w:r>
+        <w:rPr>
+          <w:lang w:val="zh_TW" w:bidi="zh_TW"/>
+        </w:rPr>
+      </w:r>
+      <w:r>
+        <w:rPr>
+          <w:lang w:val="zh_TW" w:bidi="zh_TW"/>
+        </w:rPr>
+        <w:t>基督的救贖工作已經完全成就（</w:t>
+      </w:r>
+      <w:hyperlink r:id="rId29">
+        <w:r>
+          <w:rPr>
+            <w:lang w:val="zh_TW" w:bidi="zh_TW"/>
+          </w:rPr>
+          <w:rPr>
+            <w:color w:val="0000EE"/>
+            <w:u w:val="single"/>
+          </w:rPr>
+          <w:t>來9:28</w:t>
+        </w:r>
+      </w:hyperlink>
+      <w:r>
+        <w:rPr>
+          <w:lang w:val="zh_TW" w:bidi="zh_TW"/>
+        </w:rPr>
+        <w:t>）。</w:t>
+      </w:r>
+    </w:p>
+    <w:p>
+      <w:pPr>
+        <w:pStyle w:val="ListNumber"/>
+        <w:spacing w:line="240" w:lineRule="auto"/>
+        <w:ind w:left="1440"/>
+      </w:pPr>
+      <w:r>
+        <w:rPr>
+          <w:lang w:val="zh_TW" w:bidi="zh_TW"/>
+        </w:rPr>
+      </w:r>
+      <w:r>
+        <w:rPr>
+          <w:lang w:val="zh_TW" w:bidi="zh_TW"/>
+        </w:rPr>
+        <w:t>一個人不可能為另一個人賺取或獲得恩典（</w:t>
+      </w:r>
+      <w:hyperlink r:id="rId30">
+        <w:r>
+          <w:rPr>
+            <w:lang w:val="zh_TW" w:bidi="zh_TW"/>
+          </w:rPr>
+          <w:rPr>
+            <w:color w:val="0000EE"/>
+            <w:u w:val="single"/>
+          </w:rPr>
+          <w:t>路17:10</w:t>
+        </w:r>
+      </w:hyperlink>
+      <w:r>
+        <w:rPr>
+          <w:lang w:val="zh_TW" w:bidi="zh_TW"/>
+        </w:rPr>
+        <w:t>）。</w:t>
+      </w:r>
+    </w:p>
+    <w:p>
+      <w:pPr>
+        <w:pStyle w:val="ListNumber"/>
+        <w:spacing w:line="240" w:lineRule="auto"/>
+        <w:ind w:left="1440"/>
+      </w:pPr>
+      <w:r>
+        <w:rPr>
+          <w:lang w:val="zh_TW" w:bidi="zh_TW"/>
+        </w:rPr>
+      </w:r>
+      <w:r>
+        <w:rPr>
+          <w:lang w:val="zh_TW" w:bidi="zh_TW"/>
+        </w:rPr>
+        <w:t>聖經教導靈魂的永恆狀態是由其死時的屬靈情況所決定的（</w:t>
+      </w:r>
+      <w:hyperlink r:id="rId31">
+        <w:r>
+          <w:rPr>
+            <w:lang w:val="zh_TW" w:bidi="zh_TW"/>
+          </w:rPr>
+          <w:rPr>
+            <w:color w:val="0000EE"/>
+            <w:u w:val="single"/>
+          </w:rPr>
+          <w:t>來9:27</w:t>
+        </w:r>
+      </w:hyperlink>
+      <w:r>
+        <w:rPr>
+          <w:lang w:val="zh_TW" w:bidi="zh_TW"/>
+        </w:rPr>
+        <w:t>）。</w:t>
+      </w:r>
+    </w:p>
+    <w:p>
+      <w:pPr/>
+      <w:r>
+        <w:rPr>
+          <w:lang w:val="zh_TW" w:bidi="zh_TW"/>
+        </w:rPr>
+      </w:r>
+      <w:r>
+        <w:rPr>
           <w:i/>
           <w:lang w:val="zh_TW" w:bidi="zh_TW"/>
         </w:rPr>
@@ -1226,7 +1140,7 @@
         <w:rPr>
           <w:lang w:val="zh_TW" w:bidi="zh_TW"/>
         </w:rPr>
-        <w:t>肉體</w:t>
+        <w:t>死者之地</w:t>
       </w:r>
       <w:r>
         <w:rPr>
@@ -1238,49 +1152,972 @@
         <w:rPr>
           <w:lang w:val="zh_TW" w:bidi="zh_TW"/>
         </w:rPr>
-        <w:t>稱義</w:t>
-      </w:r>
+        <w:t>陰間</w:t>
+      </w:r>
+      <w:r>
+        <w:rPr>
+          <w:lang w:val="zh_TW" w:bidi="zh_TW"/>
+        </w:rPr>
+        <w:t>；</w:t>
+      </w:r>
+      <w:r>
+        <w:rPr>
+          <w:lang w:val="zh_TW" w:bidi="zh_TW"/>
+        </w:rPr>
+        <w:t>天（天堂）</w:t>
+      </w:r>
+      <w:r>
+        <w:rPr>
+          <w:lang w:val="zh_TW" w:bidi="zh_TW"/>
+        </w:rPr>
+        <w:t>；</w:t>
+      </w:r>
+      <w:r>
+        <w:rPr>
+          <w:lang w:val="zh_TW" w:bidi="zh_TW"/>
+        </w:rPr>
+        <w:t>地獄</w:t>
+      </w:r>
+      <w:r>
+        <w:rPr>
+          <w:lang w:val="zh_TW" w:bidi="zh_TW"/>
+        </w:rPr>
+        <w:t>；</w:t>
+      </w:r>
+      <w:r>
+        <w:rPr>
+          <w:lang w:val="zh_TW" w:bidi="zh_TW"/>
+        </w:rPr>
+        <w:t>樂園</w:t>
+      </w:r>
+      <w:r>
+        <w:rPr>
+          <w:lang w:val="zh_TW" w:bidi="zh_TW"/>
+        </w:rPr>
+        <w:t>；</w:t>
+      </w:r>
+      <w:r>
+        <w:rPr>
+          <w:lang w:val="zh_TW" w:bidi="zh_TW"/>
+        </w:rPr>
+        <w:t>陰間</w:t>
+      </w:r>
+      <w:r>
+        <w:rPr>
+          <w:lang w:val="zh_TW" w:bidi="zh_TW"/>
+        </w:rPr>
+        <w:t>。</w:t>
+      </w:r>
+      <w:r>
+        <w:rPr>
+          <w:lang w:val="zh_TW" w:bidi="zh_TW"/>
+        </w:rPr>
+      </w:r>
+      <w:r>
+        <w:rPr>
+          <w:lang w:val="zh_TW" w:bidi="zh_TW"/>
+        </w:rPr>
+      </w:r>
+    </w:p>
+    <w:p>
+      <w:pPr/>
+      <w:r>
+        <w:rPr>
+          <w:lang w:val="zh_TW" w:bidi="zh_TW"/>
+        </w:rPr>
+      </w:r>
+    </w:p>
+    <w:p>
+      <w:pPr>
+        <w:pStyle w:val="Heading2"/>
+      </w:pPr>
+      <w:r>
+        <w:rPr>
+          <w:lang w:val="zh_TW" w:bidi="zh_TW"/>
+        </w:rPr>
+        <w:t>中介、中保</w:t>
+      </w:r>
+      <w:r>
+        <w:rPr>
+          <w:lang w:val="zh_TW" w:bidi="zh_TW"/>
+        </w:rPr>
+      </w:r>
+    </w:p>
+    <w:p>
+      <w:pPr/>
+      <w:r>
+        <w:rPr>
+          <w:lang w:val="zh_TW" w:bidi="zh_TW"/>
+        </w:rPr>
+      </w:r>
+      <w:r>
+        <w:rPr>
+          <w:lang w:val="zh_TW" w:bidi="zh_TW"/>
+        </w:rPr>
+        <w:t>中保或作神聖事物的中間人，不是為了協商或妥協，而是作為他人的代表來接近神，從而以神所賜的權柄來傳達所需的知識與保證。</w:t>
+      </w:r>
+    </w:p>
+    <w:p>
+      <w:pPr>
+        <w:pStyle w:val="Heading3"/>
+      </w:pPr>
+      <w:r>
+        <w:rPr>
+          <w:lang w:val="zh_TW" w:bidi="zh_TW"/>
+        </w:rPr>
+        <w:t>在舊約聖經中</w:t>
+      </w:r>
+    </w:p>
+    <w:p>
+      <w:pPr/>
+      <w:r>
+        <w:rPr>
+          <w:lang w:val="zh_TW" w:bidi="zh_TW"/>
+        </w:rPr>
+      </w:r>
+      <w:r>
+        <w:rPr>
+          <w:lang w:val="zh_TW" w:bidi="zh_TW"/>
+        </w:rPr>
+        <w:t>約伯表達了對這樣一位中保的渴望（此處從七十士譯本翻譯，而非和合本）：「神不是像我這樣的凡人，所以我無法與他爭辯或將他告上法庭。要是有一位中保能使我們和好就好了，但卻沒有。中保可以使神停止懲罰我，我就不再因他的懲罰而活在恐懼戰</w:t>
+      </w:r>
+      <w:r>
+        <w:rPr>
+          <w:lang w:val="zh_TW" w:bidi="zh_TW"/>
+        </w:rPr>
+        <w:t>兢</w:t>
+      </w:r>
+      <w:r>
+        <w:rPr>
+          <w:lang w:val="zh_TW" w:bidi="zh_TW"/>
+        </w:rPr>
+        <w:t>中。然後我便可以無懼地與他交談，但我無法靠自己的力量做到這一點」(</w:t>
+      </w:r>
+      <w:hyperlink r:id="rId32">
+        <w:r>
+          <w:rPr>
+            <w:lang w:val="zh_TW" w:bidi="zh_TW"/>
+          </w:rPr>
+          <w:rPr>
+            <w:color w:val="0000EE"/>
+            <w:u w:val="single"/>
+          </w:rPr>
+          <w:t>伯9:32–35</w:t>
+        </w:r>
+      </w:hyperlink>
+      <w:r>
+        <w:rPr>
+          <w:lang w:val="zh_TW" w:bidi="zh_TW"/>
+        </w:rPr>
+        <w:t>)。</w:t>
+      </w:r>
+    </w:p>
+    <w:p>
+      <w:pPr/>
+      <w:r>
+        <w:rPr>
+          <w:lang w:val="zh_TW" w:bidi="zh_TW"/>
+        </w:rPr>
+      </w:r>
+      <w:r>
+        <w:rPr>
+          <w:lang w:val="zh_TW" w:bidi="zh_TW"/>
+        </w:rPr>
+        <w:t>更為人熟悉的是關於神的性情和旨意的調解（meditation，又譯：中介、中保）的教導。摩西的盟約是透過天使和摩西的調解而來的（</w:t>
+      </w:r>
+      <w:hyperlink r:id="rId33">
+        <w:r>
+          <w:rPr>
+            <w:lang w:val="zh_TW" w:bidi="zh_TW"/>
+          </w:rPr>
+          <w:rPr>
+            <w:color w:val="0000EE"/>
+            <w:u w:val="single"/>
+          </w:rPr>
+          <w:t>出20:18–21</w:t>
+        </w:r>
+      </w:hyperlink>
+      <w:r>
+        <w:rPr>
+          <w:lang w:val="zh_TW" w:bidi="zh_TW"/>
+        </w:rPr>
+        <w:t>；</w:t>
+      </w:r>
+      <w:hyperlink r:id="rId34">
+        <w:r>
+          <w:rPr>
+            <w:lang w:val="zh_TW" w:bidi="zh_TW"/>
+          </w:rPr>
+          <w:rPr>
+            <w:color w:val="0000EE"/>
+            <w:u w:val="single"/>
+          </w:rPr>
+          <w:t>申33:2</w:t>
+        </w:r>
+      </w:hyperlink>
+      <w:r>
+        <w:rPr>
+          <w:lang w:val="zh_TW" w:bidi="zh_TW"/>
+        </w:rPr>
+        <w:t>；</w:t>
+      </w:r>
+      <w:hyperlink r:id="rId35">
+        <w:r>
+          <w:rPr>
+            <w:lang w:val="zh_TW" w:bidi="zh_TW"/>
+          </w:rPr>
+          <w:rPr>
+            <w:color w:val="0000EE"/>
+            <w:u w:val="single"/>
+          </w:rPr>
+          <w:t>徒7:53</w:t>
+        </w:r>
+      </w:hyperlink>
+      <w:r>
+        <w:rPr>
+          <w:lang w:val="zh_TW" w:bidi="zh_TW"/>
+        </w:rPr>
+        <w:t>；</w:t>
+      </w:r>
+      <w:hyperlink r:id="rId36">
+        <w:r>
+          <w:rPr>
+            <w:lang w:val="zh_TW" w:bidi="zh_TW"/>
+          </w:rPr>
+          <w:rPr>
+            <w:color w:val="0000EE"/>
+            <w:u w:val="single"/>
+          </w:rPr>
+          <w:t>加3:19</w:t>
+        </w:r>
+      </w:hyperlink>
+      <w:r>
+        <w:rPr>
+          <w:lang w:val="zh_TW" w:bidi="zh_TW"/>
+        </w:rPr>
+        <w:t>；對比：</w:t>
+      </w:r>
+      <w:hyperlink r:id="rId37">
+        <w:r>
+          <w:rPr>
+            <w:lang w:val="zh_TW" w:bidi="zh_TW"/>
+          </w:rPr>
+          <w:rPr>
+            <w:color w:val="0000EE"/>
+            <w:u w:val="single"/>
+          </w:rPr>
+          <w:t>來6:13–17</w:t>
+        </w:r>
+      </w:hyperlink>
+      <w:r>
+        <w:rPr>
+          <w:lang w:val="zh_TW" w:bidi="zh_TW"/>
+        </w:rPr>
+        <w:t>，其中神獨自轉述了一個誓言）。盟約律法的條款由「</w:t>
+      </w:r>
+      <w:r>
+        <w:rPr>
+          <w:lang w:val="zh_TW" w:bidi="zh_TW"/>
+        </w:rPr>
+        <w:t>侍立在耶和華面前</w:t>
+      </w:r>
+      <w:r>
+        <w:rPr>
+          <w:lang w:val="zh_TW" w:bidi="zh_TW"/>
+        </w:rPr>
+        <w:t>」的先知闡述，由祭司通過神諭和簽傳達神的旨意，並宣告神的祝福（</w:t>
+      </w:r>
+      <w:hyperlink r:id="rId38">
+        <w:r>
+          <w:rPr>
+            <w:lang w:val="zh_TW" w:bidi="zh_TW"/>
+          </w:rPr>
+          <w:rPr>
+            <w:color w:val="0000EE"/>
+            <w:u w:val="single"/>
+          </w:rPr>
+          <w:t>申10:8</w:t>
+        </w:r>
+      </w:hyperlink>
       <w:r>
         <w:rPr>
           <w:lang w:val="zh_TW" w:bidi="zh_TW"/>
         </w:rPr>
         <w:t>，</w:t>
       </w:r>
-      <w:r>
-        <w:rPr>
-          <w:lang w:val="zh_TW" w:bidi="zh_TW"/>
-        </w:rPr>
-        <w:t>被</w:t>
-      </w:r>
-      <w:r>
-        <w:rPr>
-          <w:lang w:val="zh_TW" w:bidi="zh_TW"/>
-        </w:rPr>
-        <w:t>稱義</w:t>
-      </w:r>
+      <w:hyperlink r:id="rId39">
+        <w:r>
+          <w:rPr>
+            <w:lang w:val="zh_TW" w:bidi="zh_TW"/>
+          </w:rPr>
+          <w:rPr>
+            <w:color w:val="0000EE"/>
+            <w:u w:val="single"/>
+          </w:rPr>
+          <w:t>33:8–10</w:t>
+        </w:r>
+      </w:hyperlink>
       <w:r>
         <w:rPr>
           <w:lang w:val="zh_TW" w:bidi="zh_TW"/>
         </w:rPr>
         <w:t>；</w:t>
       </w:r>
-      <w:r>
-        <w:rPr>
-          <w:lang w:val="zh_TW" w:bidi="zh_TW"/>
-        </w:rPr>
-        <w:t>至死的罪</w:t>
-      </w:r>
+      <w:hyperlink r:id="rId40">
+        <w:r>
+          <w:rPr>
+            <w:lang w:val="zh_TW" w:bidi="zh_TW"/>
+          </w:rPr>
+          <w:rPr>
+            <w:color w:val="0000EE"/>
+            <w:u w:val="single"/>
+          </w:rPr>
+          <w:t>代下15:3</w:t>
+        </w:r>
+      </w:hyperlink>
       <w:r>
         <w:rPr>
           <w:lang w:val="zh_TW" w:bidi="zh_TW"/>
         </w:rPr>
         <w:t>；</w:t>
       </w:r>
-      <w:r>
-        <w:rPr>
-          <w:lang w:val="zh_TW" w:bidi="zh_TW"/>
-        </w:rPr>
-        <w:t>不可赦免的罪</w:t>
+      <w:hyperlink r:id="rId41">
+        <w:r>
+          <w:rPr>
+            <w:lang w:val="zh_TW" w:bidi="zh_TW"/>
+          </w:rPr>
+          <w:rPr>
+            <w:color w:val="0000EE"/>
+            <w:u w:val="single"/>
+          </w:rPr>
+          <w:t>耶23:10–11、18–22、31–34</w:t>
+        </w:r>
+      </w:hyperlink>
+      <w:r>
+        <w:rPr>
+          <w:lang w:val="zh_TW" w:bidi="zh_TW"/>
+        </w:rPr>
+        <w:t>；</w:t>
+      </w:r>
+      <w:hyperlink r:id="rId42">
+        <w:r>
+          <w:rPr>
+            <w:lang w:val="zh_TW" w:bidi="zh_TW"/>
+          </w:rPr>
+          <w:rPr>
+            <w:color w:val="0000EE"/>
+            <w:u w:val="single"/>
+          </w:rPr>
+          <w:t>彌3:11</w:t>
+        </w:r>
+      </w:hyperlink>
+      <w:r>
+        <w:rPr>
+          <w:lang w:val="zh_TW" w:bidi="zh_TW"/>
+        </w:rPr>
+        <w:t>；</w:t>
+      </w:r>
+      <w:hyperlink r:id="rId43">
+        <w:r>
+          <w:rPr>
+            <w:lang w:val="zh_TW" w:bidi="zh_TW"/>
+          </w:rPr>
+          <w:rPr>
+            <w:color w:val="0000EE"/>
+            <w:u w:val="single"/>
+          </w:rPr>
+          <w:t>瑪2:7</w:t>
+        </w:r>
+      </w:hyperlink>
+      <w:r>
+        <w:rPr>
+          <w:lang w:val="zh_TW" w:bidi="zh_TW"/>
+        </w:rPr>
+        <w:t>）。</w:t>
+      </w:r>
+    </w:p>
+    <w:p>
+      <w:pPr/>
+      <w:r>
+        <w:rPr>
+          <w:lang w:val="zh_TW" w:bidi="zh_TW"/>
+        </w:rPr>
+      </w:r>
+      <w:r>
+        <w:rPr>
+          <w:lang w:val="zh_TW" w:bidi="zh_TW"/>
+        </w:rPr>
+        <w:t>最為人熟悉的莫過於祭司在禮儀中扮演的中介（meditation）角色，無論是由摩西（</w:t>
+      </w:r>
+      <w:hyperlink r:id="rId44">
+        <w:r>
+          <w:rPr>
+            <w:lang w:val="zh_TW" w:bidi="zh_TW"/>
+          </w:rPr>
+          <w:rPr>
+            <w:color w:val="0000EE"/>
+            <w:u w:val="single"/>
+          </w:rPr>
+          <w:t>出24:4–8</w:t>
+        </w:r>
+      </w:hyperlink>
+      <w:r>
+        <w:rPr>
+          <w:lang w:val="zh_TW" w:bidi="zh_TW"/>
+        </w:rPr>
+        <w:t>）或是由受過崇拜儀式訓練的指定人員（</w:t>
+      </w:r>
+      <w:hyperlink r:id="rId45">
+        <w:r>
+          <w:rPr>
+            <w:lang w:val="zh_TW" w:bidi="zh_TW"/>
+          </w:rPr>
+          <w:rPr>
+            <w:color w:val="0000EE"/>
+            <w:u w:val="single"/>
+          </w:rPr>
+          <w:t>28:1</w:t>
+        </w:r>
+      </w:hyperlink>
+      <w:r>
+        <w:rPr>
+          <w:lang w:val="zh_TW" w:bidi="zh_TW"/>
+        </w:rPr>
+        <w:t>）來進行。由於以色列強調神的聖潔，祭祀贖罪或「遮蓋」罪在祭司作為中介中佔有重要地位。祭司在神面前代表人民表達悔罪、認罪和祈求寬恕，肩負著、胸前佩戴著各支派的名字，並反過來代表神，保證祂的恩惠、寬恕和保護（見</w:t>
+      </w:r>
+      <w:hyperlink r:id="rId46">
+        <w:r>
+          <w:rPr>
+            <w:lang w:val="zh_TW" w:bidi="zh_TW"/>
+          </w:rPr>
+          <w:rPr>
+            <w:color w:val="0000EE"/>
+            <w:u w:val="single"/>
+          </w:rPr>
+          <w:t>來5:1–4</w:t>
+        </w:r>
+      </w:hyperlink>
+      <w:r>
+        <w:rPr>
+          <w:lang w:val="zh_TW" w:bidi="zh_TW"/>
+        </w:rPr>
+        <w:t>，</w:t>
+      </w:r>
+      <w:hyperlink r:id="rId47">
+        <w:r>
+          <w:rPr>
+            <w:lang w:val="zh_TW" w:bidi="zh_TW"/>
+          </w:rPr>
+          <w:rPr>
+            <w:color w:val="0000EE"/>
+            <w:u w:val="single"/>
+          </w:rPr>
+          <w:t>7:27–10:11</w:t>
+        </w:r>
+      </w:hyperlink>
+      <w:r>
+        <w:rPr>
+          <w:lang w:val="zh_TW" w:bidi="zh_TW"/>
+        </w:rPr>
+        <w:t>）。</w:t>
+      </w:r>
+    </w:p>
+    <w:p>
+      <w:pPr>
+        <w:pStyle w:val="Heading3"/>
+      </w:pPr>
+      <w:r>
+        <w:rPr>
+          <w:lang w:val="zh_TW" w:bidi="zh_TW"/>
+        </w:rPr>
+        <w:t>在新約聖經中</w:t>
+      </w:r>
+    </w:p>
+    <w:p>
+      <w:pPr/>
+      <w:r>
+        <w:rPr>
+          <w:lang w:val="zh_TW" w:bidi="zh_TW"/>
+        </w:rPr>
+      </w:r>
+      <w:r>
+        <w:rPr>
+          <w:lang w:val="zh_TW" w:bidi="zh_TW"/>
+        </w:rPr>
+        <w:t>耶穌的使命自然地以中保的方式來描述，首先是作為一位先知，為神向人說話，使神被人所認識（</w:t>
+      </w:r>
+      <w:hyperlink r:id="rId48">
+        <w:r>
+          <w:rPr>
+            <w:lang w:val="zh_TW" w:bidi="zh_TW"/>
+          </w:rPr>
+          <w:rPr>
+            <w:color w:val="0000EE"/>
+            <w:u w:val="single"/>
+          </w:rPr>
+          <w:t>可6:15</w:t>
+        </w:r>
+      </w:hyperlink>
+      <w:r>
+        <w:rPr>
+          <w:lang w:val="zh_TW" w:bidi="zh_TW"/>
+        </w:rPr>
+        <w:t>，</w:t>
+      </w:r>
+      <w:hyperlink r:id="rId49">
+        <w:r>
+          <w:rPr>
+            <w:lang w:val="zh_TW" w:bidi="zh_TW"/>
+          </w:rPr>
+          <w:rPr>
+            <w:color w:val="0000EE"/>
+            <w:u w:val="single"/>
+          </w:rPr>
+          <w:t>8:28</w:t>
+        </w:r>
+      </w:hyperlink>
+      <w:r>
+        <w:rPr>
+          <w:lang w:val="zh_TW" w:bidi="zh_TW"/>
+        </w:rPr>
+        <w:t>）。當應用於耶穌時，實際上的「中保」頭銜主要指的是祂建立了一個新約，確立了神與人之間的新關係（</w:t>
+      </w:r>
+      <w:hyperlink r:id="rId50">
+        <w:r>
+          <w:rPr>
+            <w:lang w:val="zh_TW" w:bidi="zh_TW"/>
+          </w:rPr>
+          <w:rPr>
+            <w:color w:val="0000EE"/>
+            <w:u w:val="single"/>
+          </w:rPr>
+          <w:t>來8:6</w:t>
+        </w:r>
+      </w:hyperlink>
+      <w:r>
+        <w:rPr>
+          <w:lang w:val="zh_TW" w:bidi="zh_TW"/>
+        </w:rPr>
+        <w:t>，</w:t>
+      </w:r>
+      <w:hyperlink r:id="rId51">
+        <w:r>
+          <w:rPr>
+            <w:lang w:val="zh_TW" w:bidi="zh_TW"/>
+          </w:rPr>
+          <w:rPr>
+            <w:color w:val="0000EE"/>
+            <w:u w:val="single"/>
+          </w:rPr>
+          <w:t>9:15</w:t>
+        </w:r>
+      </w:hyperlink>
+      <w:r>
+        <w:rPr>
+          <w:lang w:val="zh_TW" w:bidi="zh_TW"/>
+        </w:rPr>
+        <w:t>，</w:t>
+      </w:r>
+      <w:hyperlink r:id="rId52">
+        <w:r>
+          <w:rPr>
+            <w:lang w:val="zh_TW" w:bidi="zh_TW"/>
+          </w:rPr>
+          <w:rPr>
+            <w:color w:val="0000EE"/>
+            <w:u w:val="single"/>
+          </w:rPr>
+          <w:t>12:24</w:t>
+        </w:r>
+      </w:hyperlink>
+      <w:r>
+        <w:rPr>
+          <w:lang w:val="zh_TW" w:bidi="zh_TW"/>
+        </w:rPr>
+        <w:t>）。另一個例子是</w:t>
+      </w:r>
+      <w:hyperlink r:id="rId53">
+        <w:r>
+          <w:rPr>
+            <w:lang w:val="zh_TW" w:bidi="zh_TW"/>
+          </w:rPr>
+          <w:rPr>
+            <w:color w:val="0000EE"/>
+            <w:u w:val="single"/>
+          </w:rPr>
+          <w:t>提摩太前書二章5節</w:t>
+        </w:r>
+      </w:hyperlink>
+      <w:r>
+        <w:rPr>
+          <w:lang w:val="zh_TW" w:bidi="zh_TW"/>
+        </w:rPr>
+        <w:t>，其中神合一性的要求一位唯一無可匹敵的中保——基督。</w:t>
+      </w:r>
+    </w:p>
+    <w:p>
+      <w:pPr/>
+      <w:r>
+        <w:rPr>
+          <w:lang w:val="zh_TW" w:bidi="zh_TW"/>
+        </w:rPr>
+      </w:r>
+      <w:r>
+        <w:rPr>
+          <w:lang w:val="zh_TW" w:bidi="zh_TW"/>
+        </w:rPr>
+        <w:t>這最後的參考提到基督將自己作為「萬人的贖價」。這本質上是祭司的功能，亦是希伯來書的主題。基督作為神的兒子，神聖地被任命、無罪、受苦、受試探、同情並且順服，祂是獨有資格成為祂子民的大祭司。作為祭司，祂獻上一個完全的祭，並永遠活著為那些透過祂接近神的人代求。這種中保的職事使耶穌位於「神的右邊」。祂為人代求也在</w:t>
+      </w:r>
+      <w:hyperlink r:id="rId54">
+        <w:r>
+          <w:rPr>
+            <w:lang w:val="zh_TW" w:bidi="zh_TW"/>
+          </w:rPr>
+          <w:rPr>
+            <w:color w:val="0000EE"/>
+            <w:u w:val="single"/>
+          </w:rPr>
+          <w:t>羅馬書八章34節</w:t>
+        </w:r>
+      </w:hyperlink>
+      <w:r>
+        <w:rPr>
+          <w:lang w:val="zh_TW" w:bidi="zh_TW"/>
+        </w:rPr>
+        <w:t>中提到，可能也在</w:t>
+      </w:r>
+      <w:hyperlink r:id="rId55">
+        <w:r>
+          <w:rPr>
+            <w:lang w:val="zh_TW" w:bidi="zh_TW"/>
+          </w:rPr>
+          <w:rPr>
+            <w:color w:val="0000EE"/>
+            <w:u w:val="single"/>
+          </w:rPr>
+          <w:t>約翰一書二章1節</w:t>
+        </w:r>
+      </w:hyperlink>
+      <w:r>
+        <w:rPr>
+          <w:lang w:val="zh_TW" w:bidi="zh_TW"/>
+        </w:rPr>
+        <w:t>中提到，古希臘評論家和其他權威資料如此理解這裡應用於耶穌的「保惠師（希臘文：paraclete）」。祂成為中保獻祭在馬太福音（</w:t>
+      </w:r>
+      <w:hyperlink r:id="rId56">
+        <w:r>
+          <w:rPr>
+            <w:lang w:val="zh_TW" w:bidi="zh_TW"/>
+          </w:rPr>
+          <w:rPr>
+            <w:color w:val="0000EE"/>
+            <w:u w:val="single"/>
+          </w:rPr>
+          <w:t>太26:28</w:t>
+        </w:r>
+      </w:hyperlink>
+      <w:r>
+        <w:rPr>
+          <w:lang w:val="zh_TW" w:bidi="zh_TW"/>
+        </w:rPr>
+        <w:t>）、約翰福音（</w:t>
+      </w:r>
+      <w:hyperlink r:id="rId57">
+        <w:r>
+          <w:rPr>
+            <w:lang w:val="zh_TW" w:bidi="zh_TW"/>
+          </w:rPr>
+          <w:rPr>
+            <w:color w:val="0000EE"/>
+            <w:u w:val="single"/>
+          </w:rPr>
+          <w:t>約1:29</w:t>
+        </w:r>
+      </w:hyperlink>
+      <w:r>
+        <w:rPr>
+          <w:lang w:val="zh_TW" w:bidi="zh_TW"/>
+        </w:rPr>
+        <w:t>）、羅馬書（</w:t>
+      </w:r>
+      <w:hyperlink r:id="rId58">
+        <w:r>
+          <w:rPr>
+            <w:lang w:val="zh_TW" w:bidi="zh_TW"/>
+          </w:rPr>
+          <w:rPr>
+            <w:color w:val="0000EE"/>
+            <w:u w:val="single"/>
+          </w:rPr>
+          <w:t>羅3:25</w:t>
+        </w:r>
+      </w:hyperlink>
+      <w:r>
+        <w:rPr>
+          <w:lang w:val="zh_TW" w:bidi="zh_TW"/>
+        </w:rPr>
+        <w:t>）和約翰一書（</w:t>
+      </w:r>
+      <w:hyperlink r:id="rId59">
+        <w:r>
+          <w:rPr>
+            <w:lang w:val="zh_TW" w:bidi="zh_TW"/>
+          </w:rPr>
+          <w:rPr>
+            <w:color w:val="0000EE"/>
+            <w:u w:val="single"/>
+          </w:rPr>
+          <w:t>約壹1:7</w:t>
+        </w:r>
+      </w:hyperlink>
+      <w:r>
+        <w:rPr>
+          <w:lang w:val="zh_TW" w:bidi="zh_TW"/>
+        </w:rPr>
+        <w:t>，</w:t>
+      </w:r>
+      <w:hyperlink r:id="rId60">
+        <w:r>
+          <w:rPr>
+            <w:lang w:val="zh_TW" w:bidi="zh_TW"/>
+          </w:rPr>
+          <w:rPr>
+            <w:color w:val="0000EE"/>
+            <w:u w:val="single"/>
+          </w:rPr>
+          <w:t>2:2</w:t>
+        </w:r>
+      </w:hyperlink>
+      <w:r>
+        <w:rPr>
+          <w:lang w:val="zh_TW" w:bidi="zh_TW"/>
+        </w:rPr>
+        <w:t>，</w:t>
+      </w:r>
+      <w:hyperlink r:id="rId61">
+        <w:r>
+          <w:rPr>
+            <w:lang w:val="zh_TW" w:bidi="zh_TW"/>
+          </w:rPr>
+          <w:rPr>
+            <w:color w:val="0000EE"/>
+            <w:u w:val="single"/>
+          </w:rPr>
+          <w:t>4:10</w:t>
+        </w:r>
+      </w:hyperlink>
+      <w:r>
+        <w:rPr>
+          <w:lang w:val="zh_TW" w:bidi="zh_TW"/>
+        </w:rPr>
+        <w:t>）中提到。</w:t>
+      </w:r>
+    </w:p>
+    <w:p>
+      <w:pPr/>
+      <w:r>
+        <w:rPr>
+          <w:lang w:val="zh_TW" w:bidi="zh_TW"/>
+        </w:rPr>
+      </w:r>
+      <w:r>
+        <w:rPr>
+          <w:lang w:val="zh_TW" w:bidi="zh_TW"/>
+        </w:rPr>
+        <w:t>更重要的是，新約中到處都強調，人對於神、救恩和盼望的認識僅通過基督而來。為了我們的緣故，祂成為卑賤，為我們死而復活；我們的平安、通往神的途徑、和好、罪的得贖、恩典、真理、禱告和「</w:t>
+      </w:r>
+      <w:r>
+        <w:rPr>
+          <w:lang w:val="zh_TW" w:bidi="zh_TW"/>
+        </w:rPr>
+        <w:t>天上各樣屬靈的福氣</w:t>
+      </w:r>
+      <w:r>
+        <w:rPr>
+          <w:lang w:val="zh_TW" w:bidi="zh_TW"/>
+        </w:rPr>
+        <w:t>」都是「通過他」、「在他裡面」、「通過他的血」，以及「在他的名字裡」。神的目的在祂身上；祂在創造和救贖中作中保（</w:t>
+      </w:r>
+      <w:hyperlink r:id="rId62">
+        <w:r>
+          <w:rPr>
+            <w:lang w:val="zh_TW" w:bidi="zh_TW"/>
+          </w:rPr>
+          <w:rPr>
+            <w:color w:val="0000EE"/>
+            <w:u w:val="single"/>
+          </w:rPr>
+          <w:t>西1:15、22</w:t>
+        </w:r>
+      </w:hyperlink>
+      <w:r>
+        <w:rPr>
+          <w:lang w:val="zh_TW" w:bidi="zh_TW"/>
+        </w:rPr>
+        <w:t>）；神的一切豐足都在祂裡面，基督的面容揭示了神的榮耀。除了子和那些子向他們啟示的人，沒有人認識父；沒有人能到父那裡去，除非通過祂；也沒有在其他任何人裡有救恩。</w:t>
+      </w:r>
+    </w:p>
+    <w:p>
+      <w:pPr/>
+      <w:r>
+        <w:rPr>
+          <w:lang w:val="zh_TW" w:bidi="zh_TW"/>
+        </w:rPr>
+      </w:r>
+      <w:r>
+        <w:rPr>
+          <w:lang w:val="zh_TW" w:bidi="zh_TW"/>
+        </w:rPr>
+        <w:t>基督為中保是所有在神與人之間的中保的成全與終結。希伯來書開始即宣告基督超越所有其他中保——天使、摩西、亞倫的祭司職份。祂的祭司職份是永恆的，如同麥基洗德一樣。祂的獻祭是無法重複的，「一次獻上」，藉此，我們已被分別為聖永遠歸於神。他在神與人之間所建立的盟約提供了更好的應許、獻祭、聖所和盼望（</w:t>
+      </w:r>
+      <w:hyperlink r:id="rId63">
+        <w:r>
+          <w:rPr>
+            <w:lang w:val="zh_TW" w:bidi="zh_TW"/>
+          </w:rPr>
+          <w:rPr>
+            <w:color w:val="0000EE"/>
+            <w:u w:val="single"/>
+          </w:rPr>
+          <w:t>來7:19</w:t>
+        </w:r>
+      </w:hyperlink>
+      <w:r>
+        <w:rPr>
+          <w:lang w:val="zh_TW" w:bidi="zh_TW"/>
+        </w:rPr>
+        <w:t>，</w:t>
+      </w:r>
+      <w:hyperlink r:id="rId50">
+        <w:r>
+          <w:rPr>
+            <w:lang w:val="zh_TW" w:bidi="zh_TW"/>
+          </w:rPr>
+          <w:rPr>
+            <w:color w:val="0000EE"/>
+            <w:u w:val="single"/>
+          </w:rPr>
+          <w:t>8:6</w:t>
+        </w:r>
+      </w:hyperlink>
+      <w:r>
+        <w:rPr>
+          <w:lang w:val="zh_TW" w:bidi="zh_TW"/>
+        </w:rPr>
+        <w:t>，</w:t>
+      </w:r>
+      <w:hyperlink r:id="rId64">
+        <w:r>
+          <w:rPr>
+            <w:lang w:val="zh_TW" w:bidi="zh_TW"/>
+          </w:rPr>
+          <w:rPr>
+            <w:color w:val="0000EE"/>
+            <w:u w:val="single"/>
+          </w:rPr>
+          <w:t>9:1、11–15</w:t>
+        </w:r>
+      </w:hyperlink>
+      <w:r>
+        <w:rPr>
+          <w:lang w:val="zh_TW" w:bidi="zh_TW"/>
+        </w:rPr>
+        <w:t>）。基督作為中保遠遠超過所有其他的中介，無可取代；祂是無與倫比且永遠的祭司（參：</w:t>
+      </w:r>
+      <w:hyperlink r:id="rId53">
+        <w:r>
+          <w:rPr>
+            <w:lang w:val="zh_TW" w:bidi="zh_TW"/>
+          </w:rPr>
+          <w:rPr>
+            <w:color w:val="0000EE"/>
+            <w:u w:val="single"/>
+          </w:rPr>
+          <w:t>提前2:5</w:t>
+        </w:r>
+      </w:hyperlink>
+      <w:r>
+        <w:rPr>
+          <w:lang w:val="zh_TW" w:bidi="zh_TW"/>
+        </w:rPr>
+        <w:t>）。</w:t>
+      </w:r>
+    </w:p>
+    <w:p>
+      <w:pPr/>
+      <w:r>
+        <w:rPr>
+          <w:lang w:val="zh_TW" w:bidi="zh_TW"/>
+        </w:rPr>
+      </w:r>
+      <w:r>
+        <w:rPr>
+          <w:lang w:val="zh_TW" w:bidi="zh_TW"/>
+        </w:rPr>
+        <w:t>雖然約翰沒有使用祭司的類比，但卻強調了同樣的真理。神聖與人類之間的鴻溝已被道成肉身決定性地跨越。基督不是站在神與人之間，而是通過成為人來將兩者結合在自己裡面。基督在創造之初就是神與人之間的中介，祂本身就是道，從神的角度來說，祂傳達神的心意，體現神的信息，並傳遞神的力量。從來沒有人見過神，但作為獨特的子和神聖的神，耶穌「表明」神出來（</w:t>
+      </w:r>
+      <w:hyperlink r:id="rId65">
+        <w:r>
+          <w:rPr>
+            <w:lang w:val="zh_TW" w:bidi="zh_TW"/>
+          </w:rPr>
+          <w:rPr>
+            <w:color w:val="0000EE"/>
+            <w:u w:val="single"/>
+          </w:rPr>
+          <w:t>約1:18</w:t>
+        </w:r>
+      </w:hyperlink>
+      <w:r>
+        <w:rPr>
+          <w:lang w:val="zh_TW" w:bidi="zh_TW"/>
+        </w:rPr>
+        <w:t>）。從人的角度來看，耶穌為門徒祈禱（</w:t>
+      </w:r>
+      <w:hyperlink r:id="rId66">
+        <w:r>
+          <w:rPr>
+            <w:lang w:val="zh_TW" w:bidi="zh_TW"/>
+          </w:rPr>
+          <w:rPr>
+            <w:color w:val="0000EE"/>
+            <w:u w:val="single"/>
+          </w:rPr>
+          <w:t>17</w:t>
+        </w:r>
+      </w:hyperlink>
+      <w:r>
+        <w:rPr>
+          <w:lang w:val="zh_TW" w:bidi="zh_TW"/>
+        </w:rPr>
+        <w:t>章），提供完全的順服，為祂的羊群捨命，作無瑕疵的獻祭，承擔世界的罪。</w:t>
+      </w:r>
+    </w:p>
+    <w:p>
+      <w:pPr/>
+      <w:r>
+        <w:rPr>
+          <w:lang w:val="zh_TW" w:bidi="zh_TW"/>
+        </w:rPr>
+      </w:r>
+      <w:r>
+        <w:rPr>
+          <w:i/>
+          <w:lang w:val="zh_TW" w:bidi="zh_TW"/>
+        </w:rPr>
+        <w:t>另見</w:t>
+      </w:r>
+      <w:r>
+        <w:rPr>
+          <w:lang w:val="zh_TW" w:bidi="zh_TW"/>
+        </w:rPr>
+        <w:t xml:space="preserve"> </w:t>
+      </w:r>
+      <w:r>
+        <w:rPr>
+          <w:lang w:val="zh_TW" w:bidi="zh_TW"/>
+        </w:rPr>
+        <w:t>和好</w:t>
       </w:r>
       <w:r>
         <w:rPr>
@@ -3188,6 +4025,30 @@
   </w:num>
   <w:num w:numId="13" w16cid:durableId="592781308">
     <w:abstractNumId w:val="11"/>
+  </w:num>
+  <w:num w:numId="14">
+    <w:abstractNumId w:val="3"/>
+    <w:lvlOverride w:ilvl="0">
+      <w:startOverride w:val="1"/>
+    </w:lvlOverride>
+  </w:num>
+  <w:num w:numId="15">
+    <w:abstractNumId w:val="3"/>
+    <w:lvlOverride w:ilvl="0">
+      <w:startOverride w:val="1"/>
+    </w:lvlOverride>
+  </w:num>
+  <w:num w:numId="16">
+    <w:abstractNumId w:val="3"/>
+    <w:lvlOverride w:ilvl="0">
+      <w:startOverride w:val="1"/>
+    </w:lvlOverride>
+  </w:num>
+  <w:num w:numId="17">
+    <w:abstractNumId w:val="3"/>
+    <w:lvlOverride w:ilvl="0">
+      <w:startOverride w:val="1"/>
+    </w:lvlOverride>
   </w:num>
   <w:numIdMacAtCleanup w:val="10"/>
 </w:numbering>

--- a/zht/docx/186.content.docx
+++ b/zht/docx/186.content.docx
@@ -149,7 +149,7 @@
         <w:rPr>
           <w:lang w:val="zh_TW" w:bidi="zh_TW"/>
         </w:rPr>
-        <w:t>xing</w:t>
+        <w:t>xiang</w:t>
       </w:r>
       <w:r>
         <w:rPr>
@@ -212,7 +212,7 @@
         <w:rPr>
           <w:lang w:val="zh_TW" w:bidi="zh_TW"/>
         </w:rPr>
-        <w:t>刑法和懲罰</w:t>
+        <w:t>香料</w:t>
       </w:r>
       <w:r>
         <w:rPr>
@@ -231,7 +231,18 @@
         <w:rPr>
           <w:lang w:val="zh_TW" w:bidi="zh_TW"/>
         </w:rPr>
-        <w:t>研究法律的科學或哲學稱為法理學（jurisprudence）。雖然現代法理學與聖經中的法律觀念相去甚遠，但聖經確實在法理學發展過程中發揮了一定作用。今天，人們清楚地區分刑法（criminal law）與民法（civil law）；但在聖經時代，這種區分並不明顯。今天，人們也把違反民法的行為（民事侵權〔torts〕）與較輕的罪行（輕罪〔misdemeanors〕）以及較嚴重的罪行（重罪〔felonies〕）區分開來。在聖經中，「罪（crimes）」包括了一切會受到懲罰的行為，甚至包括宗教方面的罪，例如拜偶像（敬拜假神）或褻瀆神（以輕蔑的言語或行為對待神）。</w:t>
+        <w:t>聖經中的香料涵蓋多種材料，包括磨成粉末的礦物、植物油和植物根部製成的芳香製品。自古以來，人們會使用這些香料來整理儀容、散發怡人的香氣，並用於日常生活和宗教用途。</w:t>
+      </w:r>
+    </w:p>
+    <w:p>
+      <w:pPr>
+        <w:pStyle w:val="Heading3"/>
+      </w:pPr>
+      <w:r>
+        <w:rPr>
+          <w:lang w:val="zh_TW" w:bidi="zh_TW"/>
+        </w:rPr>
+        <w:t>聖經中的香料種類</w:t>
       </w:r>
     </w:p>
     <w:p>
@@ -245,7 +256,7 @@
         <w:rPr>
           <w:lang w:val="zh_TW" w:bidi="zh_TW"/>
         </w:rPr>
-        <w:t>概述</w:t>
+        <w:t>聖經提到過許多不同種類的香料，例如：</w:t>
       </w:r>
     </w:p>
     <w:p>
@@ -261,10 +272,9 @@
       </w:r>
       <w:r>
         <w:rPr>
-          <w:u w:val="single"/>
-          <w:lang w:val="zh_TW" w:bidi="zh_TW"/>
-        </w:rPr>
-        <w:t>近東背景</w:t>
+          <w:lang w:val="zh_TW" w:bidi="zh_TW"/>
+        </w:rPr>
+        <w:t>沉香（Aloes）</w:t>
       </w:r>
     </w:p>
     <w:p>
@@ -280,10 +290,9 @@
       </w:r>
       <w:r>
         <w:rPr>
-          <w:u w:val="single"/>
-          <w:lang w:val="zh_TW" w:bidi="zh_TW"/>
-        </w:rPr>
-        <w:t>希伯來刑法</w:t>
+          <w:lang w:val="zh_TW" w:bidi="zh_TW"/>
+        </w:rPr>
+        <w:t>乳香（Balm）</w:t>
       </w:r>
     </w:p>
     <w:p>
@@ -299,10 +308,9 @@
       </w:r>
       <w:r>
         <w:rPr>
-          <w:u w:val="single"/>
-          <w:lang w:val="zh_TW" w:bidi="zh_TW"/>
-        </w:rPr>
-        <w:t>刑罰</w:t>
+          <w:lang w:val="zh_TW" w:bidi="zh_TW"/>
+        </w:rPr>
+        <w:t>香膠（Balsam）</w:t>
       </w:r>
     </w:p>
     <w:p>
@@ -318,3236 +326,9 @@
       </w:r>
       <w:r>
         <w:rPr>
-          <w:u w:val="single"/>
-          <w:lang w:val="zh_TW" w:bidi="zh_TW"/>
-        </w:rPr>
-        <w:t>結論</w:t>
-      </w:r>
-    </w:p>
-    <w:p>
-      <w:pPr>
-        <w:pStyle w:val="Heading3"/>
-      </w:pPr>
-      <w:r>
-        <w:rPr>
-          <w:lang w:val="zh_TW" w:bidi="zh_TW"/>
-        </w:rPr>
-        <w:t>近東背境</w:t>
-      </w:r>
-    </w:p>
-    <w:p>
-      <w:pPr/>
-      <w:r>
-        <w:rPr>
-          <w:lang w:val="zh_TW" w:bidi="zh_TW"/>
-        </w:rPr>
-      </w:r>
-      <w:r>
-        <w:rPr>
-          <w:lang w:val="zh_TW" w:bidi="zh_TW"/>
-        </w:rPr>
-        <w:t>無論在古代還是現代社會，人們都認為要用法律來規範個人的行為，是維護群體、城邦或國的利益所必需的。現今，人們認為法律是由人們為了保護自身而制定的。相比之下，人們認為古代近東所有法典都是直接源自於神明。希伯來律法雖然具有自己的特色，但仍遵循近東法典的一般模式。從現存的法典，例如漢謨拉比法典（Code of Hammurabi）、亞述法典和赫人法典中，都可看出這一點。</w:t>
-      </w:r>
-    </w:p>
-    <w:p>
-      <w:pPr/>
-      <w:r>
-        <w:rPr>
-          <w:lang w:val="zh_TW" w:bidi="zh_TW"/>
-        </w:rPr>
-      </w:r>
-      <w:r>
-        <w:rPr>
-          <w:lang w:val="zh_TW" w:bidi="zh_TW"/>
-        </w:rPr>
-        <w:t>雖然證據顯示，漢謨拉比（Hammurab）參考了更早期的蘇美法典（Sumerian codes）來制定自己部分的法律，但他仍宣稱這部法典是從公義之神撒瑪旭（Shamash）所領受的。這項宣稱的主要目的，很可能是要表明他的法典得到撒瑪旭明確的認可。因為至少有些人會知道，這部法典大部分內容其實是根據更早的法律編纂而成的。同樣地，聖經清楚記載了摩西在西奈山領受律法（</w:t>
-      </w:r>
-      <w:hyperlink r:id="rId13">
-        <w:r>
-          <w:rPr>
-            <w:lang w:val="zh_TW" w:bidi="zh_TW"/>
-          </w:rPr>
-          <w:rPr>
-            <w:color w:val="0000EE"/>
-            <w:u w:val="single"/>
-          </w:rPr>
-          <w:t>出19–24章</w:t>
-        </w:r>
-      </w:hyperlink>
-      <w:r>
-        <w:rPr>
-          <w:lang w:val="zh_TW" w:bidi="zh_TW"/>
-        </w:rPr>
-        <w:t>），但這並不排除十誡（即十條誡命）的部分內容可能已經存在於更早的法典之中。摩西律法中也可能包含了一些社會規範，而這些規範是在以色列人寄居埃及期間採納並調整過的。</w:t>
-      </w:r>
-    </w:p>
-    <w:p>
-      <w:pPr>
-        <w:pStyle w:val="Heading3"/>
-      </w:pPr>
-      <w:r>
-        <w:rPr>
-          <w:lang w:val="zh_TW" w:bidi="zh_TW"/>
-        </w:rPr>
-        <w:t>希伯來刑法</w:t>
-      </w:r>
-    </w:p>
-    <w:p>
-      <w:pPr>
-        <w:pStyle w:val="Heading4"/>
-      </w:pPr>
-      <w:r>
-        <w:rPr>
-          <w:lang w:val="zh_TW" w:bidi="zh_TW"/>
-        </w:rPr>
-        <w:t>關於得罪神之罪的律法</w:t>
-      </w:r>
-    </w:p>
-    <w:p>
-      <w:pPr/>
-      <w:r>
-        <w:rPr>
-          <w:lang w:val="zh_TW" w:bidi="zh_TW"/>
-        </w:rPr>
-      </w:r>
-      <w:r>
-        <w:rPr>
-          <w:lang w:val="zh_TW" w:bidi="zh_TW"/>
-        </w:rPr>
-        <w:t>希伯來律法是為一群將宗教信仰視為至關重要，且他們的信仰又容易受到周圍異教民族影響的人民所制定的。因此，希伯來律法有相當大的篇幅是涉及得罪神的罪，也就不足為奇。律法書或摩西五經（聖經最前面的五卷書）一再禁止人拜偶像：「不可為自己雕刻偶像，也不可做甚麼形像彷彿上天、下地，和地底下、水中的百物。不可跪拜那些像，也不可事奉它。」（</w:t>
-      </w:r>
-      <w:hyperlink r:id="rId14">
-        <w:r>
-          <w:rPr>
-            <w:lang w:val="zh_TW" w:bidi="zh_TW"/>
-          </w:rPr>
-          <w:rPr>
-            <w:color w:val="0000EE"/>
-            <w:u w:val="single"/>
-          </w:rPr>
-          <w:t>出20:4–5</w:t>
-        </w:r>
-      </w:hyperlink>
-      <w:r>
-        <w:rPr>
-          <w:lang w:val="zh_TW" w:bidi="zh_TW"/>
-        </w:rPr>
-        <w:t>）。在一些異教宗教會獻上嬰孩為祭，而在以色列被明文禁止。這項罪與其它殺人罪一樣，都要處以石刑（</w:t>
-      </w:r>
-      <w:hyperlink r:id="rId15">
-        <w:r>
-          <w:rPr>
-            <w:lang w:val="zh_TW" w:bidi="zh_TW"/>
-          </w:rPr>
-          <w:rPr>
-            <w:color w:val="0000EE"/>
-            <w:u w:val="single"/>
-          </w:rPr>
-          <w:t>利20:2</w:t>
-        </w:r>
-      </w:hyperlink>
-      <w:r>
-        <w:rPr>
-          <w:lang w:val="zh_TW" w:bidi="zh_TW"/>
-        </w:rPr>
-        <w:t>）。</w:t>
-      </w:r>
-    </w:p>
-    <w:p>
-      <w:pPr/>
-      <w:r>
-        <w:rPr>
-          <w:lang w:val="zh_TW" w:bidi="zh_TW"/>
-        </w:rPr>
-      </w:r>
-      <w:r>
-        <w:rPr>
-          <w:lang w:val="zh_TW" w:bidi="zh_TW"/>
-        </w:rPr>
-        <w:t>利未記記載，褻瀆神的名應當處以石刑（</w:t>
-      </w:r>
-      <w:hyperlink r:id="rId16">
-        <w:r>
-          <w:rPr>
-            <w:lang w:val="zh_TW" w:bidi="zh_TW"/>
-          </w:rPr>
-          <w:rPr>
-            <w:color w:val="0000EE"/>
-            <w:u w:val="single"/>
-          </w:rPr>
-          <w:t>利24:11–16</w:t>
-        </w:r>
-      </w:hyperlink>
-      <w:r>
-        <w:rPr>
-          <w:lang w:val="zh_TW" w:bidi="zh_TW"/>
-        </w:rPr>
-        <w:t>）。說假預言也是一種罪。這項指控可能適用於鳳雅巍以外的神的名說預言的人，或假稱自己的預言來自神啟示的人。耶利米曾預言尼布甲尼撒將戰勝猶大南國；人們一度認為這是假預言，因此他幾乎被暴民私刑處死（</w:t>
-      </w:r>
-      <w:hyperlink r:id="rId17">
-        <w:r>
-          <w:rPr>
-            <w:lang w:val="zh_TW" w:bidi="zh_TW"/>
-          </w:rPr>
-          <w:rPr>
-            <w:color w:val="0000EE"/>
-            <w:u w:val="single"/>
-          </w:rPr>
-          <w:t>耶26:8–9</w:t>
-        </w:r>
-      </w:hyperlink>
-      <w:r>
-        <w:rPr>
-          <w:lang w:val="zh_TW" w:bidi="zh_TW"/>
-        </w:rPr>
-        <w:t>）。</w:t>
-      </w:r>
-    </w:p>
-    <w:p>
-      <w:pPr/>
-      <w:r>
-        <w:rPr>
-          <w:lang w:val="zh_TW" w:bidi="zh_TW"/>
-        </w:rPr>
-      </w:r>
-      <w:r>
-        <w:rPr>
-          <w:lang w:val="zh_TW" w:bidi="zh_TW"/>
-        </w:rPr>
-        <w:t>守一週的第七日為聖日的觀念，源於記念神在六日之內創造天地，並在第七日安息。守安息日，就是要全家停止一切勞動，包括家中的牲畜在內（</w:t>
-      </w:r>
-      <w:hyperlink r:id="rId18">
-        <w:r>
-          <w:rPr>
-            <w:lang w:val="zh_TW" w:bidi="zh_TW"/>
-          </w:rPr>
-          <w:rPr>
-            <w:color w:val="0000EE"/>
-            <w:u w:val="single"/>
-          </w:rPr>
-          <w:t>出16:23</w:t>
-        </w:r>
-      </w:hyperlink>
-      <w:r>
-        <w:rPr>
-          <w:lang w:val="zh_TW" w:bidi="zh_TW"/>
-        </w:rPr>
-        <w:t>，</w:t>
-      </w:r>
-      <w:hyperlink r:id="rId19">
-        <w:r>
-          <w:rPr>
-            <w:lang w:val="zh_TW" w:bidi="zh_TW"/>
-          </w:rPr>
-          <w:rPr>
-            <w:color w:val="0000EE"/>
-            <w:u w:val="single"/>
-          </w:rPr>
-          <w:t>20:8–11</w:t>
-        </w:r>
-      </w:hyperlink>
-      <w:r>
-        <w:rPr>
-          <w:lang w:val="zh_TW" w:bidi="zh_TW"/>
-        </w:rPr>
-        <w:t>）。百姓也必須在安息日聚集敬拜神。到了希伯來歷史較後期，這類聚會包括誦讀聖經、禱告和講道。違反安息日規定的人可能會被判處死刑。正如民數記中記載一個人在安息日撿柴，因此被處死（</w:t>
-      </w:r>
-      <w:hyperlink r:id="rId20">
-        <w:r>
-          <w:rPr>
-            <w:lang w:val="zh_TW" w:bidi="zh_TW"/>
-          </w:rPr>
-          <w:rPr>
-            <w:color w:val="0000EE"/>
-            <w:u w:val="single"/>
-          </w:rPr>
-          <w:t>民15:32–36</w:t>
-        </w:r>
-      </w:hyperlink>
-      <w:r>
-        <w:rPr>
-          <w:lang w:val="zh_TW" w:bidi="zh_TW"/>
-        </w:rPr>
-        <w:t>）。</w:t>
-      </w:r>
-    </w:p>
-    <w:p>
-      <w:pPr/>
-      <w:r>
-        <w:rPr>
-          <w:lang w:val="zh_TW" w:bidi="zh_TW"/>
-        </w:rPr>
-      </w:r>
-      <w:r>
-        <w:rPr>
-          <w:lang w:val="zh_TW" w:bidi="zh_TW"/>
-        </w:rPr>
-        <w:t>任何蓄意犯罪都被視為得罪神的罪，因為一切律法都出於神；因此，這類罪都可判處死刑 （</w:t>
-      </w:r>
-      <w:hyperlink r:id="rId21">
-        <w:r>
-          <w:rPr>
-            <w:lang w:val="zh_TW" w:bidi="zh_TW"/>
-          </w:rPr>
-          <w:rPr>
-            <w:color w:val="0000EE"/>
-            <w:u w:val="single"/>
-          </w:rPr>
-          <w:t>民15:30–31</w:t>
-        </w:r>
-      </w:hyperlink>
-      <w:r>
-        <w:rPr>
-          <w:lang w:val="zh_TW" w:bidi="zh_TW"/>
-        </w:rPr>
-        <w:t>）。希伯來律法也要求人要把初熟之物獻給耶和華，不可拖延。這項規定有時也延伸到長子身上，就是把長子分別出來歸給耶和華（雅巍），在聖殿中事奉祂 （</w:t>
-      </w:r>
-      <w:hyperlink r:id="rId22">
-        <w:r>
-          <w:rPr>
-            <w:lang w:val="zh_TW" w:bidi="zh_TW"/>
-          </w:rPr>
-          <w:rPr>
-            <w:color w:val="0000EE"/>
-            <w:u w:val="single"/>
-          </w:rPr>
-          <w:t>出22:29–30</w:t>
-        </w:r>
-      </w:hyperlink>
-      <w:r>
-        <w:rPr>
-          <w:lang w:val="zh_TW" w:bidi="zh_TW"/>
-        </w:rPr>
-        <w:t>；</w:t>
-      </w:r>
-      <w:hyperlink r:id="rId23">
-        <w:r>
-          <w:rPr>
-            <w:lang w:val="zh_TW" w:bidi="zh_TW"/>
-          </w:rPr>
-          <w:rPr>
-            <w:color w:val="0000EE"/>
-            <w:u w:val="single"/>
-          </w:rPr>
-          <w:t>申15:19</w:t>
-        </w:r>
-      </w:hyperlink>
-      <w:r>
-        <w:rPr>
-          <w:lang w:val="zh_TW" w:bidi="zh_TW"/>
-        </w:rPr>
-        <w:t>）。</w:t>
-      </w:r>
-    </w:p>
-    <w:p>
-      <w:pPr>
-        <w:pStyle w:val="Heading4"/>
-      </w:pPr>
-      <w:r>
-        <w:rPr>
-          <w:lang w:val="zh_TW" w:bidi="zh_TW"/>
-        </w:rPr>
-        <w:t>人身傷害</w:t>
-      </w:r>
-    </w:p>
-    <w:p>
-      <w:pPr/>
-      <w:r>
-        <w:rPr>
-          <w:lang w:val="zh_TW" w:bidi="zh_TW"/>
-        </w:rPr>
-      </w:r>
-      <w:r>
-        <w:rPr>
-          <w:lang w:val="zh_TW" w:bidi="zh_TW"/>
-        </w:rPr>
-        <w:t>謀殺是冒犯神形像的罪；在舊約聖經時代，這是許多可判處死刑的罪之一。出埃及記明確規定：「打人以致打死的，必要把他治死。」（</w:t>
-      </w:r>
-      <w:hyperlink r:id="rId24">
-        <w:r>
-          <w:rPr>
-            <w:lang w:val="zh_TW" w:bidi="zh_TW"/>
-          </w:rPr>
-          <w:rPr>
-            <w:color w:val="0000EE"/>
-            <w:u w:val="single"/>
-          </w:rPr>
-          <w:t>出21:12</w:t>
-        </w:r>
-      </w:hyperlink>
-      <w:r>
-        <w:rPr>
-          <w:lang w:val="zh_TW" w:bidi="zh_TW"/>
-        </w:rPr>
-        <w:t>）。如果兇手使用石頭、木器或鐵器等凶器殺人，死者的親屬可以為死者報仇，將兇手處死。如果死亡事件純屬意外，會眾有時會保護肇事者，並幫助他逃往附近的逃城。他只要留在逃城內，便可得到保護。這人必須住在那裡，直到當時的大祭司去世，之後才可以返回自己的城（</w:t>
-      </w:r>
-      <w:hyperlink r:id="rId25">
-        <w:r>
-          <w:rPr>
-            <w:lang w:val="zh_TW" w:bidi="zh_TW"/>
-          </w:rPr>
-          <w:rPr>
-            <w:color w:val="0000EE"/>
-            <w:u w:val="single"/>
-          </w:rPr>
-          <w:t>民35:10–28</w:t>
-        </w:r>
-      </w:hyperlink>
-      <w:r>
-        <w:rPr>
-          <w:lang w:val="zh_TW" w:bidi="zh_TW"/>
-        </w:rPr>
-        <w:t>）。第六條誡命吩咐說：「不可殺人」（</w:t>
-      </w:r>
-      <w:hyperlink r:id="rId26">
-        <w:r>
-          <w:rPr>
-            <w:lang w:val="zh_TW" w:bidi="zh_TW"/>
-          </w:rPr>
-          <w:rPr>
-            <w:color w:val="0000EE"/>
-            <w:u w:val="single"/>
-          </w:rPr>
-          <w:t>出20:13</w:t>
-        </w:r>
-      </w:hyperlink>
-      <w:r>
-        <w:rPr>
-          <w:lang w:val="zh_TW" w:bidi="zh_TW"/>
-        </w:rPr>
-        <w:t>）。這裡的希伯來文特指謀殺，而不是所有形式的殺戮。因此，在爭戰中殺死仇敵，以及依法處死殺人犯，都被視為必要之舉，並不在禁止之列。任何定罪都必須有一位以上的見證人，尤其是在謀殺案件中更是如此（</w:t>
-      </w:r>
-      <w:hyperlink r:id="rId27">
-        <w:r>
-          <w:rPr>
-            <w:lang w:val="zh_TW" w:bidi="zh_TW"/>
-          </w:rPr>
-          <w:rPr>
-            <w:color w:val="0000EE"/>
-            <w:u w:val="single"/>
-          </w:rPr>
-          <w:t>民35:30</w:t>
-        </w:r>
-      </w:hyperlink>
-      <w:r>
-        <w:rPr>
-          <w:lang w:val="zh_TW" w:bidi="zh_TW"/>
-        </w:rPr>
-        <w:t>；</w:t>
-      </w:r>
-      <w:hyperlink r:id="rId28">
-        <w:r>
-          <w:rPr>
-            <w:lang w:val="zh_TW" w:bidi="zh_TW"/>
-          </w:rPr>
-          <w:rPr>
-            <w:color w:val="0000EE"/>
-            <w:u w:val="single"/>
-          </w:rPr>
-          <w:t>申17:6</w:t>
-        </w:r>
-      </w:hyperlink>
-      <w:r>
-        <w:rPr>
-          <w:lang w:val="zh_TW" w:bidi="zh_TW"/>
-        </w:rPr>
-        <w:t>，</w:t>
-      </w:r>
-      <w:hyperlink r:id="rId29">
-        <w:r>
-          <w:rPr>
-            <w:lang w:val="zh_TW" w:bidi="zh_TW"/>
-          </w:rPr>
-          <w:rPr>
-            <w:color w:val="0000EE"/>
-            <w:u w:val="single"/>
-          </w:rPr>
-          <w:t>19:15</w:t>
-        </w:r>
-      </w:hyperlink>
-      <w:r>
-        <w:rPr>
-          <w:lang w:val="zh_TW" w:bidi="zh_TW"/>
-        </w:rPr>
-        <w:t>）。</w:t>
-      </w:r>
-    </w:p>
-    <w:p>
-      <w:pPr/>
-      <w:r>
-        <w:rPr>
-          <w:lang w:val="zh_TW" w:bidi="zh_TW"/>
-        </w:rPr>
-      </w:r>
-      <w:r>
-        <w:rPr>
-          <w:lang w:val="zh_TW" w:bidi="zh_TW"/>
-        </w:rPr>
-        <w:t>漢謨拉比法典規定，如果一個人意外使他人受傷，他必須支付醫治傷者的費用。如果傷者死亡，則要按照死者的身分地位繳納罰金。從某方面來說，希伯來律法比這更進一步，因為它要求加害者賠償傷者因受傷而損失的時間（</w:t>
-      </w:r>
-      <w:hyperlink r:id="rId30">
-        <w:r>
-          <w:rPr>
-            <w:lang w:val="zh_TW" w:bidi="zh_TW"/>
-          </w:rPr>
-          <w:rPr>
-            <w:color w:val="0000EE"/>
-            <w:u w:val="single"/>
-          </w:rPr>
-          <w:t>出21:18–19</w:t>
-        </w:r>
-      </w:hyperlink>
-      <w:r>
-        <w:rPr>
-          <w:lang w:val="zh_TW" w:bidi="zh_TW"/>
-        </w:rPr>
-        <w:t>）。</w:t>
-      </w:r>
-    </w:p>
-    <w:p>
-      <w:pPr/>
-      <w:r>
-        <w:rPr>
-          <w:lang w:val="zh_TW" w:bidi="zh_TW"/>
-        </w:rPr>
-      </w:r>
-      <w:r>
-        <w:rPr>
-          <w:lang w:val="zh_TW" w:bidi="zh_TW"/>
-        </w:rPr>
-        <w:t>在舊約聖經中，拐帶人口要被判處死刑。出埃及記說：「拐帶人口，或是把人賣了，或是留在他手下，必要把他治死。」（</w:t>
-      </w:r>
-      <w:hyperlink r:id="rId31">
-        <w:r>
-          <w:rPr>
-            <w:lang w:val="zh_TW" w:bidi="zh_TW"/>
-          </w:rPr>
-          <w:rPr>
-            <w:color w:val="0000EE"/>
-            <w:u w:val="single"/>
-          </w:rPr>
-          <w:t>出21:16</w:t>
-        </w:r>
-      </w:hyperlink>
-      <w:r>
-        <w:rPr>
-          <w:lang w:val="zh_TW" w:bidi="zh_TW"/>
-        </w:rPr>
-        <w:t>）。約瑟的哥哥賣約瑟為奴僕，就是這類拐帶人口的例子。</w:t>
-      </w:r>
-    </w:p>
-    <w:p>
-      <w:pPr>
-        <w:pStyle w:val="Heading4"/>
-      </w:pPr>
-      <w:r>
-        <w:rPr>
-          <w:lang w:val="zh_TW" w:bidi="zh_TW"/>
-        </w:rPr>
-        <w:t>關於財產的律法</w:t>
-      </w:r>
-    </w:p>
-    <w:p>
-      <w:pPr/>
-      <w:r>
-        <w:rPr>
-          <w:lang w:val="zh_TW" w:bidi="zh_TW"/>
-        </w:rPr>
-      </w:r>
-      <w:r>
-        <w:rPr>
-          <w:lang w:val="zh_TW" w:bidi="zh_TW"/>
-        </w:rPr>
-        <w:t>出埃及記對於損害他人財產或農作物的情況有相當具體的規定。如果田地失火，而火勢蔓延到別人的田地，燒毀了那裡的農作物，縱火的人，或者最先失火之田地的主人，都必須賠償所造成的損失（</w:t>
-      </w:r>
-      <w:hyperlink r:id="rId32">
-        <w:r>
-          <w:rPr>
-            <w:lang w:val="zh_TW" w:bidi="zh_TW"/>
-          </w:rPr>
-          <w:rPr>
-            <w:color w:val="0000EE"/>
-            <w:u w:val="single"/>
-          </w:rPr>
-          <w:t>出22:6</w:t>
-        </w:r>
-      </w:hyperlink>
-      <w:r>
-        <w:rPr>
-          <w:lang w:val="zh_TW" w:bidi="zh_TW"/>
-        </w:rPr>
-        <w:t>）。漢謨拉比法典也記載了一個類似的案例：有人疏於修理堤壩，以致洪水沖毀鄰舍的農作物，因此必須負起賠償責任。</w:t>
-      </w:r>
-    </w:p>
-    <w:p>
-      <w:pPr/>
-      <w:r>
-        <w:rPr>
-          <w:lang w:val="zh_TW" w:bidi="zh_TW"/>
-        </w:rPr>
-      </w:r>
-      <w:r>
-        <w:rPr>
-          <w:lang w:val="zh_TW" w:bidi="zh_TW"/>
-        </w:rPr>
-        <w:t>牲畜受傷，尤其是牛隻受傷，以及牲畜造成的人身傷害或財產損失，都是希伯來律法中重要的內容。如果一頭一向溫馴的牛撞死人，牛的主人無罪，但那頭牛必須要被處死。這對主人來說，失去牛本身就是相當重的經濟損失。如果一頭慣常頂傷人的牛撞死人，而主人又沒有妥善看管，那麼牛和主人便要被處死。不過，主人可以繳納議定的贖價來贖回自己的性命。如果被牛撞死的是奴僕，就要用石頭打死那頭牛，而主人則要繳納罰金（</w:t>
-      </w:r>
-      <w:hyperlink r:id="rId33">
-        <w:r>
-          <w:rPr>
-            <w:lang w:val="zh_TW" w:bidi="zh_TW"/>
-          </w:rPr>
-          <w:rPr>
-            <w:color w:val="0000EE"/>
-            <w:u w:val="single"/>
-          </w:rPr>
-          <w:t>出21:28–32</w:t>
-        </w:r>
-      </w:hyperlink>
-      <w:r>
-        <w:rPr>
-          <w:lang w:val="zh_TW" w:bidi="zh_TW"/>
-        </w:rPr>
-        <w:t>）。漢謨拉比法典對類似情況也有其規定。在牲畜第一次傷人時，主人不會受處罰；但如果主人明知那頭牛有危險，卻沒有採取措施防止傷害發生，就必須以銀子繳納罰款。如果受害的人是上層階級人士，罰款金額便很高；如果受害的人是奴僕，罰款則較少。無論情況多麼嚴重，也無論那頭牛多麼兇猛，漢謨拉比法典都只規定罰款，從不判處牲畜或主人死刑。</w:t>
-      </w:r>
-    </w:p>
-    <w:p>
-      <w:pPr/>
-      <w:r>
-        <w:rPr>
-          <w:lang w:val="zh_TW" w:bidi="zh_TW"/>
-        </w:rPr>
-      </w:r>
-      <w:r>
-        <w:rPr>
-          <w:lang w:val="zh_TW" w:bidi="zh_TW"/>
-        </w:rPr>
-        <w:t>希伯來律法也懲罰因疏忽而導致牲畜受傷的情況。如果有人挖了坑卻沒有蓋好，以致牛或驢掉進坑裡，牲畜的主人就有權獲得賠償（</w:t>
-      </w:r>
-      <w:hyperlink r:id="rId34">
-        <w:r>
-          <w:rPr>
-            <w:lang w:val="zh_TW" w:bidi="zh_TW"/>
-          </w:rPr>
-          <w:rPr>
-            <w:color w:val="0000EE"/>
-            <w:u w:val="single"/>
-          </w:rPr>
-          <w:t>出21:33–36</w:t>
-        </w:r>
-      </w:hyperlink>
-      <w:r>
-        <w:rPr>
-          <w:lang w:val="zh_TW" w:bidi="zh_TW"/>
-        </w:rPr>
-        <w:t>）。</w:t>
-      </w:r>
-    </w:p>
-    <w:p>
-      <w:pPr/>
-      <w:r>
-        <w:rPr>
-          <w:lang w:val="zh_TW" w:bidi="zh_TW"/>
-        </w:rPr>
-      </w:r>
-      <w:r>
-        <w:rPr>
-          <w:lang w:val="zh_TW" w:bidi="zh_TW"/>
-        </w:rPr>
-        <w:t>在古代文化中，人們一般將婦女視為財產，就像牲畜或奴僕一樣。女兒出嫁前算作父親的財產；出嫁後算作丈夫的財產。因此，任何人若侵害已婚婦女，律法就將這種行為列為侵犯丈夫財產的罪。按照漢謨拉比法典，人們可以把兒女賣為奴僕或債奴，且通常是為了償還父親的債務（參</w:t>
-      </w:r>
-      <w:hyperlink r:id="rId35">
-        <w:r>
-          <w:rPr>
-            <w:lang w:val="zh_TW" w:bidi="zh_TW"/>
-          </w:rPr>
-          <w:rPr>
-            <w:color w:val="0000EE"/>
-            <w:u w:val="single"/>
-          </w:rPr>
-          <w:t>出21:2–7</w:t>
-        </w:r>
-      </w:hyperlink>
-      <w:r>
-        <w:rPr>
-          <w:lang w:val="zh_TW" w:bidi="zh_TW"/>
-        </w:rPr>
-        <w:t>；</w:t>
-      </w:r>
-      <w:hyperlink r:id="rId36">
-        <w:r>
-          <w:rPr>
-            <w:lang w:val="zh_TW" w:bidi="zh_TW"/>
-          </w:rPr>
-          <w:rPr>
-            <w:color w:val="0000EE"/>
-            <w:u w:val="single"/>
-          </w:rPr>
-          <w:t>尼5:5–8</w:t>
-        </w:r>
-      </w:hyperlink>
-      <w:r>
-        <w:rPr>
-          <w:lang w:val="zh_TW" w:bidi="zh_TW"/>
-        </w:rPr>
-        <w:t>；</w:t>
-      </w:r>
-      <w:hyperlink r:id="rId37">
-        <w:r>
-          <w:rPr>
-            <w:lang w:val="zh_TW" w:bidi="zh_TW"/>
-          </w:rPr>
-          <w:rPr>
-            <w:color w:val="0000EE"/>
-            <w:u w:val="single"/>
-          </w:rPr>
-          <w:t>賽50:1</w:t>
-        </w:r>
-      </w:hyperlink>
-      <w:r>
-        <w:rPr>
-          <w:lang w:val="zh_TW" w:bidi="zh_TW"/>
-        </w:rPr>
-        <w:t>）。聖經律法非常重視父母的權柄。如果兒子頑梗悖逆、不肯聽從父母，又是貪食好酒的人，父母可以把他帶到長老面前受審。長老若判定他有罪，本城的人就要用石頭打死他（</w:t>
-      </w:r>
-      <w:hyperlink r:id="rId38">
-        <w:r>
-          <w:rPr>
-            <w:lang w:val="zh_TW" w:bidi="zh_TW"/>
-          </w:rPr>
-          <w:rPr>
-            <w:color w:val="0000EE"/>
-            <w:u w:val="single"/>
-          </w:rPr>
-          <w:t>申21:18–21</w:t>
-        </w:r>
-      </w:hyperlink>
-      <w:r>
-        <w:rPr>
-          <w:lang w:val="zh_TW" w:bidi="zh_TW"/>
-        </w:rPr>
-        <w:t>）。然而，即使是這樣的規定，某種程度上仍是在保障兒女的權利，因為一些近東法典允許父母不必經過長老或任何人的審理，就可以直接下令處死自己的兒女。雖然當時的人普遍輕看女兒，律法仍規定如果沒有兒子，女兒可以承受產業（</w:t>
-      </w:r>
-      <w:hyperlink r:id="rId39">
-        <w:r>
-          <w:rPr>
-            <w:lang w:val="zh_TW" w:bidi="zh_TW"/>
-          </w:rPr>
-          <w:rPr>
-            <w:color w:val="0000EE"/>
-            <w:u w:val="single"/>
-          </w:rPr>
-          <w:t>民27:8</w:t>
-        </w:r>
-      </w:hyperlink>
-      <w:r>
-        <w:rPr>
-          <w:lang w:val="zh_TW" w:bidi="zh_TW"/>
-        </w:rPr>
-        <w:t>）。</w:t>
-      </w:r>
-    </w:p>
-    <w:p>
-      <w:pPr/>
-      <w:r>
-        <w:rPr>
-          <w:lang w:val="zh_TW" w:bidi="zh_TW"/>
-        </w:rPr>
-      </w:r>
-      <w:r>
-        <w:rPr>
-          <w:lang w:val="zh_TW" w:bidi="zh_TW"/>
-        </w:rPr>
-        <w:t>姦淫是十誡中所禁止的罪。當時人們把妻子看作丈夫的財產，因此也把姦淫列為侵犯丈夫財產的罪。申命記相當詳細地論及姦淫的各種情況，並規定男女雙方都要處死（</w:t>
-      </w:r>
-      <w:hyperlink r:id="rId40">
-        <w:r>
-          <w:rPr>
-            <w:lang w:val="zh_TW" w:bidi="zh_TW"/>
-          </w:rPr>
-          <w:rPr>
-            <w:color w:val="0000EE"/>
-            <w:u w:val="single"/>
-          </w:rPr>
-          <w:t>申22:22</w:t>
-        </w:r>
-      </w:hyperlink>
-      <w:r>
-        <w:rPr>
-          <w:lang w:val="zh_TW" w:bidi="zh_TW"/>
-        </w:rPr>
-        <w:t>）。如果有人引誘一名尚未許配人的年輕女子與他同寢，他必須向女子的父親支付聘禮（50舍客勒銀子）。此後，他不可休她，必須終身娶她為妻（</w:t>
-      </w:r>
-      <w:hyperlink r:id="rId41">
-        <w:r>
-          <w:rPr>
-            <w:lang w:val="zh_TW" w:bidi="zh_TW"/>
-          </w:rPr>
-          <w:rPr>
-            <w:color w:val="0000EE"/>
-            <w:u w:val="single"/>
-          </w:rPr>
-          <w:t>出22:16</w:t>
-        </w:r>
-      </w:hyperlink>
-      <w:r>
-        <w:rPr>
-          <w:lang w:val="zh_TW" w:bidi="zh_TW"/>
-        </w:rPr>
-        <w:t>；</w:t>
-      </w:r>
-      <w:hyperlink r:id="rId42">
-        <w:r>
-          <w:rPr>
-            <w:lang w:val="zh_TW" w:bidi="zh_TW"/>
-          </w:rPr>
-          <w:rPr>
-            <w:color w:val="0000EE"/>
-            <w:u w:val="single"/>
-          </w:rPr>
-          <w:t>申22:28–29</w:t>
-        </w:r>
-      </w:hyperlink>
-      <w:r>
-        <w:rPr>
-          <w:lang w:val="zh_TW" w:bidi="zh_TW"/>
-        </w:rPr>
-        <w:t>）。</w:t>
-      </w:r>
-    </w:p>
-    <w:p>
-      <w:pPr/>
-      <w:r>
-        <w:rPr>
-          <w:lang w:val="zh_TW" w:bidi="zh_TW"/>
-        </w:rPr>
-      </w:r>
-      <w:r>
-        <w:rPr>
-          <w:lang w:val="zh_TW" w:bidi="zh_TW"/>
-        </w:rPr>
-        <w:t>如果有人指控妻子犯了姦淫罪，卻沒有證據，就要進行審判。丈夫要帶其妻子到祭司那裡，並獻上供物（十分之一伊法大麥麵，不可澆上油，也不可加上乳香），這是一份疑恨的素祭，表明丈夫如今是在懷疑妻子。接著，那婦人要站在耶和華面前，手拿一個盛著聖水的瓦器。祭司要把會幕地上的塵土摻入水中，並把素祭放在婦人的手中。祭司要散開婦人的頭髮，這不但表示她的憂傷，也顯出她失去了丈夫的尊重。然後，婦人必須起誓。之後，祭司向她宣告咒詛，大意是：她雖然容易受孕，卻會多次流產。婦人必須同意這項誓言。祭司把咒詛的話寫在書上，再把字跡洗入「苦水」之中。之後，婦人要喝下這苦水；同時，祭司要把她手中的素祭在耶和華面前搖一搖，又取一部分燒在壇上。祭司告訴她，如果她有罪，這水就會使她的大腿消瘦、肚腹發脹。如果發生這種情況，她會遭人棄絕；但如果證明她無罪，她就可以自由離去。無論結果如何，丈夫都不必為這項指控承擔罪責（</w:t>
-      </w:r>
-      <w:hyperlink r:id="rId43">
-        <w:r>
-          <w:rPr>
-            <w:lang w:val="zh_TW" w:bidi="zh_TW"/>
-          </w:rPr>
-          <w:rPr>
-            <w:color w:val="0000EE"/>
-            <w:u w:val="single"/>
-          </w:rPr>
-          <w:t>民5:12–31</w:t>
-        </w:r>
-      </w:hyperlink>
-      <w:r>
-        <w:rPr>
-          <w:lang w:val="zh_TW" w:bidi="zh_TW"/>
-        </w:rPr>
-        <w:t>）。</w:t>
-      </w:r>
-    </w:p>
-    <w:p>
-      <w:pPr/>
-      <w:r>
-        <w:rPr>
-          <w:lang w:val="zh_TW" w:bidi="zh_TW"/>
-        </w:rPr>
-      </w:r>
-      <w:r>
-        <w:rPr>
-          <w:lang w:val="zh_TW" w:bidi="zh_TW"/>
-        </w:rPr>
-        <w:t>如果主人毆打奴僕，以致奴僕當場死亡，就必須為奴僕的死追討罪責。如果奴僕拖延數日才死，就不必追討罪責，因為主人失去奴僕本身已經算是對他的懲罰（</w:t>
-      </w:r>
-      <w:hyperlink r:id="rId44">
-        <w:r>
-          <w:rPr>
-            <w:lang w:val="zh_TW" w:bidi="zh_TW"/>
-          </w:rPr>
-          <w:rPr>
-            <w:color w:val="0000EE"/>
-            <w:u w:val="single"/>
-          </w:rPr>
-          <w:t>出21:20–21</w:t>
-        </w:r>
-      </w:hyperlink>
-      <w:r>
-        <w:rPr>
-          <w:lang w:val="zh_TW" w:bidi="zh_TW"/>
-        </w:rPr>
-        <w:t>）。希伯來人大概很少實際運用這條律法；漢謨拉比法典中也沒有與之相對應的條文。如果主人傷害奴僕，導致他失去一隻眼睛或一顆牙齒，希伯來律法規定主人必須釋放那名奴僕（</w:t>
-      </w:r>
-      <w:hyperlink r:id="rId45">
-        <w:r>
-          <w:rPr>
-            <w:lang w:val="zh_TW" w:bidi="zh_TW"/>
-          </w:rPr>
-          <w:rPr>
-            <w:color w:val="0000EE"/>
-            <w:u w:val="single"/>
-          </w:rPr>
-          <w:t>26–27</w:t>
-        </w:r>
-      </w:hyperlink>
-      <w:r>
-        <w:rPr>
-          <w:lang w:val="zh_TW" w:bidi="zh_TW"/>
-        </w:rPr>
-        <w:t>節）。漢謨拉比法典記載了一個人傷害別人奴僕的案例；加害者必須向奴僕的主人支付相當於該奴僕身價一半的賠償。</w:t>
-      </w:r>
-    </w:p>
-    <w:p>
-      <w:pPr/>
-      <w:r>
-        <w:rPr>
-          <w:lang w:val="zh_TW" w:bidi="zh_TW"/>
-        </w:rPr>
-      </w:r>
-      <w:r>
-        <w:rPr>
-          <w:lang w:val="zh_TW" w:bidi="zh_TW"/>
-        </w:rPr>
-        <w:t>希伯來律法對盜竊和入室行竊著墨不多。律法推定竊賊願意悔改並作出賠償。在歸還贓物並繳納少量罰款之後，盜賊便可以再次「親近耶和華」（</w:t>
-      </w:r>
-      <w:hyperlink r:id="rId46">
-        <w:r>
-          <w:rPr>
-            <w:lang w:val="zh_TW" w:bidi="zh_TW"/>
-          </w:rPr>
-          <w:rPr>
-            <w:color w:val="0000EE"/>
-            <w:u w:val="single"/>
-          </w:rPr>
-          <w:t>利6:2–7</w:t>
-        </w:r>
-      </w:hyperlink>
-      <w:r>
-        <w:rPr>
-          <w:lang w:val="zh_TW" w:bidi="zh_TW"/>
-        </w:rPr>
-        <w:t>）。然而，漢謨拉比法典規定，入室行竊要判處死刑。按照希伯來律法，偷竊牲畜的人至少要賠償兩倍；如果偷的是公牛或母牛，或者已把牠賣掉，就必須五倍償還。漢謨拉比法典也有類似條文：「如果有人偷竊牛、羊、驢、豬或山羊，若屬神廟或王宮所有，就要償還三十倍；若屬自由人所有，就要償還十倍。如果盜賊無力償還，就要處死。」按照希伯來律法，從別人家中偷來的財物只須歸還，不必另外受罰。如果盜賊已經失去所偷的財物，又無力賠償等值財物，人們可以把他賣為奴僕，直到完成賠償為止（</w:t>
-      </w:r>
-      <w:hyperlink r:id="rId47">
-        <w:r>
-          <w:rPr>
-            <w:lang w:val="zh_TW" w:bidi="zh_TW"/>
-          </w:rPr>
-          <w:rPr>
-            <w:color w:val="0000EE"/>
-            <w:u w:val="single"/>
-          </w:rPr>
-          <w:t>出22:1–4</w:t>
-        </w:r>
-      </w:hyperlink>
-      <w:r>
-        <w:rPr>
-          <w:lang w:val="zh_TW" w:bidi="zh_TW"/>
-        </w:rPr>
-        <w:t>）。</w:t>
-      </w:r>
-    </w:p>
-    <w:p>
-      <w:pPr>
-        <w:pStyle w:val="Heading4"/>
-      </w:pPr>
-      <w:r>
-        <w:rPr>
-          <w:lang w:val="zh_TW" w:bidi="zh_TW"/>
-        </w:rPr>
-        <w:t>一般律法</w:t>
-      </w:r>
-    </w:p>
-    <w:p>
-      <w:pPr/>
-      <w:r>
-        <w:rPr>
-          <w:lang w:val="zh_TW" w:bidi="zh_TW"/>
-        </w:rPr>
-      </w:r>
-      <w:r>
-        <w:rPr>
-          <w:lang w:val="zh_TW" w:bidi="zh_TW"/>
-        </w:rPr>
-        <w:t>出埃及記和申命記所記載的希伯來律法，包含許多普遍適用的禁令。其中有些涉及商業活動，例如不可挪移地界（</w:t>
-      </w:r>
-      <w:hyperlink r:id="rId48">
-        <w:r>
-          <w:rPr>
-            <w:lang w:val="zh_TW" w:bidi="zh_TW"/>
-          </w:rPr>
-          <w:rPr>
-            <w:color w:val="0000EE"/>
-            <w:u w:val="single"/>
-          </w:rPr>
-          <w:t>申19:14</w:t>
-        </w:r>
-      </w:hyperlink>
-      <w:r>
-        <w:rPr>
-          <w:lang w:val="zh_TW" w:bidi="zh_TW"/>
-        </w:rPr>
-        <w:t>）。律法也譴責使用虛假的度量衡（</w:t>
-      </w:r>
-      <w:hyperlink r:id="rId49">
-        <w:r>
-          <w:rPr>
-            <w:lang w:val="zh_TW" w:bidi="zh_TW"/>
-          </w:rPr>
-          <w:rPr>
-            <w:color w:val="0000EE"/>
-            <w:u w:val="single"/>
-          </w:rPr>
-          <w:t>利19:35</w:t>
-        </w:r>
-      </w:hyperlink>
-      <w:r>
-        <w:rPr>
-          <w:lang w:val="zh_TW" w:bidi="zh_TW"/>
-        </w:rPr>
-        <w:t>；</w:t>
-      </w:r>
-      <w:hyperlink r:id="rId50">
-        <w:r>
-          <w:rPr>
-            <w:lang w:val="zh_TW" w:bidi="zh_TW"/>
-          </w:rPr>
-          <w:rPr>
-            <w:color w:val="0000EE"/>
-            <w:u w:val="single"/>
-          </w:rPr>
-          <w:t>申25:15</w:t>
-        </w:r>
-      </w:hyperlink>
-      <w:r>
-        <w:rPr>
-          <w:lang w:val="zh_TW" w:bidi="zh_TW"/>
-        </w:rPr>
-        <w:t>；</w:t>
-      </w:r>
-      <w:hyperlink r:id="rId51">
-        <w:r>
-          <w:rPr>
-            <w:lang w:val="zh_TW" w:bidi="zh_TW"/>
-          </w:rPr>
-          <w:rPr>
-            <w:color w:val="0000EE"/>
-            <w:u w:val="single"/>
-          </w:rPr>
-          <w:t>箴11:1</w:t>
-        </w:r>
-      </w:hyperlink>
-      <w:r>
-        <w:rPr>
-          <w:lang w:val="zh_TW" w:bidi="zh_TW"/>
-        </w:rPr>
-        <w:t>，</w:t>
-      </w:r>
-      <w:hyperlink r:id="rId52">
-        <w:r>
-          <w:rPr>
-            <w:lang w:val="zh_TW" w:bidi="zh_TW"/>
-          </w:rPr>
-          <w:rPr>
-            <w:color w:val="0000EE"/>
-            <w:u w:val="single"/>
-          </w:rPr>
-          <w:t>20:23</w:t>
-        </w:r>
-      </w:hyperlink>
-      <w:r>
-        <w:rPr>
-          <w:lang w:val="zh_TW" w:bidi="zh_TW"/>
-        </w:rPr>
-        <w:t>；</w:t>
-      </w:r>
-      <w:hyperlink r:id="rId53">
-        <w:r>
-          <w:rPr>
-            <w:lang w:val="zh_TW" w:bidi="zh_TW"/>
-          </w:rPr>
-          <w:rPr>
-            <w:color w:val="0000EE"/>
-            <w:u w:val="single"/>
-          </w:rPr>
-          <w:t>彌6:11</w:t>
-        </w:r>
-      </w:hyperlink>
-      <w:r>
-        <w:rPr>
-          <w:lang w:val="zh_TW" w:bidi="zh_TW"/>
-        </w:rPr>
-        <w:t>）。律法嚴格禁止賄賂（</w:t>
-      </w:r>
-      <w:hyperlink r:id="rId54">
-        <w:r>
-          <w:rPr>
-            <w:lang w:val="zh_TW" w:bidi="zh_TW"/>
-          </w:rPr>
-          <w:rPr>
-            <w:color w:val="0000EE"/>
-            <w:u w:val="single"/>
-          </w:rPr>
-          <w:t>出23:8</w:t>
-        </w:r>
-      </w:hyperlink>
-      <w:r>
-        <w:rPr>
-          <w:lang w:val="zh_TW" w:bidi="zh_TW"/>
-        </w:rPr>
-        <w:t>），卻沒有規定違反這條律法的人應受什麼懲罰。漢謨拉比法典則規定，如果法官更改判決，卻無法提出令人滿意的理由（尤其是有人懷疑他受賄），他必須支付原罰金的12倍金額，並且喪失法官職位。希伯來律法也處理了作假見證的問題，但同樣沒有規定具體的刑罰。漢謨拉比法典規定，如果有人在可判處死刑的案件中作假見證，那麼作假見證的人自己也要被判處死刑（參</w:t>
-      </w:r>
-      <w:hyperlink r:id="rId55">
-        <w:r>
-          <w:rPr>
-            <w:lang w:val="zh_TW" w:bidi="zh_TW"/>
-          </w:rPr>
-          <w:rPr>
-            <w:color w:val="0000EE"/>
-            <w:u w:val="single"/>
-          </w:rPr>
-          <w:t>出23:1</w:t>
-        </w:r>
-      </w:hyperlink>
-      <w:r>
-        <w:rPr>
-          <w:lang w:val="zh_TW" w:bidi="zh_TW"/>
-        </w:rPr>
-        <w:t>）。</w:t>
-      </w:r>
-    </w:p>
-    <w:p>
-      <w:pPr/>
-      <w:r>
-        <w:rPr>
-          <w:lang w:val="zh_TW" w:bidi="zh_TW"/>
-        </w:rPr>
-      </w:r>
-      <w:r>
-        <w:rPr>
-          <w:lang w:val="zh_TW" w:bidi="zh_TW"/>
-        </w:rPr>
-        <w:t>不少希伯來律法反映出對窮人的關懷。例如，窮人欠債時，人不可向他們收取利息；如果拿了他們的外衣作抵押，也不可讓他們在夜間受寒。律法也要求人以憐憫和體諒對待寡婦、孤兒和寄居的人（</w:t>
-      </w:r>
-      <w:hyperlink r:id="rId56">
-        <w:r>
-          <w:rPr>
-            <w:lang w:val="zh_TW" w:bidi="zh_TW"/>
-          </w:rPr>
-          <w:rPr>
-            <w:color w:val="0000EE"/>
-            <w:u w:val="single"/>
-          </w:rPr>
-          <w:t>出22:21–27</w:t>
-        </w:r>
-      </w:hyperlink>
-      <w:r>
-        <w:rPr>
-          <w:lang w:val="zh_TW" w:bidi="zh_TW"/>
-        </w:rPr>
-        <w:t>，</w:t>
-      </w:r>
-      <w:hyperlink r:id="rId57">
-        <w:r>
-          <w:rPr>
-            <w:lang w:val="zh_TW" w:bidi="zh_TW"/>
-          </w:rPr>
-          <w:rPr>
-            <w:color w:val="0000EE"/>
-            <w:u w:val="single"/>
-          </w:rPr>
-          <w:t>23:9</w:t>
-        </w:r>
-      </w:hyperlink>
-      <w:r>
-        <w:rPr>
-          <w:lang w:val="zh_TW" w:bidi="zh_TW"/>
-        </w:rPr>
-        <w:t>；</w:t>
-      </w:r>
-      <w:hyperlink r:id="rId58">
-        <w:r>
-          <w:rPr>
-            <w:lang w:val="zh_TW" w:bidi="zh_TW"/>
-          </w:rPr>
-          <w:rPr>
-            <w:color w:val="0000EE"/>
-            <w:u w:val="single"/>
-          </w:rPr>
-          <w:t>申23:19</w:t>
-        </w:r>
-      </w:hyperlink>
-      <w:r>
-        <w:rPr>
-          <w:lang w:val="zh_TW" w:bidi="zh_TW"/>
-        </w:rPr>
-        <w:t>，</w:t>
-      </w:r>
-      <w:hyperlink r:id="rId59">
-        <w:r>
-          <w:rPr>
-            <w:lang w:val="zh_TW" w:bidi="zh_TW"/>
-          </w:rPr>
-          <w:rPr>
-            <w:color w:val="0000EE"/>
-            <w:u w:val="single"/>
-          </w:rPr>
-          <w:t>24:17</w:t>
-        </w:r>
-      </w:hyperlink>
-      <w:r>
-        <w:rPr>
-          <w:lang w:val="zh_TW" w:bidi="zh_TW"/>
-        </w:rPr>
-        <w:t>）。</w:t>
-      </w:r>
-    </w:p>
-    <w:p>
-      <w:pPr/>
-      <w:r>
-        <w:rPr>
-          <w:lang w:val="zh_TW" w:bidi="zh_TW"/>
-        </w:rPr>
-      </w:r>
-      <w:r>
-        <w:rPr>
-          <w:lang w:val="zh_TW" w:bidi="zh_TW"/>
-        </w:rPr>
-        <w:t>有些希伯來律法涉及家庭中的行為，例如咒罵父母或不聽從父母的人（</w:t>
-      </w:r>
-      <w:hyperlink r:id="rId60">
-        <w:r>
-          <w:rPr>
-            <w:lang w:val="zh_TW" w:bidi="zh_TW"/>
-          </w:rPr>
-          <w:rPr>
-            <w:color w:val="0000EE"/>
-            <w:u w:val="single"/>
-          </w:rPr>
-          <w:t>出21:17</w:t>
-        </w:r>
-      </w:hyperlink>
-      <w:r>
-        <w:rPr>
-          <w:lang w:val="zh_TW" w:bidi="zh_TW"/>
-        </w:rPr>
-        <w:t>；</w:t>
-      </w:r>
-      <w:hyperlink r:id="rId61">
-        <w:r>
-          <w:rPr>
-            <w:lang w:val="zh_TW" w:bidi="zh_TW"/>
-          </w:rPr>
-          <w:rPr>
-            <w:color w:val="0000EE"/>
-            <w:u w:val="single"/>
-          </w:rPr>
-          <w:t>利20:9</w:t>
-        </w:r>
-      </w:hyperlink>
-      <w:r>
-        <w:rPr>
-          <w:lang w:val="zh_TW" w:bidi="zh_TW"/>
-        </w:rPr>
-        <w:t>；</w:t>
-      </w:r>
-      <w:hyperlink r:id="rId62">
-        <w:r>
-          <w:rPr>
-            <w:lang w:val="zh_TW" w:bidi="zh_TW"/>
-          </w:rPr>
-          <w:rPr>
-            <w:color w:val="0000EE"/>
-            <w:u w:val="single"/>
-          </w:rPr>
-          <w:t>申27:16</w:t>
-        </w:r>
-      </w:hyperlink>
-      <w:r>
-        <w:rPr>
-          <w:lang w:val="zh_TW" w:bidi="zh_TW"/>
-        </w:rPr>
-        <w:t>；參</w:t>
-      </w:r>
-      <w:hyperlink r:id="rId63">
-        <w:r>
-          <w:rPr>
-            <w:lang w:val="zh_TW" w:bidi="zh_TW"/>
-          </w:rPr>
-          <w:rPr>
-            <w:color w:val="0000EE"/>
-            <w:u w:val="single"/>
-          </w:rPr>
-          <w:t>箴20:20</w:t>
-        </w:r>
-      </w:hyperlink>
-      <w:r>
-        <w:rPr>
-          <w:lang w:val="zh_TW" w:bidi="zh_TW"/>
-        </w:rPr>
-        <w:t>，</w:t>
-      </w:r>
-      <w:hyperlink r:id="rId64">
-        <w:r>
-          <w:rPr>
-            <w:lang w:val="zh_TW" w:bidi="zh_TW"/>
-          </w:rPr>
-          <w:rPr>
-            <w:color w:val="0000EE"/>
-            <w:u w:val="single"/>
-          </w:rPr>
-          <w:t>30:17</w:t>
-        </w:r>
-      </w:hyperlink>
-      <w:r>
-        <w:rPr>
-          <w:lang w:val="zh_TW" w:bidi="zh_TW"/>
-        </w:rPr>
-        <w:t>）。家庭責任在當時極為重要，因此，家族往往會因其中一個家人犯罪而一同受罰（</w:t>
-      </w:r>
-      <w:hyperlink r:id="rId65">
-        <w:r>
-          <w:rPr>
-            <w:lang w:val="zh_TW" w:bidi="zh_TW"/>
-          </w:rPr>
-          <w:rPr>
-            <w:color w:val="0000EE"/>
-            <w:u w:val="single"/>
-          </w:rPr>
-          <w:t>書7:20–26</w:t>
-        </w:r>
-      </w:hyperlink>
-      <w:r>
-        <w:rPr>
-          <w:lang w:val="zh_TW" w:bidi="zh_TW"/>
-        </w:rPr>
-        <w:t>；</w:t>
-      </w:r>
-      <w:hyperlink r:id="rId66">
-        <w:r>
-          <w:rPr>
-            <w:lang w:val="zh_TW" w:bidi="zh_TW"/>
-          </w:rPr>
-          <w:rPr>
-            <w:color w:val="0000EE"/>
-            <w:u w:val="single"/>
-          </w:rPr>
-          <w:t>撒下3:29</w:t>
-        </w:r>
-      </w:hyperlink>
-      <w:r>
-        <w:rPr>
-          <w:lang w:val="zh_TW" w:bidi="zh_TW"/>
-        </w:rPr>
-        <w:t>，</w:t>
-      </w:r>
-      <w:hyperlink r:id="rId67">
-        <w:r>
-          <w:rPr>
-            <w:lang w:val="zh_TW" w:bidi="zh_TW"/>
-          </w:rPr>
-          <w:rPr>
-            <w:color w:val="0000EE"/>
-            <w:u w:val="single"/>
-          </w:rPr>
-          <w:t>21:1–9</w:t>
-        </w:r>
-      </w:hyperlink>
-      <w:r>
-        <w:rPr>
-          <w:lang w:val="zh_TW" w:bidi="zh_TW"/>
-        </w:rPr>
-        <w:t>；</w:t>
-      </w:r>
-      <w:hyperlink r:id="rId68">
-        <w:r>
-          <w:rPr>
-            <w:lang w:val="zh_TW" w:bidi="zh_TW"/>
-          </w:rPr>
-          <w:rPr>
-            <w:color w:val="0000EE"/>
-            <w:u w:val="single"/>
-          </w:rPr>
-          <w:t>王下5:27</w:t>
-        </w:r>
-      </w:hyperlink>
-      <w:r>
-        <w:rPr>
-          <w:lang w:val="zh_TW" w:bidi="zh_TW"/>
-        </w:rPr>
-        <w:t>；</w:t>
-      </w:r>
-      <w:hyperlink r:id="rId69">
-        <w:r>
-          <w:rPr>
-            <w:lang w:val="zh_TW" w:bidi="zh_TW"/>
-          </w:rPr>
-          <w:rPr>
-            <w:color w:val="0000EE"/>
-            <w:u w:val="single"/>
-          </w:rPr>
-          <w:t>哀5:7</w:t>
-        </w:r>
-      </w:hyperlink>
-      <w:r>
-        <w:rPr>
-          <w:lang w:val="zh_TW" w:bidi="zh_TW"/>
-        </w:rPr>
-        <w:t>）。後來，人們逐漸承認個人應當為自己的行為負責，因此父母不再因兒女所犯的罪被處死，兒女也不再因父母所犯的罪被處死（參</w:t>
-      </w:r>
-      <w:hyperlink r:id="rId70">
-        <w:r>
-          <w:rPr>
-            <w:lang w:val="zh_TW" w:bidi="zh_TW"/>
-          </w:rPr>
-          <w:rPr>
-            <w:color w:val="0000EE"/>
-            <w:u w:val="single"/>
-          </w:rPr>
-          <w:t>耶31:29–30</w:t>
-        </w:r>
-      </w:hyperlink>
-      <w:r>
-        <w:rPr>
-          <w:lang w:val="zh_TW" w:bidi="zh_TW"/>
-        </w:rPr>
-        <w:t>）。</w:t>
-      </w:r>
-    </w:p>
-    <w:p>
-      <w:pPr/>
-      <w:r>
-        <w:rPr>
-          <w:lang w:val="zh_TW" w:bidi="zh_TW"/>
-        </w:rPr>
-      </w:r>
-      <w:r>
-        <w:rPr>
-          <w:lang w:val="zh_TW" w:bidi="zh_TW"/>
-        </w:rPr>
-        <w:t>律法禁止行邪術和施法術。出埃及記明確規定：「行邪術的女人，不可容她存活。」（</w:t>
-      </w:r>
-      <w:hyperlink r:id="rId71">
-        <w:r>
-          <w:rPr>
-            <w:lang w:val="zh_TW" w:bidi="zh_TW"/>
-          </w:rPr>
-          <w:rPr>
-            <w:color w:val="0000EE"/>
-            <w:u w:val="single"/>
-          </w:rPr>
-          <w:t>22:18</w:t>
-        </w:r>
-      </w:hyperlink>
-      <w:r>
-        <w:rPr>
-          <w:lang w:val="zh_TW" w:bidi="zh_TW"/>
-        </w:rPr>
-        <w:t>）。律法也禁止各種性方面的敗壞行為，例如與獸淫合；違犯者要被處死。利未記詳細列出禁止與近親結婚的規定（</w:t>
-      </w:r>
-      <w:hyperlink r:id="rId72">
-        <w:r>
-          <w:rPr>
-            <w:lang w:val="zh_TW" w:bidi="zh_TW"/>
-          </w:rPr>
-          <w:rPr>
-            <w:color w:val="0000EE"/>
-            <w:u w:val="single"/>
-          </w:rPr>
-          <w:t>利20:17–21</w:t>
-        </w:r>
-      </w:hyperlink>
-      <w:r>
-        <w:rPr>
-          <w:lang w:val="zh_TW" w:bidi="zh_TW"/>
-        </w:rPr>
-        <w:t>）。</w:t>
-      </w:r>
-    </w:p>
-    <w:p>
-      <w:pPr/>
-      <w:r>
-        <w:rPr>
-          <w:lang w:val="zh_TW" w:bidi="zh_TW"/>
-        </w:rPr>
-      </w:r>
-      <w:r>
-        <w:rPr>
-          <w:lang w:val="zh_TW" w:bidi="zh_TW"/>
-        </w:rPr>
-        <w:t>希伯來律法中並沒有與漢謨拉比法典某些有關外科手術的條文相對應的規定。漢謨拉比法典提到獸醫手術，甚至提到人眼手術。一位巴比倫醫生行醫時必須格外謹慎，因為法典規定：「如果醫生用青銅刀為人施行重大手術，卻使那人死亡；或者用青銅刀為人施行眼部手術，卻弄瞎了那人的眼睛，人們就要砍斷他的手。」古代以色列人除了知道割禮這項禮儀上的做法之外，幾乎不認識其它外科手術。</w:t>
-      </w:r>
-    </w:p>
-    <w:p>
-      <w:pPr>
-        <w:pStyle w:val="Heading3"/>
-      </w:pPr>
-      <w:r>
-        <w:rPr>
-          <w:lang w:val="zh_TW" w:bidi="zh_TW"/>
-        </w:rPr>
-        <w:t>刑罰</w:t>
-      </w:r>
-    </w:p>
-    <w:p>
-      <w:pPr/>
-      <w:r>
-        <w:rPr>
-          <w:lang w:val="zh_TW" w:bidi="zh_TW"/>
-        </w:rPr>
-      </w:r>
-      <w:r>
-        <w:rPr>
-          <w:lang w:val="zh_TW" w:bidi="zh_TW"/>
-        </w:rPr>
-        <w:t>近東地區對謀殺和人身傷害所施行的刑罰，多半屬於報復性的刑罰，而且刑罰性質往往與所犯的罪相同。至於其它刑罰，則因不同的國家和傳統而有所差異。無論是在大規模爭戰中戰敗的人，還是在小規模叛亂中被擊敗的人，都常遭受各種刑罰。</w:t>
-      </w:r>
-    </w:p>
-    <w:p>
-      <w:pPr>
-        <w:pStyle w:val="Heading4"/>
-      </w:pPr>
-      <w:r>
-        <w:rPr>
-          <w:lang w:val="zh_TW" w:bidi="zh_TW"/>
-        </w:rPr>
-        <w:t>體罰</w:t>
-      </w:r>
-    </w:p>
-    <w:p>
-      <w:pPr/>
-      <w:r>
-        <w:rPr>
-          <w:lang w:val="zh_TW" w:bidi="zh_TW"/>
-        </w:rPr>
-      </w:r>
-      <w:r>
-        <w:rPr>
-          <w:lang w:val="zh_TW" w:bidi="zh_TW"/>
-        </w:rPr>
-        <w:t>許多刑罰雖然不至於奪去人的性命，但仍然相當嚴厲。</w:t>
-      </w:r>
-    </w:p>
-    <w:p>
-      <w:pPr>
-        <w:pStyle w:val="ListNumber"/>
-        <w:numPr>
-          <w:ilvl w:val="0"/>
-          <w:numId w:val="14"/>
-        </w:numPr>
-        <w:spacing w:line="240" w:lineRule="auto"/>
-        <w:ind w:left="720"/>
-      </w:pPr>
-      <w:r>
-        <w:rPr>
-          <w:lang w:val="zh_TW" w:bidi="zh_TW"/>
-        </w:rPr>
-      </w:r>
-      <w:r>
-        <w:rPr>
-          <w:lang w:val="zh_TW" w:bidi="zh_TW"/>
-        </w:rPr>
-        <w:t>在舊約聖經中，用杖或鞭責打兒童、愚昧人和奴僕，是常見的管教方式（</w:t>
-      </w:r>
-      <w:hyperlink r:id="rId73">
-        <w:r>
-          <w:rPr>
-            <w:lang w:val="zh_TW" w:bidi="zh_TW"/>
-          </w:rPr>
-          <w:rPr>
-            <w:color w:val="0000EE"/>
-            <w:u w:val="single"/>
-          </w:rPr>
-          <w:t>出21:20</w:t>
-        </w:r>
-      </w:hyperlink>
-      <w:r>
-        <w:rPr>
-          <w:lang w:val="zh_TW" w:bidi="zh_TW"/>
-        </w:rPr>
-        <w:t>；</w:t>
-      </w:r>
-      <w:hyperlink r:id="rId74">
-        <w:r>
-          <w:rPr>
-            <w:lang w:val="zh_TW" w:bidi="zh_TW"/>
-          </w:rPr>
-          <w:rPr>
-            <w:color w:val="0000EE"/>
-            <w:u w:val="single"/>
-          </w:rPr>
-          <w:t>箴言13:24，</w:t>
-        </w:r>
-      </w:hyperlink>
-      <w:hyperlink r:id="rId75">
-        <w:r>
-          <w:rPr>
-            <w:lang w:val="zh_TW" w:bidi="zh_TW"/>
-          </w:rPr>
-          <w:rPr>
-            <w:color w:val="0000EE"/>
-            <w:u w:val="single"/>
-          </w:rPr>
-          <w:t>26:3</w:t>
-        </w:r>
-      </w:hyperlink>
-      <w:r>
-        <w:rPr>
-          <w:lang w:val="zh_TW" w:bidi="zh_TW"/>
-        </w:rPr>
-        <w:t>）。鞭打（也稱為鞭笞）比一般責打更為嚴厲。所使用的鞭子可能由數條皮帶綁在一端製成，也可能由兩條皮帶交織而成。舊約聖經提到一種稱為「蠍子鞭」（因為末端帶有倒鉤）的鞭子，是最殘酷的刑具之一（</w:t>
-      </w:r>
-      <w:hyperlink r:id="rId76">
-        <w:r>
-          <w:rPr>
-            <w:lang w:val="zh_TW" w:bidi="zh_TW"/>
-          </w:rPr>
-          <w:rPr>
-            <w:color w:val="0000EE"/>
-            <w:u w:val="single"/>
-          </w:rPr>
-          <w:t>王上12:11</w:t>
-        </w:r>
-      </w:hyperlink>
-      <w:r>
-        <w:rPr>
-          <w:lang w:val="zh_TW" w:bidi="zh_TW"/>
-        </w:rPr>
-        <w:t>、</w:t>
-      </w:r>
-      <w:hyperlink r:id="rId76">
-        <w:r>
-          <w:rPr>
-            <w:lang w:val="zh_TW" w:bidi="zh_TW"/>
-          </w:rPr>
-          <w:rPr>
-            <w:color w:val="0000EE"/>
-            <w:u w:val="single"/>
-          </w:rPr>
-          <w:t>14</w:t>
-        </w:r>
-      </w:hyperlink>
-      <w:r>
-        <w:rPr>
-          <w:lang w:val="zh_TW" w:bidi="zh_TW"/>
-        </w:rPr>
-        <w:t>）。人們還會把金屬片或骨片嵌入皮帶之中，以增加刑罰的嚴厲程度。</w:t>
-        <w:br/>
-      </w:r>
-      <w:r>
-        <w:rPr>
-          <w:lang w:val="zh_TW" w:bidi="zh_TW"/>
-        </w:rPr>
-        <w:t>在執行鞭笞之前，人們會先檢查受刑人的身體狀況是否能承受刑罰。如果受刑的人因鞭打而死亡，執行刑罰的人不必承擔責任。受刑的人會被剝去上身衣服，綁在柱子上，雙手用皮帶捆住。鞭笞的輕重取決於所犯的罪，不過摩西律法規定鞭打最多不可超過40下（</w:t>
-      </w:r>
-      <w:hyperlink r:id="rId77">
-        <w:r>
-          <w:rPr>
-            <w:lang w:val="zh_TW" w:bidi="zh_TW"/>
-          </w:rPr>
-          <w:rPr>
-            <w:color w:val="0000EE"/>
-            <w:u w:val="single"/>
-          </w:rPr>
-          <w:t>申25:1–3</w:t>
-        </w:r>
-      </w:hyperlink>
-      <w:r>
-        <w:rPr>
-          <w:lang w:val="zh_TW" w:bidi="zh_TW"/>
-        </w:rPr>
-        <w:t>）。後來為了避免計算錯誤，人們把次數減少一鞭，改為39鞭（</w:t>
-      </w:r>
-      <w:hyperlink r:id="rId78">
-        <w:r>
-          <w:rPr>
-            <w:lang w:val="zh_TW" w:bidi="zh_TW"/>
-          </w:rPr>
-          <w:rPr>
-            <w:color w:val="0000EE"/>
-            <w:u w:val="single"/>
-          </w:rPr>
-          <w:t>林後11:24</w:t>
-        </w:r>
-      </w:hyperlink>
-      <w:r>
-        <w:rPr>
-          <w:lang w:val="zh_TW" w:bidi="zh_TW"/>
-        </w:rPr>
-        <w:t>）。鞭子可能是打在胸前，也可能是打在背上。有些法典容許私人執行鞭笞作為刑罰；在這種情況下，如果受刑人死亡，就必須以命償命。</w:t>
-        <w:br/>
-      </w:r>
-      <w:r>
-        <w:rPr>
-          <w:lang w:val="zh_TW" w:bidi="zh_TW"/>
-        </w:rPr>
-        <w:t>在違反律法的案件中，猶太會堂的官長可以執行鞭笞（</w:t>
-      </w:r>
-      <w:hyperlink r:id="rId79">
-        <w:r>
-          <w:rPr>
-            <w:lang w:val="zh_TW" w:bidi="zh_TW"/>
-          </w:rPr>
-          <w:rPr>
-            <w:color w:val="0000EE"/>
-            <w:u w:val="single"/>
-          </w:rPr>
-          <w:t>太10:17</w:t>
-        </w:r>
-      </w:hyperlink>
-      <w:r>
-        <w:rPr>
-          <w:lang w:val="zh_TW" w:bidi="zh_TW"/>
-        </w:rPr>
-        <w:t>）。如果丈夫誣蔑妻子的名聲，城中的長老可以下令鞭打他（</w:t>
-      </w:r>
-      <w:hyperlink r:id="rId80">
-        <w:r>
-          <w:rPr>
-            <w:lang w:val="zh_TW" w:bidi="zh_TW"/>
-          </w:rPr>
-          <w:rPr>
-            <w:color w:val="0000EE"/>
-            <w:u w:val="single"/>
-          </w:rPr>
-          <w:t>申22:18</w:t>
-        </w:r>
-      </w:hyperlink>
-      <w:r>
-        <w:rPr>
-          <w:lang w:val="zh_TW" w:bidi="zh_TW"/>
-        </w:rPr>
-        <w:t>）。人們也會用鞭笞來審問囚犯。因此，羅馬千夫長曾吩咐人「用鞭子拷問」使徒保羅，為了知道眾人向他喧嚷的原因（</w:t>
-      </w:r>
-      <w:hyperlink r:id="rId81">
-        <w:r>
-          <w:rPr>
-            <w:lang w:val="zh_TW" w:bidi="zh_TW"/>
-          </w:rPr>
-          <w:rPr>
-            <w:color w:val="0000EE"/>
-            <w:u w:val="single"/>
-          </w:rPr>
-          <w:t>徒22:24</w:t>
-        </w:r>
-      </w:hyperlink>
-      <w:r>
-        <w:rPr>
-          <w:lang w:val="zh_TW" w:bidi="zh_TW"/>
-        </w:rPr>
-        <w:t>）。</w:t>
-        <w:br/>
-      </w:r>
-      <w:r>
-        <w:rPr>
-          <w:lang w:val="zh_TW" w:bidi="zh_TW"/>
-        </w:rPr>
-        <w:t>羅馬人通常只對非羅馬公民施行鞭笞，例如奴僕、外族人，以及被判處死刑的人。一般來說，罪犯是在被判死刑之後才接受鞭笞。因此，耶穌在被定罪之前先遭鞭打，是一件不尋常的事。彼拉多可能希望眾人看見耶穌所受的痛苦後會心軟，不再要求處死祂（</w:t>
-      </w:r>
-      <w:hyperlink r:id="rId82">
-        <w:r>
-          <w:rPr>
-            <w:lang w:val="zh_TW" w:bidi="zh_TW"/>
-          </w:rPr>
-          <w:rPr>
-            <w:color w:val="0000EE"/>
-            <w:u w:val="single"/>
-          </w:rPr>
-          <w:t>路23:16、22</w:t>
-        </w:r>
-      </w:hyperlink>
-      <w:r>
-        <w:rPr>
-          <w:lang w:val="zh_TW" w:bidi="zh_TW"/>
-        </w:rPr>
-        <w:t>；</w:t>
-      </w:r>
-      <w:hyperlink r:id="rId83">
-        <w:r>
-          <w:rPr>
-            <w:lang w:val="zh_TW" w:bidi="zh_TW"/>
-          </w:rPr>
-          <w:rPr>
-            <w:color w:val="0000EE"/>
-            <w:u w:val="single"/>
-          </w:rPr>
-          <w:t>約19:1</w:t>
-        </w:r>
-      </w:hyperlink>
-      <w:r>
-        <w:rPr>
-          <w:lang w:val="zh_TW" w:bidi="zh_TW"/>
-        </w:rPr>
-        <w:t>）。</w:t>
-        <w:br/>
-      </w:r>
-      <w:r>
-        <w:rPr>
-          <w:lang w:val="zh_TW" w:bidi="zh_TW"/>
-        </w:rPr>
-        <w:t>羅馬帝國的公民在未經定罪之前，絕不可遭受責打或鞭笞（</w:t>
-      </w:r>
-      <w:hyperlink r:id="rId84">
-        <w:r>
-          <w:rPr>
-            <w:lang w:val="zh_TW" w:bidi="zh_TW"/>
-          </w:rPr>
-          <w:rPr>
-            <w:color w:val="0000EE"/>
-            <w:u w:val="single"/>
-          </w:rPr>
-          <w:t>徒22:25</w:t>
-        </w:r>
-      </w:hyperlink>
-      <w:r>
-        <w:rPr>
-          <w:lang w:val="zh_TW" w:bidi="zh_TW"/>
-        </w:rPr>
-        <w:t>）。因此，官長得知保羅是羅馬公民，而自己竟在那種情況下叫人責打他，就害怕起來（</w:t>
-      </w:r>
-      <w:hyperlink r:id="rId85">
-        <w:r>
-          <w:rPr>
-            <w:lang w:val="zh_TW" w:bidi="zh_TW"/>
-          </w:rPr>
-          <w:rPr>
-            <w:color w:val="0000EE"/>
-            <w:u w:val="single"/>
-          </w:rPr>
-          <w:t>徒16:37–39</w:t>
-        </w:r>
-      </w:hyperlink>
-      <w:r>
-        <w:rPr>
-          <w:lang w:val="zh_TW" w:bidi="zh_TW"/>
-        </w:rPr>
-        <w:t>）。</w:t>
-      </w:r>
-    </w:p>
-    <w:p>
-      <w:pPr>
-        <w:pStyle w:val="ListNumber"/>
-        <w:spacing w:line="240" w:lineRule="auto"/>
-        <w:ind w:left="720"/>
-      </w:pPr>
-      <w:r>
-        <w:rPr>
-          <w:lang w:val="zh_TW" w:bidi="zh_TW"/>
-        </w:rPr>
-      </w:r>
-      <w:r>
-        <w:rPr>
-          <w:lang w:val="zh_TW" w:bidi="zh_TW"/>
-        </w:rPr>
-        <w:t>挖去囚犯和俘虜的眼睛，是近東地區常見的做法。非利士人在囚禁參孫之前，先弄瞎了他的眼睛（</w:t>
-      </w:r>
-      <w:hyperlink r:id="rId86">
-        <w:r>
-          <w:rPr>
-            <w:lang w:val="zh_TW" w:bidi="zh_TW"/>
-          </w:rPr>
-          <w:rPr>
-            <w:color w:val="0000EE"/>
-            <w:u w:val="single"/>
-          </w:rPr>
-          <w:t>士16:21</w:t>
-        </w:r>
-      </w:hyperlink>
-      <w:r>
-        <w:rPr>
-          <w:lang w:val="zh_TW" w:bidi="zh_TW"/>
-        </w:rPr>
-        <w:t>）。公元前587年，巴比倫人擄走西底家王之前，也同樣弄瞎了他的眼睛（</w:t>
-      </w:r>
-      <w:hyperlink r:id="rId87">
-        <w:r>
-          <w:rPr>
-            <w:lang w:val="zh_TW" w:bidi="zh_TW"/>
-          </w:rPr>
-          <w:rPr>
-            <w:color w:val="0000EE"/>
-            <w:u w:val="single"/>
-          </w:rPr>
-          <w:t>王下25:7</w:t>
-        </w:r>
-      </w:hyperlink>
-      <w:r>
-        <w:rPr>
-          <w:lang w:val="zh_TW" w:bidi="zh_TW"/>
-        </w:rPr>
-        <w:t>）。亞捫王拿轄願意接受雅比城居民的求和要求，但條件是挖出他們所有人的右眼。拿轄這樣做，是要羞辱他們，並使他們無法再上陣作戰（</w:t>
-      </w:r>
-      <w:hyperlink r:id="rId88">
-        <w:r>
-          <w:rPr>
-            <w:lang w:val="zh_TW" w:bidi="zh_TW"/>
-          </w:rPr>
-          <w:rPr>
-            <w:color w:val="0000EE"/>
-            <w:u w:val="single"/>
-          </w:rPr>
-          <w:t>撒上11:1–4</w:t>
-        </w:r>
-      </w:hyperlink>
-      <w:r>
-        <w:rPr>
-          <w:lang w:val="zh_TW" w:bidi="zh_TW"/>
-        </w:rPr>
-        <w:t>）。</w:t>
-      </w:r>
-    </w:p>
-    <w:p>
-      <w:pPr>
-        <w:pStyle w:val="ListNumber"/>
-        <w:spacing w:line="240" w:lineRule="auto"/>
-        <w:ind w:left="720"/>
-      </w:pPr>
-      <w:r>
-        <w:rPr>
-          <w:lang w:val="zh_TW" w:bidi="zh_TW"/>
-        </w:rPr>
-      </w:r>
-      <w:r>
-        <w:rPr>
-          <w:lang w:val="zh_TW" w:bidi="zh_TW"/>
-        </w:rPr>
-        <w:t>近東地區有好幾種殘害肢體的刑罰。以色列人認為人的身體是神聖的，並且按著神的形像所造；即使如此，他們仍會割下仇敵的拇指和大腳趾，以殘害他們的身體。</w:t>
-        <w:br/>
-      </w:r>
-      <w:r>
-        <w:rPr>
-          <w:lang w:val="zh_TW" w:bidi="zh_TW"/>
-        </w:rPr>
-        <w:t>漢謨拉比法典和亞述法典規定，可以割除眼睛、鼻子、耳朵、乳房、舌頭、嘴唇、手和手指作為某些罪的刑罰。在亞述，案件的受害人常在法庭官員監督下親自向罪犯執行刑罰。漢謨拉比法典也設有保障措施，避免罪犯受到超過法律規定的刑罰。</w:t>
-      </w:r>
-    </w:p>
-    <w:p>
-      <w:pPr>
-        <w:pStyle w:val="ListNumber"/>
-        <w:spacing w:line="240" w:lineRule="auto"/>
-        <w:ind w:left="720"/>
-      </w:pPr>
-      <w:r>
-        <w:rPr>
-          <w:lang w:val="zh_TW" w:bidi="zh_TW"/>
-        </w:rPr>
-      </w:r>
-      <w:r>
-        <w:rPr>
-          <w:lang w:val="zh_TW" w:bidi="zh_TW"/>
-        </w:rPr>
-        <w:t>到了舊約聖經後期，人們會使用木枷作為刑罰。先知哈拿尼（</w:t>
-      </w:r>
-      <w:hyperlink r:id="rId89">
-        <w:r>
-          <w:rPr>
-            <w:lang w:val="zh_TW" w:bidi="zh_TW"/>
-          </w:rPr>
-          <w:rPr>
-            <w:color w:val="0000EE"/>
-            <w:u w:val="single"/>
-          </w:rPr>
-          <w:t>代下16:10</w:t>
-        </w:r>
-      </w:hyperlink>
-      <w:r>
-        <w:rPr>
-          <w:lang w:val="zh_TW" w:bidi="zh_TW"/>
-        </w:rPr>
-        <w:t>）和耶利米（</w:t>
-      </w:r>
-      <w:hyperlink r:id="rId90">
-        <w:r>
-          <w:rPr>
-            <w:lang w:val="zh_TW" w:bidi="zh_TW"/>
-          </w:rPr>
-          <w:rPr>
-            <w:color w:val="0000EE"/>
-            <w:u w:val="single"/>
-          </w:rPr>
-          <w:t>耶20:2–3</w:t>
-        </w:r>
-      </w:hyperlink>
-      <w:r>
-        <w:rPr>
-          <w:lang w:val="zh_TW" w:bidi="zh_TW"/>
-        </w:rPr>
-        <w:t>）都曾受過這種羞辱，被上了木枷。人們把受刑人的雙腳踝放進兩塊大木頭上的孔洞裡；有時也會把手腕和頭部一同固定其中。到了羅馬時代，木枷逐漸演變成一種酷刑。人們把囚犯的雙腿越拉越開，再固定在木枷的孔洞中。在新約聖經中，腓立比的獄卒曾把保羅和西拉的雙腳上了木狗（</w:t>
-      </w:r>
-      <w:hyperlink r:id="rId91">
-        <w:r>
-          <w:rPr>
-            <w:lang w:val="zh_TW" w:bidi="zh_TW"/>
-          </w:rPr>
-          <w:rPr>
-            <w:color w:val="0000EE"/>
-            <w:u w:val="single"/>
-          </w:rPr>
-          <w:t>徒16:24</w:t>
-        </w:r>
-      </w:hyperlink>
-      <w:r>
-        <w:rPr>
-          <w:lang w:val="zh_TW" w:bidi="zh_TW"/>
-        </w:rPr>
-        <w:t>）。在這裡譯作「木狗」的希臘文詞語，原有「拘禁」的意思；它也可指囚犯的腳鐐、鎖鏈，或羅馬逃奴所戴的鐵頸圈。</w:t>
-      </w:r>
-    </w:p>
-    <w:p>
-      <w:pPr>
-        <w:pStyle w:val="Heading4"/>
-      </w:pPr>
-      <w:r>
-        <w:rPr>
-          <w:lang w:val="zh_TW" w:bidi="zh_TW"/>
-        </w:rPr>
-        <w:t>死刑</w:t>
-      </w:r>
-    </w:p>
-    <w:p>
-      <w:pPr/>
-      <w:r>
-        <w:rPr>
-          <w:lang w:val="zh_TW" w:bidi="zh_TW"/>
-        </w:rPr>
-      </w:r>
-      <w:r>
-        <w:rPr>
-          <w:lang w:val="zh_TW" w:bidi="zh_TW"/>
-        </w:rPr>
-        <w:t>死刑在許多近東諸國都很普遍。人們會使用好幾種不同的處決方式。</w:t>
-      </w:r>
-    </w:p>
-    <w:p>
-      <w:pPr>
-        <w:pStyle w:val="ListNumber"/>
-        <w:numPr>
-          <w:ilvl w:val="0"/>
-          <w:numId w:val="15"/>
-        </w:numPr>
-        <w:spacing w:line="240" w:lineRule="auto"/>
-        <w:ind w:left="720"/>
-      </w:pPr>
-      <w:r>
-        <w:rPr>
-          <w:lang w:val="zh_TW" w:bidi="zh_TW"/>
-        </w:rPr>
-      </w:r>
-      <w:r>
-        <w:rPr>
-          <w:lang w:val="zh_TW" w:bidi="zh_TW"/>
-        </w:rPr>
-        <w:t>人們會用刀將得罪君王的人斬首（</w:t>
-      </w:r>
-      <w:hyperlink r:id="rId92">
-        <w:r>
-          <w:rPr>
-            <w:lang w:val="zh_TW" w:bidi="zh_TW"/>
-          </w:rPr>
-          <w:rPr>
-            <w:color w:val="0000EE"/>
-            <w:u w:val="single"/>
-          </w:rPr>
-          <w:t>撒下16:9</w:t>
-        </w:r>
-      </w:hyperlink>
-      <w:r>
-        <w:rPr>
-          <w:lang w:val="zh_TW" w:bidi="zh_TW"/>
-        </w:rPr>
-        <w:t>；</w:t>
-      </w:r>
-      <w:hyperlink r:id="rId93">
-        <w:r>
-          <w:rPr>
-            <w:lang w:val="zh_TW" w:bidi="zh_TW"/>
-          </w:rPr>
-          <w:rPr>
-            <w:color w:val="0000EE"/>
-            <w:u w:val="single"/>
-          </w:rPr>
-          <w:t>王下6:31–32</w:t>
-        </w:r>
-      </w:hyperlink>
-      <w:r>
-        <w:rPr>
-          <w:lang w:val="zh_TW" w:bidi="zh_TW"/>
-        </w:rPr>
-        <w:t>）；根據米示拿（Mishnah；猶太法律的註釋），拜偶像的人和殺人犯也會受到同樣的刑罰。人們大概也會用刀執行私人處決。有時，整座城的居民會因離棄信仰而「死在刀下」（</w:t>
-      </w:r>
-      <w:hyperlink r:id="rId94">
-        <w:r>
-          <w:rPr>
-            <w:lang w:val="zh_TW" w:bidi="zh_TW"/>
-          </w:rPr>
-          <w:rPr>
-            <w:color w:val="0000EE"/>
-            <w:u w:val="single"/>
-          </w:rPr>
-          <w:t>出32:27</w:t>
-        </w:r>
-      </w:hyperlink>
-      <w:r>
-        <w:rPr>
-          <w:lang w:val="zh_TW" w:bidi="zh_TW"/>
-        </w:rPr>
-        <w:t>；</w:t>
-      </w:r>
-      <w:hyperlink r:id="rId95">
-        <w:r>
-          <w:rPr>
-            <w:lang w:val="zh_TW" w:bidi="zh_TW"/>
-          </w:rPr>
-          <w:rPr>
-            <w:color w:val="0000EE"/>
-            <w:u w:val="single"/>
-          </w:rPr>
-          <w:t>申13:15</w:t>
-        </w:r>
-      </w:hyperlink>
-      <w:r>
-        <w:rPr>
-          <w:lang w:val="zh_TW" w:bidi="zh_TW"/>
-        </w:rPr>
-        <w:t>）。</w:t>
-      </w:r>
-    </w:p>
-    <w:p>
-      <w:pPr>
-        <w:pStyle w:val="ListNumber"/>
-        <w:spacing w:line="240" w:lineRule="auto"/>
-        <w:ind w:left="720"/>
-      </w:pPr>
-      <w:r>
-        <w:rPr>
-          <w:lang w:val="zh_TW" w:bidi="zh_TW"/>
-        </w:rPr>
-      </w:r>
-      <w:r>
-        <w:rPr>
-          <w:lang w:val="zh_TW" w:bidi="zh_TW"/>
-        </w:rPr>
-        <w:t>某些性方面的罪要處以火刑（</w:t>
-      </w:r>
-      <w:hyperlink r:id="rId96">
-        <w:r>
-          <w:rPr>
-            <w:lang w:val="zh_TW" w:bidi="zh_TW"/>
-          </w:rPr>
-          <w:rPr>
-            <w:color w:val="0000EE"/>
-            <w:u w:val="single"/>
-          </w:rPr>
-          <w:t>利20:14</w:t>
-        </w:r>
-      </w:hyperlink>
-      <w:r>
-        <w:rPr>
-          <w:lang w:val="zh_TW" w:bidi="zh_TW"/>
-        </w:rPr>
-        <w:t>，</w:t>
-      </w:r>
-      <w:hyperlink r:id="rId97">
-        <w:r>
-          <w:rPr>
-            <w:lang w:val="zh_TW" w:bidi="zh_TW"/>
-          </w:rPr>
-          <w:rPr>
-            <w:color w:val="0000EE"/>
-            <w:u w:val="single"/>
-          </w:rPr>
-          <w:t>21:9</w:t>
-        </w:r>
-      </w:hyperlink>
-      <w:r>
-        <w:rPr>
-          <w:lang w:val="zh_TW" w:bidi="zh_TW"/>
-        </w:rPr>
-        <w:t>）。猶大的兒婦他瑪被指控犯了姦淫罪，因此有人下令把她帶到城外燒死（</w:t>
-      </w:r>
-      <w:hyperlink r:id="rId98">
-        <w:r>
-          <w:rPr>
-            <w:lang w:val="zh_TW" w:bidi="zh_TW"/>
-          </w:rPr>
-          <w:rPr>
-            <w:color w:val="0000EE"/>
-            <w:u w:val="single"/>
-          </w:rPr>
-          <w:t>創38:24</w:t>
-        </w:r>
-      </w:hyperlink>
-      <w:r>
-        <w:rPr>
-          <w:lang w:val="zh_TW" w:bidi="zh_TW"/>
-        </w:rPr>
-        <w:t>）。耶和華也吩咐說，凡踏上西奈山聖地的人，都要用箭射死或用石頭打死（</w:t>
-      </w:r>
-      <w:hyperlink r:id="rId99">
-        <w:r>
-          <w:rPr>
-            <w:lang w:val="zh_TW" w:bidi="zh_TW"/>
-          </w:rPr>
-          <w:rPr>
-            <w:color w:val="0000EE"/>
-            <w:u w:val="single"/>
-          </w:rPr>
-          <w:t>出19:13</w:t>
-        </w:r>
-      </w:hyperlink>
-      <w:r>
-        <w:rPr>
-          <w:lang w:val="zh_TW" w:bidi="zh_TW"/>
-        </w:rPr>
-        <w:t>）。</w:t>
-      </w:r>
-    </w:p>
-    <w:p>
-      <w:pPr>
-        <w:pStyle w:val="ListNumber"/>
-        <w:spacing w:line="240" w:lineRule="auto"/>
-        <w:ind w:left="720"/>
-      </w:pPr>
-      <w:r>
-        <w:rPr>
-          <w:lang w:val="zh_TW" w:bidi="zh_TW"/>
-        </w:rPr>
-      </w:r>
-      <w:r>
-        <w:rPr>
-          <w:lang w:val="zh_TW" w:bidi="zh_TW"/>
-        </w:rPr>
-        <w:t>把人掛起來可能是聖經時代的一種處決方式。不過，許多學者認為，譯為「掛起來」或「掛在木頭上」的詞語，其實是指刺刑（</w:t>
-      </w:r>
-      <w:hyperlink r:id="rId100">
-        <w:r>
-          <w:rPr>
-            <w:lang w:val="zh_TW" w:bidi="zh_TW"/>
-          </w:rPr>
-          <w:rPr>
-            <w:color w:val="0000EE"/>
-            <w:u w:val="single"/>
-          </w:rPr>
-          <w:t>民25:4</w:t>
-        </w:r>
-      </w:hyperlink>
-      <w:r>
-        <w:rPr>
-          <w:lang w:val="zh_TW" w:bidi="zh_TW"/>
-        </w:rPr>
-        <w:t>；</w:t>
-      </w:r>
-      <w:hyperlink r:id="rId101">
-        <w:r>
-          <w:rPr>
-            <w:lang w:val="zh_TW" w:bidi="zh_TW"/>
-          </w:rPr>
-          <w:rPr>
-            <w:color w:val="0000EE"/>
-            <w:u w:val="single"/>
-          </w:rPr>
-          <w:t>申21:22–23</w:t>
-        </w:r>
-      </w:hyperlink>
-      <w:r>
-        <w:rPr>
-          <w:lang w:val="zh_TW" w:bidi="zh_TW"/>
-        </w:rPr>
-        <w:t>；</w:t>
-      </w:r>
-      <w:hyperlink r:id="rId102">
-        <w:r>
-          <w:rPr>
-            <w:lang w:val="zh_TW" w:bidi="zh_TW"/>
-          </w:rPr>
-          <w:rPr>
-            <w:color w:val="0000EE"/>
-            <w:u w:val="single"/>
-          </w:rPr>
-          <w:t>書8:29</w:t>
-        </w:r>
-      </w:hyperlink>
-      <w:r>
-        <w:rPr>
-          <w:lang w:val="zh_TW" w:bidi="zh_TW"/>
-        </w:rPr>
-        <w:t>；</w:t>
-      </w:r>
-      <w:hyperlink r:id="rId103">
-        <w:r>
-          <w:rPr>
-            <w:lang w:val="zh_TW" w:bidi="zh_TW"/>
-          </w:rPr>
-          <w:rPr>
-            <w:color w:val="0000EE"/>
-            <w:u w:val="single"/>
-          </w:rPr>
-          <w:t>撒下21:6</w:t>
-        </w:r>
-      </w:hyperlink>
-      <w:r>
-        <w:rPr>
-          <w:lang w:val="zh_TW" w:bidi="zh_TW"/>
-        </w:rPr>
-        <w:t>、</w:t>
-      </w:r>
-      <w:hyperlink r:id="rId103">
-        <w:r>
-          <w:rPr>
-            <w:lang w:val="zh_TW" w:bidi="zh_TW"/>
-          </w:rPr>
-          <w:rPr>
-            <w:color w:val="0000EE"/>
-            <w:u w:val="single"/>
-          </w:rPr>
-          <w:t>9</w:t>
-        </w:r>
-      </w:hyperlink>
-      <w:r>
-        <w:rPr>
-          <w:lang w:val="zh_TW" w:bidi="zh_TW"/>
-        </w:rPr>
-        <w:t>；</w:t>
-      </w:r>
-      <w:hyperlink r:id="rId104">
-        <w:r>
-          <w:rPr>
-            <w:lang w:val="zh_TW" w:bidi="zh_TW"/>
-          </w:rPr>
-          <w:rPr>
-            <w:color w:val="0000EE"/>
-            <w:u w:val="single"/>
-          </w:rPr>
-          <w:t>斯9:14</w:t>
-        </w:r>
-      </w:hyperlink>
-      <w:r>
-        <w:rPr>
-          <w:lang w:val="zh_TW" w:bidi="zh_TW"/>
-        </w:rPr>
-        <w:t>）。人們會把一根尖銳的木樁立在地上，再把受刑人的身體強行刺入木樁；木樁的尖端很可能從受刑人的胸部或口中穿出。亞述人經常使用這種處決方式，通常是用來處置犯下最嚴重罪行的人，以及戰俘或逃兵。據說波斯王大流士進軍巴比倫時，曾把3,000人施以刺刑。大流士也規定，凡更改他重建聖殿諭令的人，都要受刺刑（</w:t>
-      </w:r>
-      <w:hyperlink r:id="rId105">
-        <w:r>
-          <w:rPr>
-            <w:lang w:val="zh_TW" w:bidi="zh_TW"/>
-          </w:rPr>
-          <w:rPr>
-            <w:color w:val="0000EE"/>
-            <w:u w:val="single"/>
-          </w:rPr>
-          <w:t>拉6:11–12</w:t>
-        </w:r>
-      </w:hyperlink>
-      <w:r>
-        <w:rPr>
-          <w:lang w:val="zh_TW" w:bidi="zh_TW"/>
-        </w:rPr>
-        <w:t>）。至於哈曼究竟是被吊死還是受刺刑，至今仍無法確定（見</w:t>
-      </w:r>
-      <w:hyperlink r:id="rId106">
-        <w:r>
-          <w:rPr>
-            <w:lang w:val="zh_TW" w:bidi="zh_TW"/>
-          </w:rPr>
-          <w:rPr>
-            <w:color w:val="0000EE"/>
-            <w:u w:val="single"/>
-          </w:rPr>
-          <w:t>斯7:9–10</w:t>
-        </w:r>
-      </w:hyperlink>
-      <w:r>
-        <w:rPr>
-          <w:lang w:val="zh_TW" w:bidi="zh_TW"/>
-        </w:rPr>
-        <w:t>）。</w:t>
-        <w:br/>
-      </w:r>
-      <w:r>
-        <w:rPr>
-          <w:lang w:val="zh_TW" w:bidi="zh_TW"/>
-        </w:rPr>
-        <w:t>通常，「掛起來」是展示屍體的一種方式，這樣做是用來警戒當地居民（</w:t>
-      </w:r>
-      <w:hyperlink r:id="rId107">
-        <w:r>
-          <w:rPr>
-            <w:lang w:val="zh_TW" w:bidi="zh_TW"/>
-          </w:rPr>
-          <w:rPr>
-            <w:color w:val="0000EE"/>
-            <w:u w:val="single"/>
-          </w:rPr>
-          <w:t>創40:19</w:t>
-        </w:r>
-      </w:hyperlink>
-      <w:r>
-        <w:rPr>
-          <w:lang w:val="zh_TW" w:bidi="zh_TW"/>
-        </w:rPr>
-        <w:t>；</w:t>
-      </w:r>
-      <w:hyperlink r:id="rId102">
-        <w:r>
-          <w:rPr>
-            <w:lang w:val="zh_TW" w:bidi="zh_TW"/>
-          </w:rPr>
-          <w:rPr>
-            <w:color w:val="0000EE"/>
-            <w:u w:val="single"/>
-          </w:rPr>
-          <w:t>書8:29</w:t>
-        </w:r>
-      </w:hyperlink>
-      <w:r>
-        <w:rPr>
-          <w:lang w:val="zh_TW" w:bidi="zh_TW"/>
-        </w:rPr>
-        <w:t>，</w:t>
-      </w:r>
-      <w:hyperlink r:id="rId108">
-        <w:r>
-          <w:rPr>
-            <w:lang w:val="zh_TW" w:bidi="zh_TW"/>
-          </w:rPr>
-          <w:rPr>
-            <w:color w:val="0000EE"/>
-            <w:u w:val="single"/>
-          </w:rPr>
-          <w:t>10:26</w:t>
-        </w:r>
-      </w:hyperlink>
-      <w:r>
-        <w:rPr>
-          <w:lang w:val="zh_TW" w:bidi="zh_TW"/>
-        </w:rPr>
-        <w:t>；</w:t>
-      </w:r>
-      <w:hyperlink r:id="rId109">
-        <w:r>
-          <w:rPr>
-            <w:lang w:val="zh_TW" w:bidi="zh_TW"/>
-          </w:rPr>
-          <w:rPr>
-            <w:color w:val="0000EE"/>
-            <w:u w:val="single"/>
-          </w:rPr>
-          <w:t>撒下4:12</w:t>
-        </w:r>
-      </w:hyperlink>
-      <w:r>
-        <w:rPr>
-          <w:lang w:val="zh_TW" w:bidi="zh_TW"/>
-        </w:rPr>
-        <w:t>）。人們通常只會將屍體展示一天，並在日落前把屍體埋葬。人們認為掛在木頭上的屍體會玷污神所賜的土地（</w:t>
-      </w:r>
-      <w:hyperlink r:id="rId101">
-        <w:r>
-          <w:rPr>
-            <w:lang w:val="zh_TW" w:bidi="zh_TW"/>
-          </w:rPr>
-          <w:rPr>
-            <w:color w:val="0000EE"/>
-            <w:u w:val="single"/>
-          </w:rPr>
-          <w:t>申21:22–23</w:t>
-        </w:r>
-      </w:hyperlink>
-      <w:r>
-        <w:rPr>
-          <w:lang w:val="zh_TW" w:bidi="zh_TW"/>
-        </w:rPr>
-        <w:t>）。根據米示拿的記載，人們會把死者的雙手綁在一起，再把屍體掛在木架的橫臂上。</w:t>
-      </w:r>
-    </w:p>
-    <w:p>
-      <w:pPr>
-        <w:pStyle w:val="ListNumber"/>
-        <w:spacing w:line="240" w:lineRule="auto"/>
-        <w:ind w:left="720"/>
-      </w:pPr>
-      <w:r>
-        <w:rPr>
-          <w:lang w:val="zh_TW" w:bidi="zh_TW"/>
-        </w:rPr>
-      </w:r>
-      <w:r>
-        <w:rPr>
-          <w:lang w:val="zh_TW" w:bidi="zh_TW"/>
-        </w:rPr>
-        <w:t>敘利亞王安提阿古四世·伊皮法尼（Antiochus IV Epiphanes）在公元前167至166年間曾使用釘十字架作為刑罰。根據公元一世紀猶太歷史學家約瑟夫（Josephus）的記載，那些拒絕放棄傳統信仰的猶太人就是這樣被處死的。在馬加比（Maccabean）時期（公元前167–40年），亞歷山大·詹納烏斯（Alexander Janneus ）為了重新鞏固自己的權力，曾把800名反叛的法利賽人釘在十字架上。釘十字架是一種廣泛使用的處決方式。羅馬帝國大部分地區都使用這種刑罰，包括印度、北非和日耳曼地區。在公元前4年至公元70年間，有些時候一次被釘十字架的人數多達數千人。</w:t>
-        <w:br/>
-      </w:r>
-      <w:r>
-        <w:rPr>
-          <w:lang w:val="zh_TW" w:bidi="zh_TW"/>
-        </w:rPr>
-        <w:t>看起來人們使用過三種十字架：橫木位於直木頂端下方的十字架（拉丁十字架）、T形十字架（聖安東尼的十字架〔St Anthony’s cross〕）、X形十字架（聖安得烈十字架〔St Andrew’s cross〕）。馬太福音記載，有一塊寫著「這是猶太人的王耶穌」的牌子，在耶穌釘十架時被安放在祂頭的上方（</w:t>
-      </w:r>
-      <w:hyperlink r:id="rId110">
-        <w:r>
-          <w:rPr>
-            <w:lang w:val="zh_TW" w:bidi="zh_TW"/>
-          </w:rPr>
-          <w:rPr>
-            <w:color w:val="0000EE"/>
-            <w:u w:val="single"/>
-          </w:rPr>
-          <w:t>太27:37</w:t>
-        </w:r>
-      </w:hyperlink>
-      <w:r>
-        <w:rPr>
-          <w:lang w:val="zh_TW" w:bidi="zh_TW"/>
-        </w:rPr>
-        <w:t>）。這表示耶穌受釘時所用的十字架是拉丁十字架，這也正是藝術家歷來描繪的樣式。行刑時，人們很可能先把十字架平放在地上，然後把受刑的人固定在上面。之後，人們把十字架豎立起來，放進預先挖好的坑中。受刑人的雙手可能被釘在十字架上，也可能被綁在十字架上；至於雙腳究竟用一根釘子還是兩根釘子釘住，至今仍無法確定。受刑人的身體重量由腳下的一塊木頭支撐，而兩腿之間可能另有一塊像尖樁一樣的木頭提供支撐。</w:t>
-      </w:r>
-    </w:p>
-    <w:p>
-      <w:pPr>
-        <w:pStyle w:val="ListNumber"/>
-        <w:spacing w:line="240" w:lineRule="auto"/>
-        <w:ind w:left="720"/>
-      </w:pPr>
-      <w:r>
-        <w:rPr>
-          <w:lang w:val="zh_TW" w:bidi="zh_TW"/>
-        </w:rPr>
-      </w:r>
-      <w:r>
-        <w:rPr>
-          <w:lang w:val="zh_TW" w:bidi="zh_TW"/>
-        </w:rPr>
-        <w:t>石刑是最常見的希伯來死刑。最初的石頭由控方證人投擲，然後圍觀的人也投擲。石刑適用於某些宗教方面的罪（</w:t>
-      </w:r>
-      <w:hyperlink r:id="rId111">
-        <w:r>
-          <w:rPr>
-            <w:lang w:val="zh_TW" w:bidi="zh_TW"/>
-          </w:rPr>
-          <w:rPr>
-            <w:color w:val="0000EE"/>
-            <w:u w:val="single"/>
-          </w:rPr>
-          <w:t>利24:16</w:t>
-        </w:r>
-      </w:hyperlink>
-      <w:r>
-        <w:rPr>
-          <w:lang w:val="zh_TW" w:bidi="zh_TW"/>
-        </w:rPr>
-        <w:t>；</w:t>
-      </w:r>
-      <w:hyperlink r:id="rId20">
-        <w:r>
-          <w:rPr>
-            <w:lang w:val="zh_TW" w:bidi="zh_TW"/>
-          </w:rPr>
-          <w:rPr>
-            <w:color w:val="0000EE"/>
-            <w:u w:val="single"/>
-          </w:rPr>
-          <w:t>民15:32–36</w:t>
-        </w:r>
-      </w:hyperlink>
-      <w:r>
-        <w:rPr>
-          <w:lang w:val="zh_TW" w:bidi="zh_TW"/>
-        </w:rPr>
-        <w:t>；</w:t>
-      </w:r>
-      <w:hyperlink r:id="rId112">
-        <w:r>
-          <w:rPr>
-            <w:lang w:val="zh_TW" w:bidi="zh_TW"/>
-          </w:rPr>
-          <w:rPr>
-            <w:color w:val="0000EE"/>
-            <w:u w:val="single"/>
-          </w:rPr>
-          <w:t>申13:1–10</w:t>
-        </w:r>
-      </w:hyperlink>
-      <w:r>
-        <w:rPr>
-          <w:lang w:val="zh_TW" w:bidi="zh_TW"/>
-        </w:rPr>
-        <w:t>，</w:t>
-      </w:r>
-      <w:hyperlink r:id="rId113">
-        <w:r>
-          <w:rPr>
-            <w:lang w:val="zh_TW" w:bidi="zh_TW"/>
-          </w:rPr>
-          <w:rPr>
-            <w:color w:val="0000EE"/>
-            <w:u w:val="single"/>
-          </w:rPr>
-          <w:t>17:2–5</w:t>
-        </w:r>
-      </w:hyperlink>
-      <w:r>
-        <w:rPr>
-          <w:lang w:val="zh_TW" w:bidi="zh_TW"/>
-        </w:rPr>
-        <w:t>）、姦淫（</w:t>
-      </w:r>
-      <w:hyperlink r:id="rId114">
-        <w:r>
-          <w:rPr>
-            <w:lang w:val="zh_TW" w:bidi="zh_TW"/>
-          </w:rPr>
-          <w:rPr>
-            <w:color w:val="0000EE"/>
-            <w:u w:val="single"/>
-          </w:rPr>
-          <w:t>申22:23–24</w:t>
-        </w:r>
-      </w:hyperlink>
-      <w:r>
-        <w:rPr>
-          <w:lang w:val="zh_TW" w:bidi="zh_TW"/>
-        </w:rPr>
-        <w:t>）、獻兒女為祭（</w:t>
-      </w:r>
-      <w:hyperlink r:id="rId15">
-        <w:r>
-          <w:rPr>
-            <w:lang w:val="zh_TW" w:bidi="zh_TW"/>
-          </w:rPr>
-          <w:rPr>
-            <w:color w:val="0000EE"/>
-            <w:u w:val="single"/>
-          </w:rPr>
-          <w:t>利20:2</w:t>
-        </w:r>
-      </w:hyperlink>
-      <w:r>
-        <w:rPr>
-          <w:lang w:val="zh_TW" w:bidi="zh_TW"/>
-        </w:rPr>
-        <w:t>）、交鬼行巫術（</w:t>
-      </w:r>
-      <w:hyperlink r:id="rId115">
-        <w:r>
-          <w:rPr>
-            <w:lang w:val="zh_TW" w:bidi="zh_TW"/>
-          </w:rPr>
-          <w:rPr>
-            <w:color w:val="0000EE"/>
-            <w:u w:val="single"/>
-          </w:rPr>
-          <w:t>利20:27</w:t>
-        </w:r>
-      </w:hyperlink>
-      <w:r>
-        <w:rPr>
-          <w:lang w:val="zh_TW" w:bidi="zh_TW"/>
-        </w:rPr>
-        <w:t>）和悖逆（</w:t>
-      </w:r>
-      <w:hyperlink r:id="rId38">
-        <w:r>
-          <w:rPr>
-            <w:lang w:val="zh_TW" w:bidi="zh_TW"/>
-          </w:rPr>
-          <w:rPr>
-            <w:color w:val="0000EE"/>
-            <w:u w:val="single"/>
-          </w:rPr>
-          <w:t>申21:18–21</w:t>
-        </w:r>
-      </w:hyperlink>
-      <w:r>
-        <w:rPr>
-          <w:lang w:val="zh_TW" w:bidi="zh_TW"/>
-        </w:rPr>
-        <w:t>）。使徒保羅歸信之前，曾親眼看見人們用石頭打死司提反，他當時也贊同這樣做（</w:t>
-      </w:r>
-      <w:hyperlink r:id="rId116">
-        <w:r>
-          <w:rPr>
-            <w:lang w:val="zh_TW" w:bidi="zh_TW"/>
-          </w:rPr>
-          <w:rPr>
-            <w:color w:val="0000EE"/>
-            <w:u w:val="single"/>
-          </w:rPr>
-          <w:t>徒7:58–59</w:t>
-        </w:r>
-      </w:hyperlink>
-      <w:r>
-        <w:rPr>
-          <w:lang w:val="zh_TW" w:bidi="zh_TW"/>
-        </w:rPr>
-        <w:t>）。後來，保羅自己在路司得也曾遭人用石頭打，卻倖免於死（</w:t>
-      </w:r>
-      <w:hyperlink r:id="rId117">
-        <w:r>
-          <w:rPr>
-            <w:lang w:val="zh_TW" w:bidi="zh_TW"/>
-          </w:rPr>
-          <w:rPr>
-            <w:color w:val="0000EE"/>
-            <w:u w:val="single"/>
-          </w:rPr>
-          <w:t>14:19</w:t>
-        </w:r>
-      </w:hyperlink>
-      <w:r>
-        <w:rPr>
-          <w:lang w:val="zh_TW" w:bidi="zh_TW"/>
-        </w:rPr>
-        <w:t>）。到了羅馬時代，人們有時會把受刑人綁在木架上，然後用石頭打死他。</w:t>
-      </w:r>
-    </w:p>
-    <w:p>
-      <w:pPr>
-        <w:pStyle w:val="Heading3"/>
-      </w:pPr>
-      <w:r>
-        <w:rPr>
-          <w:lang w:val="zh_TW" w:bidi="zh_TW"/>
-        </w:rPr>
-        <w:t>結論</w:t>
-      </w:r>
-    </w:p>
-    <w:p>
-      <w:pPr/>
-      <w:r>
-        <w:rPr>
-          <w:lang w:val="zh_TW" w:bidi="zh_TW"/>
-        </w:rPr>
-      </w:r>
-      <w:r>
-        <w:rPr>
-          <w:lang w:val="zh_TW" w:bidi="zh_TW"/>
-        </w:rPr>
-        <w:t>希伯來律法是妥拉（「教導」）的一部分。神把這些律法賜給祂立約的百姓，以使他們成為聖潔。當時，以色列人是一群剛脫離奴役的半遊牧民族。雖然希伯來律法與漢謨拉比法典及其它近東定居民族的法律有一些相似之處，但兩者也存在許多差異。即使在較不發達的文化環境中，希伯來律法往往展現出更廣闊的視野；它的目的似乎不只是維持社會秩序，更是要教導人過敬虔的生活。尤其是十誡簡明直接，直到今天仍然影響著法理學，甚至在現代世俗社會中也是如此。</w:t>
-      </w:r>
-    </w:p>
-    <w:p>
-      <w:pPr/>
-      <w:r>
-        <w:rPr>
-          <w:lang w:val="zh_TW" w:bidi="zh_TW"/>
-        </w:rPr>
-      </w:r>
-      <w:r>
-        <w:rPr>
-          <w:lang w:val="zh_TW" w:bidi="zh_TW"/>
-        </w:rPr>
-        <w:t>聖經最主要的信息是神愛祂立約百姓；然而，聖經從未忽略墮落世界中的殘酷現實。人會犯罪，也會犯下各種罪；人因自己的罪與神隔絕，也因所犯的罪受到懲罰。十字架是基督教信仰的象徵，它不斷提醒基督徒：神的愛並不是脫離現實的空談。他們認為，耶穌基督被釘十字架，正應驗了舊約聖經的預言：耶和華使我們眾人的罪孽都歸在他身上（</w:t>
-      </w:r>
-      <w:hyperlink r:id="rId118">
-        <w:r>
-          <w:rPr>
-            <w:lang w:val="zh_TW" w:bidi="zh_TW"/>
-          </w:rPr>
-          <w:rPr>
-            <w:color w:val="0000EE"/>
-            <w:u w:val="single"/>
-          </w:rPr>
-          <w:t>賽53:5–6</w:t>
-        </w:r>
-      </w:hyperlink>
-      <w:r>
-        <w:rPr>
-          <w:lang w:val="zh_TW" w:bidi="zh_TW"/>
-        </w:rPr>
-        <w:t>）。新約聖經宣告，基督照著聖經所說的，為我們的罪死了（</w:t>
-      </w:r>
-      <w:hyperlink r:id="rId119">
-        <w:r>
-          <w:rPr>
-            <w:lang w:val="zh_TW" w:bidi="zh_TW"/>
-          </w:rPr>
-          <w:rPr>
-            <w:color w:val="0000EE"/>
-            <w:u w:val="single"/>
-          </w:rPr>
-          <w:t>林前15:3</w:t>
-        </w:r>
-      </w:hyperlink>
-      <w:r>
-        <w:rPr>
-          <w:lang w:val="zh_TW" w:bidi="zh_TW"/>
-        </w:rPr>
-        <w:t>）。</w:t>
-      </w:r>
-    </w:p>
-    <w:p>
-      <w:pPr/>
-      <w:r>
-        <w:rPr>
-          <w:lang w:val="zh_TW" w:bidi="zh_TW"/>
-        </w:rPr>
-      </w:r>
-      <w:r>
-        <w:rPr>
-          <w:i/>
-          <w:lang w:val="zh_TW" w:bidi="zh_TW"/>
-        </w:rPr>
-        <w:t>另見</w:t>
-      </w:r>
-      <w:r>
-        <w:rPr>
-          <w:lang w:val="zh_TW" w:bidi="zh_TW"/>
-        </w:rPr>
-        <w:t xml:space="preserve"> </w:t>
-      </w:r>
-      <w:r>
-        <w:rPr>
-          <w:lang w:val="zh_TW" w:bidi="zh_TW"/>
-        </w:rPr>
-        <w:t>民事法律和司法</w:t>
-      </w:r>
-      <w:r>
-        <w:rPr>
-          <w:lang w:val="zh_TW" w:bidi="zh_TW"/>
-        </w:rPr>
-        <w:t>；</w:t>
-      </w:r>
-      <w:r>
-        <w:rPr>
-          <w:lang w:val="zh_TW" w:bidi="zh_TW"/>
-        </w:rPr>
-        <w:t>法院和審判</w:t>
-      </w:r>
-      <w:r>
-        <w:rPr>
-          <w:lang w:val="zh_TW" w:bidi="zh_TW"/>
-        </w:rPr>
-        <w:t>；</w:t>
-      </w:r>
-      <w:r>
-        <w:rPr>
-          <w:lang w:val="zh_TW" w:bidi="zh_TW"/>
-        </w:rPr>
-        <w:t>漢謨拉比法典</w:t>
-      </w:r>
-      <w:r>
-        <w:rPr>
-          <w:lang w:val="zh_TW" w:bidi="zh_TW"/>
-        </w:rPr>
-        <w:t>；</w:t>
-      </w:r>
-      <w:r>
-        <w:rPr>
-          <w:lang w:val="zh_TW" w:bidi="zh_TW"/>
-        </w:rPr>
-        <w:t>聖經中的律法概念</w:t>
-      </w:r>
-      <w:r>
-        <w:rPr>
-          <w:lang w:val="zh_TW" w:bidi="zh_TW"/>
-        </w:rPr>
-        <w:t>。</w:t>
-      </w:r>
-      <w:r>
-        <w:rPr>
-          <w:lang w:val="zh_TW" w:bidi="zh_TW"/>
-        </w:rPr>
-      </w:r>
-      <w:r>
-        <w:rPr>
-          <w:lang w:val="zh_TW" w:bidi="zh_TW"/>
-        </w:rPr>
-      </w:r>
-    </w:p>
-    <w:p>
-      <w:pPr/>
-      <w:r>
-        <w:rPr>
-          <w:lang w:val="zh_TW" w:bidi="zh_TW"/>
-        </w:rPr>
-      </w:r>
-    </w:p>
-    <w:p>
-      <w:pPr>
-        <w:pStyle w:val="Heading2"/>
-      </w:pPr>
-      <w:r>
-        <w:rPr>
-          <w:lang w:val="zh_TW" w:bidi="zh_TW"/>
-        </w:rPr>
-        <w:t>性，性慾</w:t>
-      </w:r>
-      <w:r>
-        <w:rPr>
-          <w:lang w:val="zh_TW" w:bidi="zh_TW"/>
-        </w:rPr>
-      </w:r>
-    </w:p>
-    <w:p>
-      <w:pPr>
-        <w:pStyle w:val="Heading3"/>
-      </w:pPr>
-      <w:r>
-        <w:rPr>
-          <w:lang w:val="zh_TW" w:bidi="zh_TW"/>
-        </w:rPr>
-        <w:t>聖經對性與性慾的正面觀點</w:t>
-      </w:r>
-    </w:p>
-    <w:p>
-      <w:pPr/>
-      <w:r>
-        <w:rPr>
-          <w:lang w:val="zh_TW" w:bidi="zh_TW"/>
-        </w:rPr>
-      </w:r>
-      <w:r>
-        <w:rPr>
-          <w:lang w:val="zh_TW" w:bidi="zh_TW"/>
-        </w:rPr>
-        <w:t>與某些宗教和哲學不同，聖經對人類的性有正面看法。根據舊約，神創造人是具有性別的存在。成為男性或女性，是</w:t>
-      </w:r>
-      <w:r>
-        <w:rPr>
-          <w:lang w:val="zh_TW" w:bidi="zh_TW"/>
-        </w:rPr>
-        <w:t>神就照着自己的形像造人</w:t>
-      </w:r>
-      <w:r>
-        <w:rPr>
-          <w:lang w:val="zh_TW" w:bidi="zh_TW"/>
-        </w:rPr>
-        <w:t>（</w:t>
-      </w:r>
-      <w:hyperlink r:id="rId120">
-        <w:r>
-          <w:rPr>
-            <w:lang w:val="zh_TW" w:bidi="zh_TW"/>
-          </w:rPr>
-          <w:rPr>
-            <w:color w:val="0000EE"/>
-            <w:u w:val="single"/>
-          </w:rPr>
-          <w:t>創1:26</w:t>
-        </w:r>
-      </w:hyperlink>
-      <w:r>
-        <w:rPr>
-          <w:lang w:val="zh_TW" w:bidi="zh_TW"/>
-        </w:rPr>
-        <w:t>–</w:t>
-      </w:r>
-      <w:hyperlink r:id="rId120">
-        <w:r>
-          <w:rPr>
-            <w:lang w:val="zh_TW" w:bidi="zh_TW"/>
-          </w:rPr>
-          <w:rPr>
-            <w:color w:val="0000EE"/>
-            <w:u w:val="single"/>
-          </w:rPr>
-          <w:t>28</w:t>
-        </w:r>
-      </w:hyperlink>
-      <w:r>
-        <w:rPr>
-          <w:lang w:val="zh_TW" w:bidi="zh_TW"/>
-        </w:rPr>
-        <w:t>）。因此，性不只是人的行為，而是其身分的重要部份。</w:t>
-      </w:r>
-    </w:p>
-    <w:p>
-      <w:pPr/>
-      <w:r>
-        <w:rPr>
-          <w:lang w:val="zh_TW" w:bidi="zh_TW"/>
-        </w:rPr>
-      </w:r>
-      <w:r>
-        <w:rPr>
-          <w:lang w:val="zh_TW" w:bidi="zh_TW"/>
-        </w:rPr>
-        <w:t>舊約表明男女身體上的差異並不可恥（</w:t>
-      </w:r>
-      <w:hyperlink r:id="rId121">
-        <w:r>
-          <w:rPr>
-            <w:lang w:val="zh_TW" w:bidi="zh_TW"/>
-          </w:rPr>
-          <w:rPr>
-            <w:color w:val="0000EE"/>
-            <w:u w:val="single"/>
-          </w:rPr>
-          <w:t>創2:25</w:t>
-        </w:r>
-      </w:hyperlink>
-      <w:r>
-        <w:rPr>
-          <w:lang w:val="zh_TW" w:bidi="zh_TW"/>
-        </w:rPr>
-        <w:t>）。性行為本身也不羞恥（</w:t>
-      </w:r>
-      <w:hyperlink r:id="rId122">
-        <w:r>
-          <w:rPr>
-            <w:lang w:val="zh_TW" w:bidi="zh_TW"/>
-          </w:rPr>
-          <w:rPr>
-            <w:color w:val="0000EE"/>
-            <w:u w:val="single"/>
-          </w:rPr>
-          <w:t>箴5:18</w:t>
-        </w:r>
-      </w:hyperlink>
-      <w:r>
-        <w:rPr>
-          <w:lang w:val="zh_TW" w:bidi="zh_TW"/>
-        </w:rPr>
-        <w:t>–</w:t>
-      </w:r>
-      <w:hyperlink r:id="rId122">
-        <w:r>
-          <w:rPr>
-            <w:lang w:val="zh_TW" w:bidi="zh_TW"/>
-          </w:rPr>
-          <w:rPr>
-            <w:color w:val="0000EE"/>
-            <w:u w:val="single"/>
-          </w:rPr>
-          <w:t>19</w:t>
-        </w:r>
-      </w:hyperlink>
-      <w:r>
-        <w:rPr>
-          <w:lang w:val="zh_TW" w:bidi="zh_TW"/>
-        </w:rPr>
-        <w:t>；</w:t>
-      </w:r>
-      <w:hyperlink r:id="rId123">
-        <w:r>
-          <w:rPr>
-            <w:lang w:val="zh_TW" w:bidi="zh_TW"/>
-          </w:rPr>
-          <w:rPr>
-            <w:color w:val="0000EE"/>
-            <w:u w:val="single"/>
-          </w:rPr>
-          <w:t>傳9:9</w:t>
-        </w:r>
-      </w:hyperlink>
-      <w:r>
-        <w:rPr>
-          <w:lang w:val="zh_TW" w:bidi="zh_TW"/>
-        </w:rPr>
-        <w:t>）。特別是雅歌，這首美麗的愛情詩歌讚美了肉體的激情，不應只從屬靈的角度解釋其內容。</w:t>
-      </w:r>
-    </w:p>
-    <w:p>
-      <w:pPr/>
-      <w:r>
-        <w:rPr>
-          <w:lang w:val="zh_TW" w:bidi="zh_TW"/>
-        </w:rPr>
-      </w:r>
-      <w:r>
-        <w:rPr>
-          <w:lang w:val="zh_TW" w:bidi="zh_TW"/>
-        </w:rPr>
-        <w:t>保羅在哥林多前書和提摩太前書中，同樣表達了正面的態度。哥林多和以弗所的社會充滿淫亂，因此一些基督徒選擇完全禁欲，甚至禁止婚姻（</w:t>
-      </w:r>
-      <w:hyperlink r:id="rId124">
-        <w:r>
-          <w:rPr>
-            <w:lang w:val="zh_TW" w:bidi="zh_TW"/>
-          </w:rPr>
-          <w:rPr>
-            <w:color w:val="0000EE"/>
-            <w:u w:val="single"/>
-          </w:rPr>
-          <w:t>提前4:3</w:t>
-        </w:r>
-      </w:hyperlink>
-      <w:r>
-        <w:rPr>
-          <w:lang w:val="zh_TW" w:bidi="zh_TW"/>
-        </w:rPr>
-        <w:t>）。已婚夫婦停止了性生活，他們認為這樣能使自己更屬靈（參</w:t>
-      </w:r>
-      <w:hyperlink r:id="rId125">
-        <w:r>
-          <w:rPr>
-            <w:lang w:val="zh_TW" w:bidi="zh_TW"/>
-          </w:rPr>
-          <w:rPr>
-            <w:color w:val="0000EE"/>
-            <w:u w:val="single"/>
-          </w:rPr>
-          <w:t>林前7:5</w:t>
-        </w:r>
-      </w:hyperlink>
-      <w:r>
-        <w:rPr>
-          <w:lang w:val="zh_TW" w:bidi="zh_TW"/>
-        </w:rPr>
-        <w:t>）。</w:t>
-      </w:r>
-    </w:p>
-    <w:p>
-      <w:pPr/>
-      <w:r>
-        <w:rPr>
-          <w:lang w:val="zh_TW" w:bidi="zh_TW"/>
-        </w:rPr>
-      </w:r>
-      <w:r>
-        <w:rPr>
-          <w:lang w:val="zh_TW" w:bidi="zh_TW"/>
-        </w:rPr>
-        <w:t>然而，保羅拒絕這種看法。他引用創世記，提醒信徒要為神的恩賜感恩（</w:t>
-      </w:r>
-      <w:hyperlink r:id="rId126">
-        <w:r>
-          <w:rPr>
-            <w:lang w:val="zh_TW" w:bidi="zh_TW"/>
-          </w:rPr>
-          <w:rPr>
-            <w:color w:val="0000EE"/>
-            <w:u w:val="single"/>
-          </w:rPr>
-          <w:t>提前4:3–5</w:t>
-        </w:r>
-      </w:hyperlink>
-      <w:r>
-        <w:rPr>
-          <w:lang w:val="zh_TW" w:bidi="zh_TW"/>
-        </w:rPr>
-        <w:t>）。他也教導夫妻應當滿足彼此的性需要（</w:t>
-      </w:r>
-      <w:hyperlink r:id="rId127">
-        <w:r>
-          <w:rPr>
-            <w:lang w:val="zh_TW" w:bidi="zh_TW"/>
-          </w:rPr>
-          <w:rPr>
-            <w:color w:val="0000EE"/>
-            <w:u w:val="single"/>
-          </w:rPr>
-          <w:t>林前7:3–4</w:t>
-        </w:r>
-      </w:hyperlink>
-      <w:r>
-        <w:rPr>
-          <w:lang w:val="zh_TW" w:bidi="zh_TW"/>
-        </w:rPr>
-        <w:t>）。</w:t>
-      </w:r>
-    </w:p>
-    <w:p>
-      <w:pPr/>
-      <w:r>
-        <w:rPr>
-          <w:lang w:val="zh_TW" w:bidi="zh_TW"/>
-        </w:rPr>
-      </w:r>
-      <w:r>
-        <w:rPr>
-          <w:lang w:val="zh_TW" w:bidi="zh_TW"/>
-        </w:rPr>
-        <w:t>神設立性是為了繁衍後代（</w:t>
-      </w:r>
-      <w:hyperlink r:id="rId128">
-        <w:r>
-          <w:rPr>
-            <w:lang w:val="zh_TW" w:bidi="zh_TW"/>
-          </w:rPr>
-          <w:rPr>
-            <w:color w:val="0000EE"/>
-            <w:u w:val="single"/>
-          </w:rPr>
-          <w:t>創1:28</w:t>
-        </w:r>
-      </w:hyperlink>
-      <w:r>
-        <w:rPr>
-          <w:lang w:val="zh_TW" w:bidi="zh_TW"/>
-        </w:rPr>
-        <w:t>），但性行為也能加深夫妻關係。</w:t>
-      </w:r>
-      <w:hyperlink r:id="rId129">
-        <w:r>
-          <w:rPr>
-            <w:lang w:val="zh_TW" w:bidi="zh_TW"/>
-          </w:rPr>
-          <w:rPr>
-            <w:color w:val="0000EE"/>
-            <w:u w:val="single"/>
-          </w:rPr>
-          <w:t>創世記第2章</w:t>
-        </w:r>
-      </w:hyperlink>
-      <w:r>
-        <w:rPr>
-          <w:lang w:val="zh_TW" w:bidi="zh_TW"/>
-        </w:rPr>
-        <w:t>描述神創造女人為男人的伴侶（</w:t>
-      </w:r>
-      <w:hyperlink r:id="rId130">
-        <w:r>
-          <w:rPr>
-            <w:lang w:val="zh_TW" w:bidi="zh_TW"/>
-          </w:rPr>
-          <w:rPr>
-            <w:color w:val="0000EE"/>
-            <w:u w:val="single"/>
-          </w:rPr>
-          <w:t>2:18</w:t>
-        </w:r>
-      </w:hyperlink>
-      <w:r>
-        <w:rPr>
-          <w:lang w:val="zh_TW" w:bidi="zh_TW"/>
-        </w:rPr>
-        <w:t>–</w:t>
-      </w:r>
-      <w:hyperlink r:id="rId130">
-        <w:r>
-          <w:rPr>
-            <w:lang w:val="zh_TW" w:bidi="zh_TW"/>
-          </w:rPr>
-          <w:rPr>
-            <w:color w:val="0000EE"/>
-            <w:u w:val="single"/>
-          </w:rPr>
-          <w:t>24</w:t>
-        </w:r>
-      </w:hyperlink>
-      <w:r>
-        <w:rPr>
-          <w:lang w:val="zh_TW" w:bidi="zh_TW"/>
-        </w:rPr>
-        <w:t>），人類的性不僅是肉體上的交合，成為男性或女性也是神幫助人類建立各種關係的方式，甚至包括那些通常不被認為與性有關的關係。</w:t>
-      </w:r>
-    </w:p>
-    <w:p>
-      <w:pPr>
-        <w:pStyle w:val="Heading3"/>
-      </w:pPr>
-      <w:r>
-        <w:rPr>
-          <w:lang w:val="zh_TW" w:bidi="zh_TW"/>
-        </w:rPr>
-        <w:t>罪對人類性行為的影響</w:t>
-      </w:r>
-    </w:p>
-    <w:p>
-      <w:pPr/>
-      <w:r>
-        <w:rPr>
-          <w:lang w:val="zh_TW" w:bidi="zh_TW"/>
-        </w:rPr>
-      </w:r>
-      <w:r>
-        <w:rPr>
-          <w:lang w:val="zh_TW" w:bidi="zh_TW"/>
-        </w:rPr>
-        <w:t>聖經坦白承認人性中負面的部份。在描述「性」在上帝的完美計劃中的美好之後，創世記解釋「性」如何像其他一切一樣，被罪所玷污：</w:t>
+          <w:lang w:val="zh_TW" w:bidi="zh_TW"/>
+        </w:rPr>
+        <w:t>珍珠（Bdellium）</w:t>
       </w:r>
     </w:p>
     <w:p>
@@ -3565,7 +346,7 @@
         <w:rPr>
           <w:lang w:val="zh_TW" w:bidi="zh_TW"/>
         </w:rPr>
-        <w:t>裸體變得羞恥和令人懼怕</w:t>
+        <w:t>桂皮（Cassia）</w:t>
       </w:r>
     </w:p>
     <w:p>
@@ -3583,9 +364,294 @@
         <w:rPr>
           <w:lang w:val="zh_TW" w:bidi="zh_TW"/>
         </w:rPr>
-        <w:t>男女開始把彼此當作性的工具，而不是完整的人（</w:t>
-      </w:r>
-      <w:hyperlink r:id="rId131">
+        <w:t>肉桂（Cinnamon）</w:t>
+      </w:r>
+    </w:p>
+    <w:p>
+      <w:pPr>
+        <w:pStyle w:val="ListBullet"/>
+        <w:spacing w:line="240" w:lineRule="auto"/>
+        <w:ind w:left="720"/>
+      </w:pPr>
+      <w:r>
+        <w:rPr>
+          <w:lang w:val="zh_TW" w:bidi="zh_TW"/>
+        </w:rPr>
+      </w:r>
+      <w:r>
+        <w:rPr>
+          <w:lang w:val="zh_TW" w:bidi="zh_TW"/>
+        </w:rPr>
+        <w:t>乳香（Frankincense）</w:t>
+      </w:r>
+    </w:p>
+    <w:p>
+      <w:pPr>
+        <w:pStyle w:val="ListBullet"/>
+        <w:spacing w:line="240" w:lineRule="auto"/>
+        <w:ind w:left="720"/>
+      </w:pPr>
+      <w:r>
+        <w:rPr>
+          <w:lang w:val="zh_TW" w:bidi="zh_TW"/>
+        </w:rPr>
+      </w:r>
+      <w:r>
+        <w:rPr>
+          <w:lang w:val="zh_TW" w:bidi="zh_TW"/>
+        </w:rPr>
+        <w:t>樹膠（Gum）</w:t>
+      </w:r>
+    </w:p>
+    <w:p>
+      <w:pPr>
+        <w:pStyle w:val="ListBullet"/>
+        <w:spacing w:line="240" w:lineRule="auto"/>
+        <w:ind w:left="720"/>
+      </w:pPr>
+      <w:r>
+        <w:rPr>
+          <w:lang w:val="zh_TW" w:bidi="zh_TW"/>
+        </w:rPr>
+      </w:r>
+      <w:r>
+        <w:rPr>
+          <w:lang w:val="zh_TW" w:bidi="zh_TW"/>
+        </w:rPr>
+        <w:t>沒藥（Myrrh）</w:t>
+      </w:r>
+    </w:p>
+    <w:p>
+      <w:pPr>
+        <w:pStyle w:val="ListBullet"/>
+        <w:spacing w:line="240" w:lineRule="auto"/>
+        <w:ind w:left="720"/>
+      </w:pPr>
+      <w:r>
+        <w:rPr>
+          <w:lang w:val="zh_TW" w:bidi="zh_TW"/>
+        </w:rPr>
+      </w:r>
+      <w:r>
+        <w:rPr>
+          <w:lang w:val="zh_TW" w:bidi="zh_TW"/>
+        </w:rPr>
+        <w:t>哪噠香膏（Nard）</w:t>
+      </w:r>
+    </w:p>
+    <w:p>
+      <w:pPr>
+        <w:pStyle w:val="ListBullet"/>
+        <w:spacing w:line="240" w:lineRule="auto"/>
+        <w:ind w:left="720"/>
+      </w:pPr>
+      <w:r>
+        <w:rPr>
+          <w:lang w:val="zh_TW" w:bidi="zh_TW"/>
+        </w:rPr>
+      </w:r>
+      <w:r>
+        <w:rPr>
+          <w:lang w:val="zh_TW" w:bidi="zh_TW"/>
+        </w:rPr>
+        <w:t>菖蒲（Sweet cane）</w:t>
+      </w:r>
+    </w:p>
+    <w:p>
+      <w:pPr>
+        <w:pStyle w:val="ListBullet"/>
+        <w:spacing w:line="240" w:lineRule="auto"/>
+        <w:ind w:left="720"/>
+      </w:pPr>
+      <w:r>
+        <w:rPr>
+          <w:lang w:val="zh_TW" w:bidi="zh_TW"/>
+        </w:rPr>
+      </w:r>
+      <w:r>
+        <w:rPr>
+          <w:lang w:val="zh_TW" w:bidi="zh_TW"/>
+        </w:rPr>
+        <w:t>香料（Spices）</w:t>
+      </w:r>
+    </w:p>
+    <w:p>
+      <w:pPr>
+        <w:pStyle w:val="ListBullet"/>
+        <w:spacing w:line="240" w:lineRule="auto"/>
+        <w:ind w:left="720"/>
+      </w:pPr>
+      <w:r>
+        <w:rPr>
+          <w:lang w:val="zh_TW" w:bidi="zh_TW"/>
+        </w:rPr>
+      </w:r>
+      <w:r>
+        <w:rPr>
+          <w:lang w:val="zh_TW" w:bidi="zh_TW"/>
+        </w:rPr>
+        <w:t>香膏（Ointments）</w:t>
+      </w:r>
+    </w:p>
+    <w:p>
+      <w:pPr>
+        <w:pStyle w:val="Heading3"/>
+      </w:pPr>
+      <w:r>
+        <w:rPr>
+          <w:lang w:val="zh_TW" w:bidi="zh_TW"/>
+        </w:rPr>
+        <w:t>香料貿易</w:t>
+      </w:r>
+    </w:p>
+    <w:p>
+      <w:pPr/>
+      <w:r>
+        <w:rPr>
+          <w:lang w:val="zh_TW" w:bidi="zh_TW"/>
+        </w:rPr>
+      </w:r>
+      <w:r>
+        <w:rPr>
+          <w:lang w:val="zh_TW" w:bidi="zh_TW"/>
+        </w:rPr>
+        <w:t>許多地方都從事香料貿易：</w:t>
+      </w:r>
+    </w:p>
+    <w:p>
+      <w:pPr>
+        <w:pStyle w:val="ListBullet"/>
+        <w:spacing w:line="240" w:lineRule="auto"/>
+        <w:ind w:left="720"/>
+      </w:pPr>
+      <w:r>
+        <w:rPr>
+          <w:lang w:val="zh_TW" w:bidi="zh_TW"/>
+        </w:rPr>
+      </w:r>
+      <w:r>
+        <w:rPr>
+          <w:lang w:val="zh_TW" w:bidi="zh_TW"/>
+        </w:rPr>
+        <w:t>阿拉伯買賣乳香和沒藥。</w:t>
+      </w:r>
+    </w:p>
+    <w:p>
+      <w:pPr>
+        <w:pStyle w:val="ListBullet"/>
+        <w:spacing w:line="240" w:lineRule="auto"/>
+        <w:ind w:left="720"/>
+      </w:pPr>
+      <w:r>
+        <w:rPr>
+          <w:lang w:val="zh_TW" w:bidi="zh_TW"/>
+        </w:rPr>
+      </w:r>
+      <w:r>
+        <w:rPr>
+          <w:lang w:val="zh_TW" w:bidi="zh_TW"/>
+        </w:rPr>
+        <w:t>印度買賣沉香和哪噠香膏。</w:t>
+      </w:r>
+    </w:p>
+    <w:p>
+      <w:pPr>
+        <w:pStyle w:val="ListBullet"/>
+        <w:spacing w:line="240" w:lineRule="auto"/>
+        <w:ind w:left="720"/>
+      </w:pPr>
+      <w:r>
+        <w:rPr>
+          <w:lang w:val="zh_TW" w:bidi="zh_TW"/>
+        </w:rPr>
+      </w:r>
+      <w:r>
+        <w:rPr>
+          <w:lang w:val="zh_TW" w:bidi="zh_TW"/>
+        </w:rPr>
+        <w:t>錫蘭（Ceylon）買賣肉桂。</w:t>
+      </w:r>
+    </w:p>
+    <w:p>
+      <w:pPr>
+        <w:pStyle w:val="ListBullet"/>
+        <w:spacing w:line="240" w:lineRule="auto"/>
+        <w:ind w:left="720"/>
+      </w:pPr>
+      <w:r>
+        <w:rPr>
+          <w:lang w:val="zh_TW" w:bidi="zh_TW"/>
+        </w:rPr>
+      </w:r>
+      <w:r>
+        <w:rPr>
+          <w:lang w:val="zh_TW" w:bidi="zh_TW"/>
+        </w:rPr>
+        <w:t>波斯買賣</w:t>
+      </w:r>
+      <w:r>
+        <w:rPr>
+          <w:lang w:val="zh_TW" w:bidi="zh_TW"/>
+        </w:rPr>
+        <w:t>淨乳香</w:t>
+      </w:r>
+      <w:r>
+        <w:rPr>
+          <w:lang w:val="zh_TW" w:bidi="zh_TW"/>
+        </w:rPr>
+        <w:t>（galbanum）。</w:t>
+      </w:r>
+    </w:p>
+    <w:p>
+      <w:pPr>
+        <w:pStyle w:val="ListBullet"/>
+        <w:spacing w:line="240" w:lineRule="auto"/>
+        <w:ind w:left="720"/>
+      </w:pPr>
+      <w:r>
+        <w:rPr>
+          <w:lang w:val="zh_TW" w:bidi="zh_TW"/>
+        </w:rPr>
+      </w:r>
+      <w:r>
+        <w:rPr>
+          <w:lang w:val="zh_TW" w:bidi="zh_TW"/>
+        </w:rPr>
+        <w:t>索馬利蘭（Somaliland）買賣乳香。</w:t>
+      </w:r>
+    </w:p>
+    <w:p>
+      <w:pPr/>
+      <w:r>
+        <w:rPr>
+          <w:lang w:val="zh_TW" w:bidi="zh_TW"/>
+        </w:rPr>
+      </w:r>
+      <w:r>
+        <w:rPr>
+          <w:lang w:val="zh_TW" w:bidi="zh_TW"/>
+        </w:rPr>
+        <w:t>聖經提到的香料商人包括：</w:t>
+      </w:r>
+    </w:p>
+    <w:p>
+      <w:pPr>
+        <w:pStyle w:val="ListBullet"/>
+        <w:spacing w:line="240" w:lineRule="auto"/>
+        <w:ind w:left="720"/>
+      </w:pPr>
+      <w:r>
+        <w:rPr>
+          <w:lang w:val="zh_TW" w:bidi="zh_TW"/>
+        </w:rPr>
+      </w:r>
+      <w:r>
+        <w:rPr>
+          <w:lang w:val="zh_TW" w:bidi="zh_TW"/>
+        </w:rPr>
+        <w:t>把約瑟帶到埃及去的阿拉伯（以實瑪利）商人（</w:t>
+      </w:r>
+      <w:hyperlink r:id="rId13">
         <w:r>
           <w:rPr>
             <w:lang w:val="zh_TW" w:bidi="zh_TW"/>
@@ -3594,16 +660,947 @@
             <w:color w:val="0000EE"/>
             <w:u w:val="single"/>
           </w:rPr>
-          <w:t>創3:7</w:t>
+          <w:t>創37:25</w:t>
         </w:r>
       </w:hyperlink>
       <w:r>
         <w:rPr>
           <w:lang w:val="zh_TW" w:bidi="zh_TW"/>
         </w:rPr>
-        <w:t>–</w:t>
-      </w:r>
-      <w:hyperlink r:id="rId131">
+        <w:t>），</w:t>
+      </w:r>
+    </w:p>
+    <w:p>
+      <w:pPr>
+        <w:pStyle w:val="ListBullet"/>
+        <w:spacing w:line="240" w:lineRule="auto"/>
+        <w:ind w:left="720"/>
+      </w:pPr>
+      <w:r>
+        <w:rPr>
+          <w:lang w:val="zh_TW" w:bidi="zh_TW"/>
+        </w:rPr>
+      </w:r>
+      <w:r>
+        <w:rPr>
+          <w:lang w:val="zh_TW" w:bidi="zh_TW"/>
+        </w:rPr>
+        <w:t>示巴女王的商隊（</w:t>
+      </w:r>
+      <w:hyperlink r:id="rId14">
+        <w:r>
+          <w:rPr>
+            <w:lang w:val="zh_TW" w:bidi="zh_TW"/>
+          </w:rPr>
+          <w:rPr>
+            <w:color w:val="0000EE"/>
+            <w:u w:val="single"/>
+          </w:rPr>
+          <w:t>列王紀上10:10</w:t>
+        </w:r>
+      </w:hyperlink>
+      <w:r>
+        <w:rPr>
+          <w:lang w:val="zh_TW" w:bidi="zh_TW"/>
+        </w:rPr>
+        <w:t>），以及</w:t>
+      </w:r>
+    </w:p>
+    <w:p>
+      <w:pPr>
+        <w:pStyle w:val="ListBullet"/>
+        <w:spacing w:line="240" w:lineRule="auto"/>
+        <w:ind w:left="720"/>
+      </w:pPr>
+      <w:r>
+        <w:rPr>
+          <w:lang w:val="zh_TW" w:bidi="zh_TW"/>
+        </w:rPr>
+      </w:r>
+      <w:r>
+        <w:rPr>
+          <w:lang w:val="zh_TW" w:bidi="zh_TW"/>
+        </w:rPr>
+        <w:t>把香料運到泰爾的示巴和拉瑪商人（</w:t>
+      </w:r>
+      <w:hyperlink r:id="rId15">
+        <w:r>
+          <w:rPr>
+            <w:lang w:val="zh_TW" w:bidi="zh_TW"/>
+          </w:rPr>
+          <w:rPr>
+            <w:color w:val="0000EE"/>
+            <w:u w:val="single"/>
+          </w:rPr>
+          <w:t>結27:22</w:t>
+        </w:r>
+      </w:hyperlink>
+      <w:r>
+        <w:rPr>
+          <w:lang w:val="zh_TW" w:bidi="zh_TW"/>
+        </w:rPr>
+        <w:t>）。</w:t>
+      </w:r>
+    </w:p>
+    <w:p>
+      <w:pPr>
+        <w:pStyle w:val="Heading3"/>
+      </w:pPr>
+      <w:r>
+        <w:rPr>
+          <w:lang w:val="zh_TW" w:bidi="zh_TW"/>
+        </w:rPr>
+        <w:t>香料的製作與用途</w:t>
+      </w:r>
+    </w:p>
+    <w:p>
+      <w:pPr/>
+      <w:r>
+        <w:rPr>
+          <w:lang w:val="zh_TW" w:bidi="zh_TW"/>
+        </w:rPr>
+      </w:r>
+      <w:r>
+        <w:rPr>
+          <w:lang w:val="zh_TW" w:bidi="zh_TW"/>
+        </w:rPr>
+        <w:t>聖經提到一些製作香料的人。例如，比撒列為會幕製作聖膏油和聖香（</w:t>
+      </w:r>
+      <w:hyperlink r:id="rId16">
+        <w:r>
+          <w:rPr>
+            <w:lang w:val="zh_TW" w:bidi="zh_TW"/>
+          </w:rPr>
+          <w:rPr>
+            <w:color w:val="0000EE"/>
+            <w:u w:val="single"/>
+          </w:rPr>
+          <w:t>出37:29</w:t>
+        </w:r>
+      </w:hyperlink>
+      <w:r>
+        <w:rPr>
+          <w:lang w:val="zh_TW" w:bidi="zh_TW"/>
+        </w:rPr>
+        <w:t>）。聖膏油是由沒藥、肉桂、菖蒲和桂皮調製而成，並以橄欖油作基底（</w:t>
+      </w:r>
+      <w:hyperlink r:id="rId17">
+        <w:r>
+          <w:rPr>
+            <w:lang w:val="zh_TW" w:bidi="zh_TW"/>
+          </w:rPr>
+          <w:rPr>
+            <w:color w:val="0000EE"/>
+            <w:u w:val="single"/>
+          </w:rPr>
+          <w:t>出30:22–25</w:t>
+        </w:r>
+      </w:hyperlink>
+      <w:r>
+        <w:rPr>
+          <w:lang w:val="zh_TW" w:bidi="zh_TW"/>
+        </w:rPr>
+        <w:t>）。從巴比倫被擄歸回後，一些祭司負責調製燒香所用的香料（</w:t>
+      </w:r>
+      <w:hyperlink r:id="rId18">
+        <w:r>
+          <w:rPr>
+            <w:lang w:val="zh_TW" w:bidi="zh_TW"/>
+          </w:rPr>
+          <w:rPr>
+            <w:color w:val="0000EE"/>
+            <w:u w:val="single"/>
+          </w:rPr>
+          <w:t>代上9:30</w:t>
+        </w:r>
+      </w:hyperlink>
+      <w:r>
+        <w:rPr>
+          <w:lang w:val="zh_TW" w:bidi="zh_TW"/>
+        </w:rPr>
+        <w:t>）。尼希米記提到，一位製作香料的人也參與城牆的修築工作（</w:t>
+      </w:r>
+      <w:hyperlink r:id="rId19">
+        <w:r>
+          <w:rPr>
+            <w:lang w:val="zh_TW" w:bidi="zh_TW"/>
+          </w:rPr>
+          <w:rPr>
+            <w:color w:val="0000EE"/>
+            <w:u w:val="single"/>
+          </w:rPr>
+          <w:t>尼3:8</w:t>
+        </w:r>
+      </w:hyperlink>
+      <w:r>
+        <w:rPr>
+          <w:lang w:val="zh_TW" w:bidi="zh_TW"/>
+        </w:rPr>
+        <w:t>）。</w:t>
+      </w:r>
+    </w:p>
+    <w:p>
+      <w:pPr>
+        <w:pStyle w:val="Heading4"/>
+      </w:pPr>
+      <w:r>
+        <w:rPr>
+          <w:lang w:val="zh_TW" w:bidi="zh_TW"/>
+        </w:rPr>
+        <w:t>香料的儲存</w:t>
+      </w:r>
+    </w:p>
+    <w:p>
+      <w:pPr/>
+      <w:r>
+        <w:rPr>
+          <w:lang w:val="zh_TW" w:bidi="zh_TW"/>
+        </w:rPr>
+      </w:r>
+      <w:r>
+        <w:rPr>
+          <w:lang w:val="zh_TW" w:bidi="zh_TW"/>
+        </w:rPr>
+        <w:t>現代考古發掘發現了各種盛載化妝品的器皿和相關工具，雖然聖經對這些物品的記載不多（</w:t>
+      </w:r>
+      <w:hyperlink r:id="rId20">
+        <w:r>
+          <w:rPr>
+            <w:lang w:val="zh_TW" w:bidi="zh_TW"/>
+          </w:rPr>
+          <w:rPr>
+            <w:color w:val="0000EE"/>
+            <w:u w:val="single"/>
+          </w:rPr>
+          <w:t>賽3:20</w:t>
+        </w:r>
+      </w:hyperlink>
+      <w:r>
+        <w:rPr>
+          <w:lang w:val="zh_TW" w:bidi="zh_TW"/>
+        </w:rPr>
+        <w:t>；</w:t>
+      </w:r>
+      <w:hyperlink r:id="rId21">
+        <w:r>
+          <w:rPr>
+            <w:lang w:val="zh_TW" w:bidi="zh_TW"/>
+          </w:rPr>
+          <w:rPr>
+            <w:color w:val="0000EE"/>
+            <w:u w:val="single"/>
+          </w:rPr>
+          <w:t>太26:7</w:t>
+        </w:r>
+      </w:hyperlink>
+      <w:r>
+        <w:rPr>
+          <w:lang w:val="zh_TW" w:bidi="zh_TW"/>
+        </w:rPr>
+        <w:t>；</w:t>
+      </w:r>
+      <w:hyperlink r:id="rId22">
+        <w:r>
+          <w:rPr>
+            <w:lang w:val="zh_TW" w:bidi="zh_TW"/>
+          </w:rPr>
+          <w:rPr>
+            <w:color w:val="0000EE"/>
+            <w:u w:val="single"/>
+          </w:rPr>
+          <w:t>可14:3</w:t>
+        </w:r>
+      </w:hyperlink>
+      <w:r>
+        <w:rPr>
+          <w:lang w:val="zh_TW" w:bidi="zh_TW"/>
+        </w:rPr>
+        <w:t>；</w:t>
+      </w:r>
+      <w:hyperlink r:id="rId23">
+        <w:r>
+          <w:rPr>
+            <w:lang w:val="zh_TW" w:bidi="zh_TW"/>
+          </w:rPr>
+          <w:rPr>
+            <w:color w:val="0000EE"/>
+            <w:u w:val="single"/>
+          </w:rPr>
+          <w:t>路7:37</w:t>
+        </w:r>
+      </w:hyperlink>
+      <w:r>
+        <w:rPr>
+          <w:lang w:val="zh_TW" w:bidi="zh_TW"/>
+        </w:rPr>
+        <w:t>）。聖經提到的雪花石膏玉瓶，也得到埃及出土文物和考古發現的印證。考古學家在巴勒斯坦的古代遺址中發現許多小型裝飾化妝碗，其中不少以玉石製成；此外，還發現了盛載香料和膏油的小瓶，以及調配化妝品用的調色板。</w:t>
+      </w:r>
+    </w:p>
+    <w:p>
+      <w:pPr>
+        <w:pStyle w:val="Heading4"/>
+      </w:pPr>
+      <w:r>
+        <w:rPr>
+          <w:lang w:val="zh_TW" w:bidi="zh_TW"/>
+        </w:rPr>
+        <w:t>香料的用途</w:t>
+      </w:r>
+    </w:p>
+    <w:p>
+      <w:pPr/>
+      <w:r>
+        <w:rPr>
+          <w:lang w:val="zh_TW" w:bidi="zh_TW"/>
+        </w:rPr>
+      </w:r>
+      <w:r>
+        <w:rPr>
+          <w:lang w:val="zh_TW" w:bidi="zh_TW"/>
+        </w:rPr>
+        <w:t>香料無論是粉末還是膏油，都有許多用途。人們會用帶有香氣的膏油膏抹身體，滋潤因日曬而乾燥的皮膚（</w:t>
+      </w:r>
+      <w:hyperlink r:id="rId24">
+        <w:r>
+          <w:rPr>
+            <w:lang w:val="zh_TW" w:bidi="zh_TW"/>
+          </w:rPr>
+          <w:rPr>
+            <w:color w:val="0000EE"/>
+            <w:u w:val="single"/>
+          </w:rPr>
+          <w:t>撒下12:20</w:t>
+        </w:r>
+      </w:hyperlink>
+      <w:r>
+        <w:rPr>
+          <w:lang w:val="zh_TW" w:bidi="zh_TW"/>
+        </w:rPr>
+        <w:t>；</w:t>
+      </w:r>
+      <w:hyperlink r:id="rId25">
+        <w:r>
+          <w:rPr>
+            <w:lang w:val="zh_TW" w:bidi="zh_TW"/>
+          </w:rPr>
+          <w:rPr>
+            <w:color w:val="0000EE"/>
+            <w:u w:val="single"/>
+          </w:rPr>
+          <w:t>得3:3</w:t>
+        </w:r>
+      </w:hyperlink>
+      <w:r>
+        <w:rPr>
+          <w:lang w:val="zh_TW" w:bidi="zh_TW"/>
+        </w:rPr>
+        <w:t>）。亞哈斯王曾為從被擄之地歸回的人提供衣服和食物，並為他們抹油（</w:t>
+      </w:r>
+      <w:hyperlink r:id="rId26">
+        <w:r>
+          <w:rPr>
+            <w:lang w:val="zh_TW" w:bidi="zh_TW"/>
+          </w:rPr>
+          <w:rPr>
+            <w:color w:val="0000EE"/>
+            <w:u w:val="single"/>
+          </w:rPr>
+          <w:t>代下28:15</w:t>
+        </w:r>
+      </w:hyperlink>
+      <w:r>
+        <w:rPr>
+          <w:lang w:val="zh_TW" w:bidi="zh_TW"/>
+        </w:rPr>
+        <w:t>）。富人能享用「上等的油」（</w:t>
+      </w:r>
+      <w:hyperlink r:id="rId27">
+        <w:r>
+          <w:rPr>
+            <w:lang w:val="zh_TW" w:bidi="zh_TW"/>
+          </w:rPr>
+          <w:rPr>
+            <w:color w:val="0000EE"/>
+            <w:u w:val="single"/>
+          </w:rPr>
+          <w:t>摩6:6</w:t>
+        </w:r>
+      </w:hyperlink>
+      <w:r>
+        <w:rPr>
+          <w:lang w:val="zh_TW" w:bidi="zh_TW"/>
+        </w:rPr>
+        <w:t>），但這類奢侈享受往往價值不菲（</w:t>
+      </w:r>
+      <w:hyperlink r:id="rId28">
+        <w:r>
+          <w:rPr>
+            <w:lang w:val="zh_TW" w:bidi="zh_TW"/>
+          </w:rPr>
+          <w:rPr>
+            <w:color w:val="0000EE"/>
+            <w:u w:val="single"/>
+          </w:rPr>
+          <w:t>箴21:17</w:t>
+        </w:r>
+      </w:hyperlink>
+      <w:r>
+        <w:rPr>
+          <w:lang w:val="zh_TW" w:bidi="zh_TW"/>
+        </w:rPr>
+        <w:t>）。埃及和美索不達米亞的考古證據也證實了這一點。在當地的王宮中，人們曾大量使用香油和膏油。</w:t>
+      </w:r>
+    </w:p>
+    <w:p>
+      <w:pPr/>
+      <w:r>
+        <w:rPr>
+          <w:lang w:val="zh_TW" w:bidi="zh_TW"/>
+        </w:rPr>
+      </w:r>
+      <w:r>
+        <w:rPr>
+          <w:lang w:val="zh_TW" w:bidi="zh_TW"/>
+        </w:rPr>
+        <w:t>人們常常使用散發怡人香氣的膏油和香油。雅歌經常提到這類香料和膏油（</w:t>
+      </w:r>
+      <w:hyperlink r:id="rId29">
+        <w:r>
+          <w:rPr>
+            <w:lang w:val="zh_TW" w:bidi="zh_TW"/>
+          </w:rPr>
+          <w:rPr>
+            <w:color w:val="0000EE"/>
+            <w:u w:val="single"/>
+          </w:rPr>
+          <w:t>歌1:3</w:t>
+        </w:r>
+      </w:hyperlink>
+      <w:r>
+        <w:rPr>
+          <w:lang w:val="zh_TW" w:bidi="zh_TW"/>
+        </w:rPr>
+        <w:t>），其中有些還直接提到名稱：</w:t>
+      </w:r>
+    </w:p>
+    <w:p>
+      <w:pPr>
+        <w:pStyle w:val="ListBullet"/>
+        <w:spacing w:line="240" w:lineRule="auto"/>
+        <w:ind w:left="720"/>
+      </w:pPr>
+      <w:r>
+        <w:rPr>
+          <w:lang w:val="zh_TW" w:bidi="zh_TW"/>
+        </w:rPr>
+      </w:r>
+      <w:r>
+        <w:rPr>
+          <w:lang w:val="zh_TW" w:bidi="zh_TW"/>
+        </w:rPr>
+        <w:t>哪噠香膏（</w:t>
+      </w:r>
+      <w:hyperlink r:id="rId30">
+        <w:r>
+          <w:rPr>
+            <w:lang w:val="zh_TW" w:bidi="zh_TW"/>
+          </w:rPr>
+          <w:rPr>
+            <w:color w:val="0000EE"/>
+            <w:u w:val="single"/>
+          </w:rPr>
+          <w:t>1:12</w:t>
+        </w:r>
+      </w:hyperlink>
+      <w:r>
+        <w:rPr>
+          <w:lang w:val="zh_TW" w:bidi="zh_TW"/>
+        </w:rPr>
+        <w:t>，</w:t>
+      </w:r>
+      <w:hyperlink r:id="rId31">
+        <w:r>
+          <w:rPr>
+            <w:lang w:val="zh_TW" w:bidi="zh_TW"/>
+          </w:rPr>
+          <w:rPr>
+            <w:color w:val="0000EE"/>
+            <w:u w:val="single"/>
+          </w:rPr>
+          <w:t>4:13–14</w:t>
+        </w:r>
+      </w:hyperlink>
+      <w:r>
+        <w:rPr>
+          <w:lang w:val="zh_TW" w:bidi="zh_TW"/>
+        </w:rPr>
+        <w:t>）</w:t>
+      </w:r>
+    </w:p>
+    <w:p>
+      <w:pPr>
+        <w:pStyle w:val="ListBullet"/>
+        <w:spacing w:line="240" w:lineRule="auto"/>
+        <w:ind w:left="720"/>
+      </w:pPr>
+      <w:r>
+        <w:rPr>
+          <w:lang w:val="zh_TW" w:bidi="zh_TW"/>
+        </w:rPr>
+      </w:r>
+      <w:r>
+        <w:rPr>
+          <w:lang w:val="zh_TW" w:bidi="zh_TW"/>
+        </w:rPr>
+        <w:t>沒藥（</w:t>
+      </w:r>
+      <w:hyperlink r:id="rId32">
+        <w:r>
+          <w:rPr>
+            <w:lang w:val="zh_TW" w:bidi="zh_TW"/>
+          </w:rPr>
+          <w:rPr>
+            <w:color w:val="0000EE"/>
+            <w:u w:val="single"/>
+          </w:rPr>
+          <w:t>1:13</w:t>
+        </w:r>
+      </w:hyperlink>
+      <w:r>
+        <w:rPr>
+          <w:lang w:val="zh_TW" w:bidi="zh_TW"/>
+        </w:rPr>
+        <w:t>，</w:t>
+      </w:r>
+      <w:hyperlink r:id="rId33">
+        <w:r>
+          <w:rPr>
+            <w:lang w:val="zh_TW" w:bidi="zh_TW"/>
+          </w:rPr>
+          <w:rPr>
+            <w:color w:val="0000EE"/>
+            <w:u w:val="single"/>
+          </w:rPr>
+          <w:t>3:6</w:t>
+        </w:r>
+      </w:hyperlink>
+      <w:r>
+        <w:rPr>
+          <w:lang w:val="zh_TW" w:bidi="zh_TW"/>
+        </w:rPr>
+        <w:t>，</w:t>
+      </w:r>
+      <w:hyperlink r:id="rId34">
+        <w:r>
+          <w:rPr>
+            <w:lang w:val="zh_TW" w:bidi="zh_TW"/>
+          </w:rPr>
+          <w:rPr>
+            <w:color w:val="0000EE"/>
+            <w:u w:val="single"/>
+          </w:rPr>
+          <w:t>4:6</w:t>
+        </w:r>
+      </w:hyperlink>
+      <w:r>
+        <w:rPr>
+          <w:lang w:val="zh_TW" w:bidi="zh_TW"/>
+        </w:rPr>
+        <w:t>，</w:t>
+      </w:r>
+      <w:hyperlink r:id="rId35">
+        <w:r>
+          <w:rPr>
+            <w:lang w:val="zh_TW" w:bidi="zh_TW"/>
+          </w:rPr>
+          <w:rPr>
+            <w:color w:val="0000EE"/>
+            <w:u w:val="single"/>
+          </w:rPr>
+          <w:t>5:1</w:t>
+        </w:r>
+      </w:hyperlink>
+      <w:r>
+        <w:rPr>
+          <w:lang w:val="zh_TW" w:bidi="zh_TW"/>
+        </w:rPr>
+        <w:t>、</w:t>
+      </w:r>
+      <w:hyperlink r:id="rId35">
+        <w:r>
+          <w:rPr>
+            <w:lang w:val="zh_TW" w:bidi="zh_TW"/>
+          </w:rPr>
+          <w:rPr>
+            <w:color w:val="0000EE"/>
+            <w:u w:val="single"/>
+          </w:rPr>
+          <w:t>5</w:t>
+        </w:r>
+      </w:hyperlink>
+      <w:r>
+        <w:rPr>
+          <w:lang w:val="zh_TW" w:bidi="zh_TW"/>
+        </w:rPr>
+        <w:t>、</w:t>
+      </w:r>
+      <w:hyperlink r:id="rId35">
+        <w:r>
+          <w:rPr>
+            <w:lang w:val="zh_TW" w:bidi="zh_TW"/>
+          </w:rPr>
+          <w:rPr>
+            <w:color w:val="0000EE"/>
+            <w:u w:val="single"/>
+          </w:rPr>
+          <w:t>13</w:t>
+        </w:r>
+      </w:hyperlink>
+      <w:r>
+        <w:rPr>
+          <w:lang w:val="zh_TW" w:bidi="zh_TW"/>
+        </w:rPr>
+        <w:t>）</w:t>
+      </w:r>
+    </w:p>
+    <w:p>
+      <w:pPr>
+        <w:pStyle w:val="ListBullet"/>
+        <w:spacing w:line="240" w:lineRule="auto"/>
+        <w:ind w:left="720"/>
+      </w:pPr>
+      <w:r>
+        <w:rPr>
+          <w:lang w:val="zh_TW" w:bidi="zh_TW"/>
+        </w:rPr>
+      </w:r>
+      <w:r>
+        <w:rPr>
+          <w:lang w:val="zh_TW" w:bidi="zh_TW"/>
+        </w:rPr>
+        <w:t>乳香（</w:t>
+      </w:r>
+      <w:hyperlink r:id="rId33">
+        <w:r>
+          <w:rPr>
+            <w:lang w:val="zh_TW" w:bidi="zh_TW"/>
+          </w:rPr>
+          <w:rPr>
+            <w:color w:val="0000EE"/>
+            <w:u w:val="single"/>
+          </w:rPr>
+          <w:t>3:6</w:t>
+        </w:r>
+      </w:hyperlink>
+      <w:r>
+        <w:rPr>
+          <w:lang w:val="zh_TW" w:bidi="zh_TW"/>
+        </w:rPr>
+        <w:t>、</w:t>
+      </w:r>
+      <w:hyperlink r:id="rId34">
+        <w:r>
+          <w:rPr>
+            <w:lang w:val="zh_TW" w:bidi="zh_TW"/>
+          </w:rPr>
+          <w:rPr>
+            <w:color w:val="0000EE"/>
+            <w:u w:val="single"/>
+          </w:rPr>
+          <w:t>4:6</w:t>
+        </w:r>
+      </w:hyperlink>
+      <w:r>
+        <w:rPr>
+          <w:lang w:val="zh_TW" w:bidi="zh_TW"/>
+        </w:rPr>
+        <w:t>）</w:t>
+      </w:r>
+    </w:p>
+    <w:p>
+      <w:pPr>
+        <w:pStyle w:val="ListBullet"/>
+        <w:spacing w:line="240" w:lineRule="auto"/>
+        <w:ind w:left="720"/>
+      </w:pPr>
+      <w:r>
+        <w:rPr>
+          <w:lang w:val="zh_TW" w:bidi="zh_TW"/>
+        </w:rPr>
+      </w:r>
+      <w:r>
+        <w:rPr>
+          <w:lang w:val="zh_TW" w:bidi="zh_TW"/>
+        </w:rPr>
+        <w:t>香料（</w:t>
+      </w:r>
+      <w:hyperlink r:id="rId36">
+        <w:r>
+          <w:rPr>
+            <w:lang w:val="zh_TW" w:bidi="zh_TW"/>
+          </w:rPr>
+          <w:rPr>
+            <w:color w:val="0000EE"/>
+            <w:u w:val="single"/>
+          </w:rPr>
+          <w:t>5:13</w:t>
+        </w:r>
+      </w:hyperlink>
+      <w:r>
+        <w:rPr>
+          <w:lang w:val="zh_TW" w:bidi="zh_TW"/>
+        </w:rPr>
+        <w:t>，</w:t>
+      </w:r>
+      <w:hyperlink r:id="rId37">
+        <w:r>
+          <w:rPr>
+            <w:lang w:val="zh_TW" w:bidi="zh_TW"/>
+          </w:rPr>
+          <w:rPr>
+            <w:color w:val="0000EE"/>
+            <w:u w:val="single"/>
+          </w:rPr>
+          <w:t>6:2</w:t>
+        </w:r>
+      </w:hyperlink>
+      <w:r>
+        <w:rPr>
+          <w:lang w:val="zh_TW" w:bidi="zh_TW"/>
+        </w:rPr>
+        <w:t>，</w:t>
+      </w:r>
+      <w:hyperlink r:id="rId38">
+        <w:r>
+          <w:rPr>
+            <w:lang w:val="zh_TW" w:bidi="zh_TW"/>
+          </w:rPr>
+          <w:rPr>
+            <w:color w:val="0000EE"/>
+            <w:u w:val="single"/>
+          </w:rPr>
+          <w:t>8:14</w:t>
+        </w:r>
+      </w:hyperlink>
+      <w:r>
+        <w:rPr>
+          <w:lang w:val="zh_TW" w:bidi="zh_TW"/>
+        </w:rPr>
+        <w:t>）</w:t>
+      </w:r>
+    </w:p>
+    <w:p>
+      <w:pPr>
+        <w:pStyle w:val="ListBullet"/>
+        <w:spacing w:line="240" w:lineRule="auto"/>
+        <w:ind w:left="720"/>
+      </w:pPr>
+      <w:r>
+        <w:rPr>
+          <w:lang w:val="zh_TW" w:bidi="zh_TW"/>
+        </w:rPr>
+      </w:r>
+      <w:r>
+        <w:rPr>
+          <w:lang w:val="zh_TW" w:bidi="zh_TW"/>
+        </w:rPr>
+        <w:t>鳳仙花（</w:t>
+      </w:r>
+      <w:hyperlink r:id="rId39">
+        <w:r>
+          <w:rPr>
+            <w:lang w:val="zh_TW" w:bidi="zh_TW"/>
+          </w:rPr>
+          <w:rPr>
+            <w:color w:val="0000EE"/>
+            <w:u w:val="single"/>
+          </w:rPr>
+          <w:t>1:14</w:t>
+        </w:r>
+      </w:hyperlink>
+      <w:r>
+        <w:rPr>
+          <w:lang w:val="zh_TW" w:bidi="zh_TW"/>
+        </w:rPr>
+        <w:t>，</w:t>
+      </w:r>
+      <w:hyperlink r:id="rId40">
+        <w:r>
+          <w:rPr>
+            <w:lang w:val="zh_TW" w:bidi="zh_TW"/>
+          </w:rPr>
+          <w:rPr>
+            <w:color w:val="0000EE"/>
+            <w:u w:val="single"/>
+          </w:rPr>
+          <w:t>4:13</w:t>
+        </w:r>
+      </w:hyperlink>
+      <w:r>
+        <w:rPr>
+          <w:lang w:val="zh_TW" w:bidi="zh_TW"/>
+        </w:rPr>
+        <w:t>）</w:t>
+      </w:r>
+    </w:p>
+    <w:p>
+      <w:pPr>
+        <w:pStyle w:val="ListBullet"/>
+        <w:spacing w:line="240" w:lineRule="auto"/>
+        <w:ind w:left="720"/>
+      </w:pPr>
+      <w:r>
+        <w:rPr>
+          <w:lang w:val="zh_TW" w:bidi="zh_TW"/>
+        </w:rPr>
+      </w:r>
+      <w:r>
+        <w:rPr>
+          <w:lang w:val="zh_TW" w:bidi="zh_TW"/>
+        </w:rPr>
+        <w:t>香粉薰（</w:t>
+      </w:r>
+      <w:hyperlink r:id="rId33">
+        <w:r>
+          <w:rPr>
+            <w:lang w:val="zh_TW" w:bidi="zh_TW"/>
+          </w:rPr>
+          <w:rPr>
+            <w:color w:val="0000EE"/>
+            <w:u w:val="single"/>
+          </w:rPr>
+          <w:t>3:6</w:t>
+        </w:r>
+      </w:hyperlink>
+      <w:r>
+        <w:rPr>
+          <w:lang w:val="zh_TW" w:bidi="zh_TW"/>
+        </w:rPr>
+        <w:t>）</w:t>
+      </w:r>
+    </w:p>
+    <w:p>
+      <w:pPr>
+        <w:pStyle w:val="ListBullet"/>
+        <w:spacing w:line="240" w:lineRule="auto"/>
+        <w:ind w:left="720"/>
+      </w:pPr>
+      <w:r>
+        <w:rPr>
+          <w:lang w:val="zh_TW" w:bidi="zh_TW"/>
+        </w:rPr>
+      </w:r>
+      <w:r>
+        <w:rPr>
+          <w:lang w:val="zh_TW" w:bidi="zh_TW"/>
+        </w:rPr>
+        <w:t>番紅花（</w:t>
+      </w:r>
+      <w:hyperlink r:id="rId41">
+        <w:r>
+          <w:rPr>
+            <w:lang w:val="zh_TW" w:bidi="zh_TW"/>
+          </w:rPr>
+          <w:rPr>
+            <w:color w:val="0000EE"/>
+            <w:u w:val="single"/>
+          </w:rPr>
+          <w:t>4:14</w:t>
+        </w:r>
+      </w:hyperlink>
+      <w:r>
+        <w:rPr>
+          <w:lang w:val="zh_TW" w:bidi="zh_TW"/>
+        </w:rPr>
+        <w:t>）</w:t>
+      </w:r>
+    </w:p>
+    <w:p>
+      <w:pPr>
+        <w:pStyle w:val="ListBullet"/>
+        <w:spacing w:line="240" w:lineRule="auto"/>
+        <w:ind w:left="720"/>
+      </w:pPr>
+      <w:r>
+        <w:rPr>
+          <w:lang w:val="zh_TW" w:bidi="zh_TW"/>
+        </w:rPr>
+      </w:r>
+      <w:r>
+        <w:rPr>
+          <w:lang w:val="zh_TW" w:bidi="zh_TW"/>
+        </w:rPr>
+        <w:t>菖蒲</w:t>
+      </w:r>
+    </w:p>
+    <w:p>
+      <w:pPr>
+        <w:pStyle w:val="ListBullet"/>
+        <w:spacing w:line="240" w:lineRule="auto"/>
+        <w:ind w:left="720"/>
+      </w:pPr>
+      <w:r>
+        <w:rPr>
+          <w:lang w:val="zh_TW" w:bidi="zh_TW"/>
+        </w:rPr>
+      </w:r>
+      <w:r>
+        <w:rPr>
+          <w:lang w:val="zh_TW" w:bidi="zh_TW"/>
+        </w:rPr>
+        <w:t>肉桂（</w:t>
+      </w:r>
+      <w:hyperlink r:id="rId41">
+        <w:r>
+          <w:rPr>
+            <w:lang w:val="zh_TW" w:bidi="zh_TW"/>
+          </w:rPr>
+          <w:rPr>
+            <w:color w:val="0000EE"/>
+            <w:u w:val="single"/>
+          </w:rPr>
+          <w:t>4:14</w:t>
+        </w:r>
+      </w:hyperlink>
+      <w:r>
+        <w:rPr>
+          <w:lang w:val="zh_TW" w:bidi="zh_TW"/>
+        </w:rPr>
+        <w:t>）</w:t>
+      </w:r>
+    </w:p>
+    <w:p>
+      <w:pPr/>
+      <w:r>
+        <w:rPr>
+          <w:lang w:val="zh_TW" w:bidi="zh_TW"/>
+        </w:rPr>
+      </w:r>
+      <w:r>
+        <w:rPr>
+          <w:lang w:val="zh_TW" w:bidi="zh_TW"/>
+        </w:rPr>
+        <w:t>聖經其它地方也提到了香料和膏油（</w:t>
+      </w:r>
+      <w:hyperlink r:id="rId42">
+        <w:r>
+          <w:rPr>
+            <w:lang w:val="zh_TW" w:bidi="zh_TW"/>
+          </w:rPr>
+          <w:rPr>
+            <w:color w:val="0000EE"/>
+            <w:u w:val="single"/>
+          </w:rPr>
+          <w:t>王上10:2</w:t>
+        </w:r>
+      </w:hyperlink>
+      <w:r>
+        <w:rPr>
+          <w:lang w:val="zh_TW" w:bidi="zh_TW"/>
+        </w:rPr>
+        <w:t>、</w:t>
+      </w:r>
+      <w:hyperlink r:id="rId42">
         <w:r>
           <w:rPr>
             <w:lang w:val="zh_TW" w:bidi="zh_TW"/>
@@ -3619,55 +1616,9 @@
         <w:rPr>
           <w:lang w:val="zh_TW" w:bidi="zh_TW"/>
         </w:rPr>
-        <w:t>）</w:t>
-      </w:r>
-    </w:p>
-    <w:p>
-      <w:pPr>
-        <w:pStyle w:val="ListBullet"/>
-        <w:spacing w:line="240" w:lineRule="auto"/>
-        <w:ind w:left="720"/>
-      </w:pPr>
-      <w:r>
-        <w:rPr>
-          <w:lang w:val="zh_TW" w:bidi="zh_TW"/>
-        </w:rPr>
-      </w:r>
-      <w:r>
-        <w:rPr>
-          <w:lang w:val="zh_TW" w:bidi="zh_TW"/>
-        </w:rPr>
-        <w:t>信任與溫柔被背叛與苛刻所取代</w:t>
-      </w:r>
-    </w:p>
-    <w:p>
-      <w:pPr/>
-      <w:r>
-        <w:rPr>
-          <w:lang w:val="zh_TW" w:bidi="zh_TW"/>
-        </w:rPr>
-      </w:r>
-      <w:r>
-        <w:rPr>
-          <w:lang w:val="zh_TW" w:bidi="zh_TW"/>
-        </w:rPr>
-        <w:t>這就是歧視與虐待之根源，是今日女性主義所針對的現象。生育也因罪而受損，由此變得痛苦與艱難。</w:t>
-      </w:r>
-    </w:p>
-    <w:p>
-      <w:pPr/>
-      <w:r>
-        <w:rPr>
-          <w:lang w:val="zh_TW" w:bidi="zh_TW"/>
-        </w:rPr>
-      </w:r>
-      <w:r>
-        <w:rPr>
-          <w:lang w:val="zh_TW" w:bidi="zh_TW"/>
-        </w:rPr>
-        <w:t>這就是聖經禁止婚外性行為的背景。它禁止姦淫（</w:t>
-      </w:r>
-      <w:hyperlink r:id="rId132">
+        <w:t>；</w:t>
+      </w:r>
+      <w:hyperlink r:id="rId43">
         <w:r>
           <w:rPr>
             <w:lang w:val="zh_TW" w:bidi="zh_TW"/>
@@ -3676,16 +1627,16 @@
             <w:color w:val="0000EE"/>
             <w:u w:val="single"/>
           </w:rPr>
-          <w:t>出20:14</w:t>
+          <w:t>王下20:13</w:t>
         </w:r>
       </w:hyperlink>
       <w:r>
         <w:rPr>
           <w:lang w:val="zh_TW" w:bidi="zh_TW"/>
         </w:rPr>
-        <w:t>），並且禁止一切婚姻之外的性行為（</w:t>
-      </w:r>
-      <w:hyperlink r:id="rId133">
+        <w:t>；</w:t>
+      </w:r>
+      <w:hyperlink r:id="rId44">
         <w:r>
           <w:rPr>
             <w:lang w:val="zh_TW" w:bidi="zh_TW"/>
@@ -3694,7 +1645,7 @@
             <w:color w:val="0000EE"/>
             <w:u w:val="single"/>
           </w:rPr>
-          <w:t>林前6:18</w:t>
+          <w:t>箴27:9</w:t>
         </w:r>
       </w:hyperlink>
       <w:r>
@@ -3703,7 +1654,7 @@
         </w:rPr>
         <w:t>；</w:t>
       </w:r>
-      <w:hyperlink r:id="rId134">
+      <w:hyperlink r:id="rId45">
         <w:r>
           <w:rPr>
             <w:lang w:val="zh_TW" w:bidi="zh_TW"/>
@@ -3712,14 +1663,14 @@
             <w:color w:val="0000EE"/>
             <w:u w:val="single"/>
           </w:rPr>
-          <w:t>帖前4:3</w:t>
+          <w:t>賽3:24</w:t>
         </w:r>
       </w:hyperlink>
       <w:r>
         <w:rPr>
           <w:lang w:val="zh_TW" w:bidi="zh_TW"/>
         </w:rPr>
-        <w:t>）。聖經並不常解釋為何某些行為被禁止。然而，當它提供禁止婚外關係的理由時，這些理由往往非常重要。其重點並非疾病、意外懷孕之類的後果，也不是行為背後的動機。</w:t>
+        <w:t>）。</w:t>
       </w:r>
     </w:p>
     <w:p>
@@ -3733,9 +1684,9 @@
         <w:rPr>
           <w:lang w:val="zh_TW" w:bidi="zh_TW"/>
         </w:rPr>
-        <w:t>所有婚姻以外的性行為都是錯誤的，因為身體並不是為淫亂而造，犯下與性罪的人是在傷害自己的身體（</w:t>
-      </w:r>
-      <w:hyperlink r:id="rId135">
+        <w:t>人們會將香料會塗抹在衣服上，也會灑在臥榻上（</w:t>
+      </w:r>
+      <w:hyperlink r:id="rId46">
         <w:r>
           <w:rPr>
             <w:lang w:val="zh_TW" w:bidi="zh_TW"/>
@@ -3744,30 +1695,16 @@
             <w:color w:val="0000EE"/>
             <w:u w:val="single"/>
           </w:rPr>
-          <w:t>林前6:13、18</w:t>
+          <w:t>詩45:8</w:t>
         </w:r>
       </w:hyperlink>
       <w:r>
         <w:rPr>
           <w:lang w:val="zh_TW" w:bidi="zh_TW"/>
         </w:rPr>
-        <w:t>）。性交是神所設計的特殊肢體交流，用來彰顯並確認男女之間獨特且終身的關係，聖經稱之為「婚姻」。</w:t>
-      </w:r>
-    </w:p>
-    <w:p>
-      <w:pPr/>
-      <w:r>
-        <w:rPr>
-          <w:lang w:val="zh_TW" w:bidi="zh_TW"/>
-        </w:rPr>
-      </w:r>
-      <w:r>
-        <w:rPr>
-          <w:lang w:val="zh_TW" w:bidi="zh_TW"/>
-        </w:rPr>
-        <w:t>聖經禁止同性戀（</w:t>
-      </w:r>
-      <w:hyperlink r:id="rId136">
+        <w:t>；</w:t>
+      </w:r>
+      <w:hyperlink r:id="rId47">
         <w:r>
           <w:rPr>
             <w:lang w:val="zh_TW" w:bidi="zh_TW"/>
@@ -3776,7 +1713,7 @@
             <w:color w:val="0000EE"/>
             <w:u w:val="single"/>
           </w:rPr>
-          <w:t>利18:22</w:t>
+          <w:t>歌4:11</w:t>
         </w:r>
       </w:hyperlink>
       <w:r>
@@ -3785,7 +1722,7 @@
         </w:rPr>
         <w:t>；</w:t>
       </w:r>
-      <w:hyperlink r:id="rId137">
+      <w:hyperlink r:id="rId48">
         <w:r>
           <w:rPr>
             <w:lang w:val="zh_TW" w:bidi="zh_TW"/>
@@ -3794,16 +1731,16 @@
             <w:color w:val="0000EE"/>
             <w:u w:val="single"/>
           </w:rPr>
-          <w:t>羅1:26</w:t>
+          <w:t>箴7:17</w:t>
         </w:r>
       </w:hyperlink>
       <w:r>
         <w:rPr>
           <w:lang w:val="zh_TW" w:bidi="zh_TW"/>
         </w:rPr>
-        <w:t>–</w:t>
-      </w:r>
-      <w:hyperlink r:id="rId137">
+        <w:t>）。香料在喪葬禮儀中也十分重要。人們會用香料保存遺體，並在喪禮中灑撒或焚燒香料（</w:t>
+      </w:r>
+      <w:hyperlink r:id="rId49">
         <w:r>
           <w:rPr>
             <w:lang w:val="zh_TW" w:bidi="zh_TW"/>
@@ -3812,16 +1749,16 @@
             <w:color w:val="0000EE"/>
             <w:u w:val="single"/>
           </w:rPr>
-          <w:t>27</w:t>
+          <w:t>創50:2–3</w:t>
         </w:r>
       </w:hyperlink>
       <w:r>
         <w:rPr>
           <w:lang w:val="zh_TW" w:bidi="zh_TW"/>
         </w:rPr>
-        <w:t>；</w:t>
-      </w:r>
-      <w:hyperlink r:id="rId138">
+        <w:t>、</w:t>
+      </w:r>
+      <w:hyperlink r:id="rId49">
         <w:r>
           <w:rPr>
             <w:lang w:val="zh_TW" w:bidi="zh_TW"/>
@@ -3830,16 +1767,16 @@
             <w:color w:val="0000EE"/>
             <w:u w:val="single"/>
           </w:rPr>
-          <w:t>林前6:9</w:t>
+          <w:t>26</w:t>
         </w:r>
       </w:hyperlink>
       <w:r>
         <w:rPr>
           <w:lang w:val="zh_TW" w:bidi="zh_TW"/>
         </w:rPr>
-        <w:t>–</w:t>
-      </w:r>
-      <w:hyperlink r:id="rId138">
+        <w:t>；</w:t>
+      </w:r>
+      <w:hyperlink r:id="rId50">
         <w:r>
           <w:rPr>
             <w:lang w:val="zh_TW" w:bidi="zh_TW"/>
@@ -3848,16 +1785,16 @@
             <w:color w:val="0000EE"/>
             <w:u w:val="single"/>
           </w:rPr>
-          <w:t>10</w:t>
+          <w:t>代下16:14</w:t>
         </w:r>
       </w:hyperlink>
       <w:r>
         <w:rPr>
           <w:lang w:val="zh_TW" w:bidi="zh_TW"/>
         </w:rPr>
-        <w:t>；</w:t>
-      </w:r>
-      <w:hyperlink r:id="rId139">
+        <w:t>）。尼哥德慕曾帶著沒藥和沉香來裹耶穌的身體（</w:t>
+      </w:r>
+      <w:hyperlink r:id="rId51">
         <w:r>
           <w:rPr>
             <w:lang w:val="zh_TW" w:bidi="zh_TW"/>
@@ -3866,16 +1803,67 @@
             <w:color w:val="0000EE"/>
             <w:u w:val="single"/>
           </w:rPr>
-          <w:t>提前1:9</w:t>
+          <w:t>約19:39–40</w:t>
         </w:r>
       </w:hyperlink>
       <w:r>
         <w:rPr>
           <w:lang w:val="zh_TW" w:bidi="zh_TW"/>
         </w:rPr>
-        <w:t>–</w:t>
-      </w:r>
-      <w:hyperlink r:id="rId139">
+        <w:t>）。在大希律（Herod the Great）的喪禮上，有500名奴僕抬著香料隨行（約瑟夫〔Josephus〕的</w:t>
+      </w:r>
+      <w:r>
+        <w:rPr>
+          <w:i/>
+          <w:lang w:val="zh_TW" w:bidi="zh_TW"/>
+        </w:rPr>
+        <w:t>猶太古史記</w:t>
+      </w:r>
+      <w:r>
+        <w:rPr>
+          <w:lang w:val="zh_TW" w:bidi="zh_TW"/>
+        </w:rPr>
+        <w:t xml:space="preserve"> </w:t>
+      </w:r>
+      <w:r>
+        <w:rPr>
+          <w:i/>
+          <w:lang w:val="zh_TW" w:bidi="zh_TW"/>
+        </w:rPr>
+        <w:t>〔Antiquities〕</w:t>
+      </w:r>
+      <w:r>
+        <w:rPr>
+          <w:lang w:val="zh_TW" w:bidi="zh_TW"/>
+        </w:rPr>
+        <w:t>17.8.3）。</w:t>
+      </w:r>
+    </w:p>
+    <w:p>
+      <w:pPr>
+        <w:pStyle w:val="Heading4"/>
+      </w:pPr>
+      <w:r>
+        <w:rPr>
+          <w:lang w:val="zh_TW" w:bidi="zh_TW"/>
+        </w:rPr>
+        <w:t>香料在敬拜中的用途</w:t>
+      </w:r>
+    </w:p>
+    <w:p>
+      <w:pPr/>
+      <w:r>
+        <w:rPr>
+          <w:lang w:val="zh_TW" w:bidi="zh_TW"/>
+        </w:rPr>
+      </w:r>
+      <w:r>
+        <w:rPr>
+          <w:lang w:val="zh_TW" w:bidi="zh_TW"/>
+        </w:rPr>
+        <w:t>除了個人用途之外，油、香料和香也會用於敬拜。人們用聖膏油膏抹會幕、會幕中的器具，以及亞倫家的祭司，使他們分別為聖、承接聖職（</w:t>
+      </w:r>
+      <w:hyperlink r:id="rId17">
         <w:r>
           <w:rPr>
             <w:lang w:val="zh_TW" w:bidi="zh_TW"/>
@@ -3884,16 +1872,16 @@
             <w:color w:val="0000EE"/>
             <w:u w:val="single"/>
           </w:rPr>
-          <w:t>10</w:t>
+          <w:t>出30:22–25</w:t>
         </w:r>
       </w:hyperlink>
       <w:r>
         <w:rPr>
           <w:lang w:val="zh_TW" w:bidi="zh_TW"/>
         </w:rPr>
-        <w:t>）。這禁令的唯一解釋，見於</w:t>
-      </w:r>
-      <w:hyperlink r:id="rId140">
+        <w:t>；</w:t>
+      </w:r>
+      <w:hyperlink r:id="rId52">
         <w:r>
           <w:rPr>
             <w:lang w:val="zh_TW" w:bidi="zh_TW"/>
@@ -3902,41 +1890,16 @@
             <w:color w:val="0000EE"/>
             <w:u w:val="single"/>
           </w:rPr>
-          <w:t>羅馬書一章24至27節</w:t>
+          <w:t>詩133篇</w:t>
         </w:r>
       </w:hyperlink>
       <w:r>
         <w:rPr>
           <w:lang w:val="zh_TW" w:bidi="zh_TW"/>
         </w:rPr>
-        <w:t>。這些經文表明，人遠離神、轉向偶像之後，神便任憑他們隨從情慾，其中包括同性戀。在這觀點中，同性戀被視為違背神所設立的自然秩序，這秩序是為了讓男女能繁衍生命。</w:t>
-      </w:r>
-    </w:p>
-    <w:p>
-      <w:pPr>
-        <w:pStyle w:val="Heading3"/>
-      </w:pPr>
-      <w:r>
-        <w:rPr>
-          <w:lang w:val="zh_TW" w:bidi="zh_TW"/>
-        </w:rPr>
-        <w:t>勝過性誘惑</w:t>
-      </w:r>
-    </w:p>
-    <w:p>
-      <w:pPr/>
-      <w:r>
-        <w:rPr>
-          <w:lang w:val="zh_TW" w:bidi="zh_TW"/>
-        </w:rPr>
-      </w:r>
-      <w:r>
-        <w:rPr>
-          <w:lang w:val="zh_TW" w:bidi="zh_TW"/>
-        </w:rPr>
-        <w:t>聖經提供了實用的建議來勝過性誘惑：逃避它。當約瑟被他主人之妻引誘時，他就逃跑，甚至丟下外衣（</w:t>
-      </w:r>
-      <w:hyperlink r:id="rId141">
+        <w:t>）。</w:t>
+      </w:r>
+      <w:hyperlink r:id="rId53">
         <w:r>
           <w:rPr>
             <w:lang w:val="zh_TW" w:bidi="zh_TW"/>
@@ -3945,16 +1908,41 @@
             <w:color w:val="0000EE"/>
             <w:u w:val="single"/>
           </w:rPr>
-          <w:t>創39:12</w:t>
+          <w:t>出埃及記三十章34至35節</w:t>
         </w:r>
       </w:hyperlink>
       <w:r>
         <w:rPr>
           <w:lang w:val="zh_TW" w:bidi="zh_TW"/>
         </w:rPr>
-        <w:t>）。保羅勸勉基督徒要效法約瑟的榜樣（</w:t>
-      </w:r>
-      <w:hyperlink r:id="rId133">
+        <w:t>中便詳細記載了聖香的配方。這種香不但在以色列廣為人知，在古代近東也享有盛名。</w:t>
+      </w:r>
+    </w:p>
+    <w:p>
+      <w:pPr>
+        <w:pStyle w:val="Heading3"/>
+      </w:pPr>
+      <w:r>
+        <w:rPr>
+          <w:lang w:val="zh_TW" w:bidi="zh_TW"/>
+        </w:rPr>
+        <w:t>香料的比喻用法</w:t>
+      </w:r>
+    </w:p>
+    <w:p>
+      <w:pPr/>
+      <w:r>
+        <w:rPr>
+          <w:lang w:val="zh_TW" w:bidi="zh_TW"/>
+        </w:rPr>
+      </w:r>
+      <w:r>
+        <w:rPr>
+          <w:lang w:val="zh_TW" w:bidi="zh_TW"/>
+        </w:rPr>
+        <w:t>新約聖經也用香料作比喻。基督將自己獻給神，成為馨香的供物和祭物（</w:t>
+      </w:r>
+      <w:hyperlink r:id="rId54">
         <w:r>
           <w:rPr>
             <w:lang w:val="zh_TW" w:bidi="zh_TW"/>
@@ -3963,16 +1951,16 @@
             <w:color w:val="0000EE"/>
             <w:u w:val="single"/>
           </w:rPr>
-          <w:t>林前6:18</w:t>
+          <w:t>弗5:2</w:t>
         </w:r>
       </w:hyperlink>
       <w:r>
         <w:rPr>
           <w:lang w:val="zh_TW" w:bidi="zh_TW"/>
         </w:rPr>
-        <w:t>；</w:t>
-      </w:r>
-      <w:hyperlink r:id="rId142">
+        <w:t>）。經文形容腓立比教會送給保羅的禮物為馨香之氣的供物（</w:t>
+      </w:r>
+      <w:hyperlink r:id="rId55">
         <w:r>
           <w:rPr>
             <w:lang w:val="zh_TW" w:bidi="zh_TW"/>
@@ -3981,16 +1969,16 @@
             <w:color w:val="0000EE"/>
             <w:u w:val="single"/>
           </w:rPr>
-          <w:t>提後2:22</w:t>
+          <w:t>腓4:18</w:t>
         </w:r>
       </w:hyperlink>
       <w:r>
         <w:rPr>
           <w:lang w:val="zh_TW" w:bidi="zh_TW"/>
         </w:rPr>
-        <w:t>）。這承認人類對性的強烈渴望，但並不是叫人絕望。保羅教導，聖靈賜給信徒能力，使他們可以勝過性誘惑。他見過一些基督徒憑藉聖靈的能力，克制自己，甚至戰勝最難改變的惡習（</w:t>
-      </w:r>
-      <w:hyperlink r:id="rId143">
+        <w:t>）。眾聖徒的禱告則好像盛滿香的金爐（</w:t>
+      </w:r>
+      <w:hyperlink r:id="rId56">
         <w:r>
           <w:rPr>
             <w:lang w:val="zh_TW" w:bidi="zh_TW"/>
@@ -3999,16 +1987,139 @@
             <w:color w:val="0000EE"/>
             <w:u w:val="single"/>
           </w:rPr>
-          <w:t>林前6:9</w:t>
+          <w:t>啟5:8</w:t>
         </w:r>
       </w:hyperlink>
       <w:r>
         <w:rPr>
           <w:lang w:val="zh_TW" w:bidi="zh_TW"/>
         </w:rPr>
-        <w:t>–</w:t>
-      </w:r>
-      <w:hyperlink r:id="rId143">
+        <w:t>）。</w:t>
+      </w:r>
+    </w:p>
+    <w:p>
+      <w:pPr/>
+      <w:r>
+        <w:rPr>
+          <w:lang w:val="zh_TW" w:bidi="zh_TW"/>
+        </w:rPr>
+      </w:r>
+      <w:r>
+        <w:rPr>
+          <w:i/>
+          <w:lang w:val="zh_TW" w:bidi="zh_TW"/>
+        </w:rPr>
+        <w:t>另見</w:t>
+      </w:r>
+      <w:r>
+        <w:rPr>
+          <w:lang w:val="zh_TW" w:bidi="zh_TW"/>
+        </w:rPr>
+        <w:t xml:space="preserve"> </w:t>
+      </w:r>
+      <w:r>
+        <w:rPr>
+          <w:lang w:val="zh_TW" w:bidi="zh_TW"/>
+        </w:rPr>
+        <w:t>香品</w:t>
+      </w:r>
+      <w:r>
+        <w:rPr>
+          <w:lang w:val="zh_TW" w:bidi="zh_TW"/>
+        </w:rPr>
+        <w:t>；</w:t>
+      </w:r>
+      <w:r>
+        <w:rPr>
+          <w:lang w:val="zh_TW" w:bidi="zh_TW"/>
+        </w:rPr>
+        <w:t>油</w:t>
+      </w:r>
+      <w:r>
+        <w:rPr>
+          <w:lang w:val="zh_TW" w:bidi="zh_TW"/>
+        </w:rPr>
+        <w:t>；</w:t>
+      </w:r>
+      <w:r>
+        <w:rPr>
+          <w:lang w:val="zh_TW" w:bidi="zh_TW"/>
+        </w:rPr>
+        <w:t>香膏</w:t>
+      </w:r>
+      <w:r>
+        <w:rPr>
+          <w:lang w:val="zh_TW" w:bidi="zh_TW"/>
+        </w:rPr>
+        <w:t>；</w:t>
+      </w:r>
+      <w:r>
+        <w:rPr>
+          <w:lang w:val="zh_TW" w:bidi="zh_TW"/>
+        </w:rPr>
+        <w:t>製造</w:t>
+      </w:r>
+      <w:r>
+        <w:rPr>
+          <w:lang w:val="zh_TW" w:bidi="zh_TW"/>
+        </w:rPr>
+        <w:t>香膏的人（Perfumer）</w:t>
+      </w:r>
+      <w:r>
+        <w:rPr>
+          <w:lang w:val="zh_TW" w:bidi="zh_TW"/>
+        </w:rPr>
+        <w:t>。</w:t>
+      </w:r>
+      <w:r>
+        <w:rPr>
+          <w:lang w:val="zh_TW" w:bidi="zh_TW"/>
+        </w:rPr>
+      </w:r>
+      <w:r>
+        <w:rPr>
+          <w:lang w:val="zh_TW" w:bidi="zh_TW"/>
+        </w:rPr>
+      </w:r>
+    </w:p>
+    <w:p>
+      <w:pPr/>
+      <w:r>
+        <w:rPr>
+          <w:lang w:val="zh_TW" w:bidi="zh_TW"/>
+        </w:rPr>
+      </w:r>
+    </w:p>
+    <w:p>
+      <w:pPr>
+        <w:pStyle w:val="Heading2"/>
+      </w:pPr>
+      <w:r>
+        <w:rPr>
+          <w:lang w:val="zh_TW" w:bidi="zh_TW"/>
+        </w:rPr>
+        <w:t>香料</w:t>
+      </w:r>
+      <w:r>
+        <w:rPr>
+          <w:lang w:val="zh_TW" w:bidi="zh_TW"/>
+        </w:rPr>
+      </w:r>
+    </w:p>
+    <w:p>
+      <w:pPr/>
+      <w:r>
+        <w:rPr>
+          <w:lang w:val="zh_TW" w:bidi="zh_TW"/>
+        </w:rPr>
+      </w:r>
+      <w:r>
+        <w:rPr>
+          <w:lang w:val="zh_TW" w:bidi="zh_TW"/>
+        </w:rPr>
+        <w:t>黃耆屬（Astragalus）灌木樹液製成的黃蓍膠（tragacanth）的通稱，也是古代的貿易商品（</w:t>
+      </w:r>
+      <w:hyperlink r:id="rId57">
         <w:r>
           <w:rPr>
             <w:lang w:val="zh_TW" w:bidi="zh_TW"/>
@@ -4017,198 +2128,76 @@
             <w:color w:val="0000EE"/>
             <w:u w:val="single"/>
           </w:rPr>
-          <w:t>11</w:t>
+          <w:t>創43:11</w:t>
         </w:r>
       </w:hyperlink>
       <w:r>
         <w:rPr>
           <w:lang w:val="zh_TW" w:bidi="zh_TW"/>
         </w:rPr>
-        <w:t>；</w:t>
-      </w:r>
-      <w:hyperlink r:id="rId144">
-        <w:r>
-          <w:rPr>
-            <w:lang w:val="zh_TW" w:bidi="zh_TW"/>
-          </w:rPr>
-          <w:rPr>
-            <w:color w:val="0000EE"/>
-            <w:u w:val="single"/>
-          </w:rPr>
-          <w:t>加5:22</w:t>
-        </w:r>
-      </w:hyperlink>
-      <w:r>
-        <w:rPr>
-          <w:lang w:val="zh_TW" w:bidi="zh_TW"/>
-        </w:rPr>
-        <w:t>–</w:t>
-      </w:r>
-      <w:hyperlink r:id="rId144">
-        <w:r>
-          <w:rPr>
-            <w:lang w:val="zh_TW" w:bidi="zh_TW"/>
-          </w:rPr>
-          <w:rPr>
-            <w:color w:val="0000EE"/>
-            <w:u w:val="single"/>
-          </w:rPr>
-          <w:t>23</w:t>
-        </w:r>
-      </w:hyperlink>
-      <w:r>
-        <w:rPr>
-          <w:lang w:val="zh_TW" w:bidi="zh_TW"/>
-        </w:rPr>
-        <w:t>；</w:t>
-      </w:r>
-      <w:hyperlink r:id="rId145">
-        <w:r>
-          <w:rPr>
-            <w:lang w:val="zh_TW" w:bidi="zh_TW"/>
-          </w:rPr>
-          <w:rPr>
-            <w:color w:val="0000EE"/>
-            <w:u w:val="single"/>
-          </w:rPr>
-          <w:t>提後1:7</w:t>
-        </w:r>
-      </w:hyperlink>
+        <w:t>）。這類灌木廣泛生長於古代近東。</w:t>
+      </w:r>
+      <w:r>
+        <w:rPr>
+          <w:i/>
+          <w:lang w:val="zh_TW" w:bidi="zh_TW"/>
+        </w:rPr>
+        <w:t>黃</w:t>
+      </w:r>
+      <w:r>
+        <w:rPr>
+          <w:lang w:val="zh_TW" w:bidi="zh_TW"/>
+        </w:rPr>
+        <w:t>蓍（Astragalus tragacantha）的香料至今仍作商業用途。</w:t>
+      </w:r>
+      <w:r>
+        <w:rPr>
+          <w:i/>
+          <w:lang w:val="zh_TW" w:bidi="zh_TW"/>
+        </w:rPr>
+        <w:t>見</w:t>
+      </w:r>
+      <w:r>
+        <w:rPr>
+          <w:lang w:val="zh_TW" w:bidi="zh_TW"/>
+        </w:rPr>
+        <w:t xml:space="preserve"> </w:t>
+      </w:r>
+      <w:r>
+        <w:rPr>
+          <w:lang w:val="zh_TW" w:bidi="zh_TW"/>
+        </w:rPr>
+        <w:t>植物</w:t>
+      </w:r>
+      <w:r>
+        <w:rPr>
+          <w:lang w:val="zh_TW" w:bidi="zh_TW"/>
+        </w:rPr>
+        <w:t>（</w:t>
+      </w:r>
+      <w:r>
+        <w:rPr>
+          <w:lang w:val="zh_TW" w:bidi="zh_TW"/>
+        </w:rPr>
+        <w:t>蘆薈，乳</w:t>
+      </w:r>
+      <w:r>
+        <w:rPr>
+          <w:lang w:val="zh_TW" w:bidi="zh_TW"/>
+        </w:rPr>
+        <w:t>香，</w:t>
+      </w:r>
+      <w:r>
+        <w:rPr>
+          <w:lang w:val="zh_TW" w:bidi="zh_TW"/>
+        </w:rPr>
+        <w:t>沒藥</w:t>
+      </w:r>
       <w:r>
         <w:rPr>
           <w:lang w:val="zh_TW" w:bidi="zh_TW"/>
         </w:rPr>
         <w:t>）。</w:t>
-      </w:r>
-    </w:p>
-    <w:p>
-      <w:pPr>
-        <w:pStyle w:val="Heading3"/>
-      </w:pPr>
-      <w:r>
-        <w:rPr>
-          <w:lang w:val="zh_TW" w:bidi="zh_TW"/>
-        </w:rPr>
-        <w:t>人類性慾的未來</w:t>
-      </w:r>
-    </w:p>
-    <w:p>
-      <w:pPr/>
-      <w:r>
-        <w:rPr>
-          <w:lang w:val="zh_TW" w:bidi="zh_TW"/>
-        </w:rPr>
-      </w:r>
-      <w:r>
-        <w:rPr>
-          <w:lang w:val="zh_TW" w:bidi="zh_TW"/>
-        </w:rPr>
-        <w:t>新約暗示神將結束人類的性，正如祂起初設立它一樣。耶穌教導說，在將來的世界裡「人也不娶，也不嫁」（</w:t>
-      </w:r>
-      <w:hyperlink r:id="rId146">
-        <w:r>
-          <w:rPr>
-            <w:lang w:val="zh_TW" w:bidi="zh_TW"/>
-          </w:rPr>
-          <w:rPr>
-            <w:color w:val="0000EE"/>
-            <w:u w:val="single"/>
-          </w:rPr>
-          <w:t>太22:30</w:t>
-        </w:r>
-      </w:hyperlink>
-      <w:r>
-        <w:rPr>
-          <w:lang w:val="zh_TW" w:bidi="zh_TW"/>
-        </w:rPr>
-        <w:t>）。這是意料之外，但卻合乎聖經教導的結論。當不再有死亡時，生育的需要便消失。當人際關係達到完全的愛時，性作為維繫關係的需要也就不復存在。因此，神對人類性慾的兩大目的——繁衍與加深關係，都將在永恆中得著完全實現。</w:t>
-      </w:r>
-    </w:p>
-    <w:p>
-      <w:pPr/>
-      <w:r>
-        <w:rPr>
-          <w:lang w:val="zh_TW" w:bidi="zh_TW"/>
-        </w:rPr>
-      </w:r>
-      <w:r>
-        <w:rPr>
-          <w:i/>
-          <w:lang w:val="zh_TW" w:bidi="zh_TW"/>
-        </w:rPr>
-        <w:t>另見</w:t>
-      </w:r>
-      <w:r>
-        <w:rPr>
-          <w:lang w:val="zh_TW" w:bidi="zh_TW"/>
-        </w:rPr>
-        <w:t>休妻</w:t>
-      </w:r>
-      <w:r>
-        <w:rPr>
-          <w:lang w:val="zh_TW" w:bidi="zh_TW"/>
-        </w:rPr>
-        <w:t>、</w:t>
-      </w:r>
-      <w:r>
-        <w:rPr>
-          <w:lang w:val="zh_TW" w:bidi="zh_TW"/>
-        </w:rPr>
-        <w:t>家庭生活和關係</w:t>
-      </w:r>
-      <w:r>
-        <w:rPr>
-          <w:lang w:val="zh_TW" w:bidi="zh_TW"/>
-        </w:rPr>
-        <w:t>、</w:t>
-      </w:r>
-      <w:r>
-        <w:rPr>
-          <w:lang w:val="zh_TW" w:bidi="zh_TW"/>
-        </w:rPr>
-        <w:t>男人</w:t>
-      </w:r>
-      <w:r>
-        <w:rPr>
-          <w:lang w:val="zh_TW" w:bidi="zh_TW"/>
-        </w:rPr>
-        <w:t>、</w:t>
-      </w:r>
-      <w:r>
-        <w:rPr>
-          <w:lang w:val="zh_TW" w:bidi="zh_TW"/>
-        </w:rPr>
-        <w:t>婚姻，婚姻習俗</w:t>
-      </w:r>
-      <w:r>
-        <w:rPr>
-          <w:lang w:val="zh_TW" w:bidi="zh_TW"/>
-        </w:rPr>
-        <w:t>、</w:t>
-      </w:r>
-      <w:r>
-        <w:rPr>
-          <w:lang w:val="zh_TW" w:bidi="zh_TW"/>
-        </w:rPr>
-        <w:t>童貞女</w:t>
-      </w:r>
-      <w:r>
-        <w:rPr>
-          <w:lang w:val="zh_TW" w:bidi="zh_TW"/>
-        </w:rPr>
-        <w:t>、</w:t>
-      </w:r>
-      <w:r>
-        <w:rPr>
-          <w:lang w:val="zh_TW" w:bidi="zh_TW"/>
-        </w:rPr>
-        <w:t>婦女</w:t>
-      </w:r>
-      <w:r>
-        <w:rPr>
-          <w:lang w:val="zh_TW" w:bidi="zh_TW"/>
-        </w:rPr>
-        <w:t>。</w:t>
       </w:r>
       <w:r>
         <w:rPr>
@@ -6110,18 +4099,6 @@
   </w:num>
   <w:num w:numId="13" w16cid:durableId="592781308">
     <w:abstractNumId w:val="11"/>
-  </w:num>
-  <w:num w:numId="14">
-    <w:abstractNumId w:val="3"/>
-    <w:lvlOverride w:ilvl="0">
-      <w:startOverride w:val="1"/>
-    </w:lvlOverride>
-  </w:num>
-  <w:num w:numId="15">
-    <w:abstractNumId w:val="3"/>
-    <w:lvlOverride w:ilvl="0">
-      <w:startOverride w:val="1"/>
-    </w:lvlOverride>
   </w:num>
   <w:numIdMacAtCleanup w:val="10"/>
 </w:numbering>
